--- a/docs/tables/entire/sec7_lm_d365_c30.docx
+++ b/docs/tables/entire/sec7_lm_d365_c30.docx
@@ -2043,113 +2043,113 @@
                 <w:szCs w:val="22"/>
                 <w:color w:val="000000"/>
               </w:rPr>
-              <w:t xml:space="preserve">-2.4</w:t>
-            </w:r>
-          </w:p>
-        </w:tc>
-        <w:tc>
-          <w:tcPr>
-            <w:tcBorders>
-              <w:bottom w:val="none" w:sz="0" w:space="0" w:color="000000"/>
-              <w:top w:val="none" w:sz="0" w:space="0" w:color="000000"/>
-              <w:left w:val="none" w:sz="0" w:space="0" w:color="000000"/>
-              <w:right w:val="none" w:sz="0" w:space="0" w:color="000000"/>
-            </w:tcBorders>
-            <w:shd w:val="clear" w:color="auto" w:fill="FFFFFF"/>
-            <w:tcMar>
-              <w:top w:w="0" w:type="dxa"/>
-              <w:bottom w:w="0" w:type="dxa"/>
-              <w:left w:w="0" w:type="dxa"/>
-              <w:right w:w="0" w:type="dxa"/>
-            </w:tcMar>
-            <w:vAlign w:val="top"/>
-          </w:tcPr>
-          <w:p>
-            <w:pPr>
-              <w:pStyle w:val="Normal"/>
-              <w:jc w:val="center"/>
-              <w:pBdr>
-                <w:bottom w:val="none" w:sz="0" w:space="0" w:color="000000"/>
-                <w:top w:val="none" w:sz="0" w:space="0" w:color="000000"/>
-                <w:left w:val="none" w:sz="0" w:space="0" w:color="000000"/>
-                <w:right w:val="none" w:sz="0" w:space="0" w:color="000000"/>
-              </w:pBdr>
-              <w:spacing w:after="100" w:before="100" w:line="240"/>
-              <w:ind w:left="100" w:right="100" w:firstLine="0" w:firstLineChars="0"/>
-              <w:rPr>
-                <w:rFonts w:ascii="Helvetica" w:hAnsi="Helvetica" w:eastAsia="Helvetica" w:cs="Helvetica"/>
-                <w:i w:val="false"/>
-                <w:b w:val="false"/>
-                <w:u w:val="none"/>
-                <w:sz w:val="22"/>
-                <w:szCs w:val="22"/>
-                <w:color w:val="000000"/>
-              </w:rPr>
-            </w:pPr>
-            <w:r>
-              <w:rPr>
-                <w:rFonts w:ascii="Helvetica" w:hAnsi="Helvetica" w:eastAsia="Helvetica" w:cs="Helvetica"/>
-                <w:i w:val="false"/>
-                <w:b w:val="false"/>
-                <w:u w:val="none"/>
-                <w:sz w:val="22"/>
-                <w:szCs w:val="22"/>
-                <w:color w:val="000000"/>
-              </w:rPr>
-              <w:t xml:space="preserve">-5.6, 0.77</w:t>
-            </w:r>
-          </w:p>
-        </w:tc>
-        <w:tc>
-          <w:tcPr>
-            <w:tcBorders>
-              <w:bottom w:val="none" w:sz="0" w:space="0" w:color="000000"/>
-              <w:top w:val="none" w:sz="0" w:space="0" w:color="000000"/>
-              <w:left w:val="none" w:sz="0" w:space="0" w:color="000000"/>
-              <w:right w:val="none" w:sz="0" w:space="0" w:color="000000"/>
-            </w:tcBorders>
-            <w:shd w:val="clear" w:color="auto" w:fill="FFFFFF"/>
-            <w:tcMar>
-              <w:top w:w="0" w:type="dxa"/>
-              <w:bottom w:w="0" w:type="dxa"/>
-              <w:left w:w="0" w:type="dxa"/>
-              <w:right w:w="0" w:type="dxa"/>
-            </w:tcMar>
-            <w:vAlign w:val="top"/>
-          </w:tcPr>
-          <w:p>
-            <w:pPr>
-              <w:pStyle w:val="Normal"/>
-              <w:jc w:val="center"/>
-              <w:pBdr>
-                <w:bottom w:val="none" w:sz="0" w:space="0" w:color="000000"/>
-                <w:top w:val="none" w:sz="0" w:space="0" w:color="000000"/>
-                <w:left w:val="none" w:sz="0" w:space="0" w:color="000000"/>
-                <w:right w:val="none" w:sz="0" w:space="0" w:color="000000"/>
-              </w:pBdr>
-              <w:spacing w:after="100" w:before="100" w:line="240"/>
-              <w:ind w:left="100" w:right="100" w:firstLine="0" w:firstLineChars="0"/>
-              <w:rPr>
-                <w:rFonts w:ascii="Helvetica" w:hAnsi="Helvetica" w:eastAsia="Helvetica" w:cs="Helvetica"/>
-                <w:i w:val="false"/>
-                <w:b w:val="false"/>
-                <w:u w:val="none"/>
-                <w:sz w:val="22"/>
-                <w:szCs w:val="22"/>
-                <w:color w:val="000000"/>
-              </w:rPr>
-            </w:pPr>
-            <w:r>
-              <w:rPr>
-                <w:rFonts w:ascii="Helvetica" w:hAnsi="Helvetica" w:eastAsia="Helvetica" w:cs="Helvetica"/>
-                <w:i w:val="false"/>
-                <w:b w:val="false"/>
-                <w:u w:val="none"/>
-                <w:sz w:val="22"/>
-                <w:szCs w:val="22"/>
-                <w:color w:val="000000"/>
-              </w:rPr>
-              <w:t xml:space="preserve">0.137</w:t>
+              <w:t xml:space="preserve">-4.3</w:t>
+            </w:r>
+          </w:p>
+        </w:tc>
+        <w:tc>
+          <w:tcPr>
+            <w:tcBorders>
+              <w:bottom w:val="none" w:sz="0" w:space="0" w:color="000000"/>
+              <w:top w:val="none" w:sz="0" w:space="0" w:color="000000"/>
+              <w:left w:val="none" w:sz="0" w:space="0" w:color="000000"/>
+              <w:right w:val="none" w:sz="0" w:space="0" w:color="000000"/>
+            </w:tcBorders>
+            <w:shd w:val="clear" w:color="auto" w:fill="FFFFFF"/>
+            <w:tcMar>
+              <w:top w:w="0" w:type="dxa"/>
+              <w:bottom w:w="0" w:type="dxa"/>
+              <w:left w:w="0" w:type="dxa"/>
+              <w:right w:w="0" w:type="dxa"/>
+            </w:tcMar>
+            <w:vAlign w:val="top"/>
+          </w:tcPr>
+          <w:p>
+            <w:pPr>
+              <w:pStyle w:val="Normal"/>
+              <w:jc w:val="center"/>
+              <w:pBdr>
+                <w:bottom w:val="none" w:sz="0" w:space="0" w:color="000000"/>
+                <w:top w:val="none" w:sz="0" w:space="0" w:color="000000"/>
+                <w:left w:val="none" w:sz="0" w:space="0" w:color="000000"/>
+                <w:right w:val="none" w:sz="0" w:space="0" w:color="000000"/>
+              </w:pBdr>
+              <w:spacing w:after="100" w:before="100" w:line="240"/>
+              <w:ind w:left="100" w:right="100" w:firstLine="0" w:firstLineChars="0"/>
+              <w:rPr>
+                <w:rFonts w:ascii="Helvetica" w:hAnsi="Helvetica" w:eastAsia="Helvetica" w:cs="Helvetica"/>
+                <w:i w:val="false"/>
+                <w:b w:val="false"/>
+                <w:u w:val="none"/>
+                <w:sz w:val="22"/>
+                <w:szCs w:val="22"/>
+                <w:color w:val="000000"/>
+              </w:rPr>
+            </w:pPr>
+            <w:r>
+              <w:rPr>
+                <w:rFonts w:ascii="Helvetica" w:hAnsi="Helvetica" w:eastAsia="Helvetica" w:cs="Helvetica"/>
+                <w:i w:val="false"/>
+                <w:b w:val="false"/>
+                <w:u w:val="none"/>
+                <w:sz w:val="22"/>
+                <w:szCs w:val="22"/>
+                <w:color w:val="000000"/>
+              </w:rPr>
+              <w:t xml:space="preserve">-7.7, -0.87</w:t>
+            </w:r>
+          </w:p>
+        </w:tc>
+        <w:tc>
+          <w:tcPr>
+            <w:tcBorders>
+              <w:bottom w:val="none" w:sz="0" w:space="0" w:color="000000"/>
+              <w:top w:val="none" w:sz="0" w:space="0" w:color="000000"/>
+              <w:left w:val="none" w:sz="0" w:space="0" w:color="000000"/>
+              <w:right w:val="none" w:sz="0" w:space="0" w:color="000000"/>
+            </w:tcBorders>
+            <w:shd w:val="clear" w:color="auto" w:fill="FFFFFF"/>
+            <w:tcMar>
+              <w:top w:w="0" w:type="dxa"/>
+              <w:bottom w:w="0" w:type="dxa"/>
+              <w:left w:w="0" w:type="dxa"/>
+              <w:right w:w="0" w:type="dxa"/>
+            </w:tcMar>
+            <w:vAlign w:val="top"/>
+          </w:tcPr>
+          <w:p>
+            <w:pPr>
+              <w:pStyle w:val="Normal"/>
+              <w:jc w:val="center"/>
+              <w:pBdr>
+                <w:bottom w:val="none" w:sz="0" w:space="0" w:color="000000"/>
+                <w:top w:val="none" w:sz="0" w:space="0" w:color="000000"/>
+                <w:left w:val="none" w:sz="0" w:space="0" w:color="000000"/>
+                <w:right w:val="none" w:sz="0" w:space="0" w:color="000000"/>
+              </w:pBdr>
+              <w:spacing w:after="100" w:before="100" w:line="240"/>
+              <w:ind w:left="100" w:right="100" w:firstLine="0" w:firstLineChars="0"/>
+              <w:rPr>
+                <w:rFonts w:ascii="Helvetica" w:hAnsi="Helvetica" w:eastAsia="Helvetica" w:cs="Helvetica"/>
+                <w:i w:val="false"/>
+                <w:b w:val="false"/>
+                <w:u w:val="none"/>
+                <w:sz w:val="22"/>
+                <w:szCs w:val="22"/>
+                <w:color w:val="000000"/>
+              </w:rPr>
+            </w:pPr>
+            <w:r>
+              <w:rPr>
+                <w:rFonts w:ascii="Helvetica" w:hAnsi="Helvetica" w:eastAsia="Helvetica" w:cs="Helvetica"/>
+                <w:i w:val="false"/>
+                <w:b w:val="false"/>
+                <w:u w:val="none"/>
+                <w:sz w:val="22"/>
+                <w:szCs w:val="22"/>
+                <w:color w:val="000000"/>
+              </w:rPr>
+              <w:t xml:space="preserve">0.014</w:t>
             </w:r>
           </w:p>
         </w:tc>
@@ -2526,113 +2526,113 @@
                 <w:szCs w:val="22"/>
                 <w:color w:val="000000"/>
               </w:rPr>
-              <w:t xml:space="preserve">-0.22</w:t>
-            </w:r>
-          </w:p>
-        </w:tc>
-        <w:tc>
-          <w:tcPr>
-            <w:tcBorders>
-              <w:bottom w:val="none" w:sz="0" w:space="0" w:color="000000"/>
-              <w:top w:val="none" w:sz="0" w:space="0" w:color="000000"/>
-              <w:left w:val="none" w:sz="0" w:space="0" w:color="000000"/>
-              <w:right w:val="none" w:sz="0" w:space="0" w:color="000000"/>
-            </w:tcBorders>
-            <w:shd w:val="clear" w:color="auto" w:fill="FFFFFF"/>
-            <w:tcMar>
-              <w:top w:w="0" w:type="dxa"/>
-              <w:bottom w:w="0" w:type="dxa"/>
-              <w:left w:w="0" w:type="dxa"/>
-              <w:right w:w="0" w:type="dxa"/>
-            </w:tcMar>
-            <w:vAlign w:val="top"/>
-          </w:tcPr>
-          <w:p>
-            <w:pPr>
-              <w:pStyle w:val="Normal"/>
-              <w:jc w:val="center"/>
-              <w:pBdr>
-                <w:bottom w:val="none" w:sz="0" w:space="0" w:color="000000"/>
-                <w:top w:val="none" w:sz="0" w:space="0" w:color="000000"/>
-                <w:left w:val="none" w:sz="0" w:space="0" w:color="000000"/>
-                <w:right w:val="none" w:sz="0" w:space="0" w:color="000000"/>
-              </w:pBdr>
-              <w:spacing w:after="100" w:before="100" w:line="240"/>
-              <w:ind w:left="100" w:right="100" w:firstLine="0" w:firstLineChars="0"/>
-              <w:rPr>
-                <w:rFonts w:ascii="Helvetica" w:hAnsi="Helvetica" w:eastAsia="Helvetica" w:cs="Helvetica"/>
-                <w:i w:val="false"/>
-                <w:b w:val="false"/>
-                <w:u w:val="none"/>
-                <w:sz w:val="22"/>
-                <w:szCs w:val="22"/>
-                <w:color w:val="000000"/>
-              </w:rPr>
-            </w:pPr>
-            <w:r>
-              <w:rPr>
-                <w:rFonts w:ascii="Helvetica" w:hAnsi="Helvetica" w:eastAsia="Helvetica" w:cs="Helvetica"/>
-                <w:i w:val="false"/>
-                <w:b w:val="false"/>
-                <w:u w:val="none"/>
-                <w:sz w:val="22"/>
-                <w:szCs w:val="22"/>
-                <w:color w:val="000000"/>
-              </w:rPr>
-              <w:t xml:space="preserve">-0.37, -0.07</w:t>
-            </w:r>
-          </w:p>
-        </w:tc>
-        <w:tc>
-          <w:tcPr>
-            <w:tcBorders>
-              <w:bottom w:val="none" w:sz="0" w:space="0" w:color="000000"/>
-              <w:top w:val="none" w:sz="0" w:space="0" w:color="000000"/>
-              <w:left w:val="none" w:sz="0" w:space="0" w:color="000000"/>
-              <w:right w:val="none" w:sz="0" w:space="0" w:color="000000"/>
-            </w:tcBorders>
-            <w:shd w:val="clear" w:color="auto" w:fill="FFFFFF"/>
-            <w:tcMar>
-              <w:top w:w="0" w:type="dxa"/>
-              <w:bottom w:w="0" w:type="dxa"/>
-              <w:left w:w="0" w:type="dxa"/>
-              <w:right w:w="0" w:type="dxa"/>
-            </w:tcMar>
-            <w:vAlign w:val="top"/>
-          </w:tcPr>
-          <w:p>
-            <w:pPr>
-              <w:pStyle w:val="Normal"/>
-              <w:jc w:val="center"/>
-              <w:pBdr>
-                <w:bottom w:val="none" w:sz="0" w:space="0" w:color="000000"/>
-                <w:top w:val="none" w:sz="0" w:space="0" w:color="000000"/>
-                <w:left w:val="none" w:sz="0" w:space="0" w:color="000000"/>
-                <w:right w:val="none" w:sz="0" w:space="0" w:color="000000"/>
-              </w:pBdr>
-              <w:spacing w:after="100" w:before="100" w:line="240"/>
-              <w:ind w:left="100" w:right="100" w:firstLine="0" w:firstLineChars="0"/>
-              <w:rPr>
-                <w:rFonts w:ascii="Helvetica" w:hAnsi="Helvetica" w:eastAsia="Helvetica" w:cs="Helvetica"/>
-                <w:i w:val="false"/>
-                <w:b w:val="false"/>
-                <w:u w:val="none"/>
-                <w:sz w:val="22"/>
-                <w:szCs w:val="22"/>
-                <w:color w:val="000000"/>
-              </w:rPr>
-            </w:pPr>
-            <w:r>
-              <w:rPr>
-                <w:rFonts w:ascii="Helvetica" w:hAnsi="Helvetica" w:eastAsia="Helvetica" w:cs="Helvetica"/>
-                <w:i w:val="false"/>
-                <w:b w:val="false"/>
-                <w:u w:val="none"/>
-                <w:sz w:val="22"/>
-                <w:szCs w:val="22"/>
-                <w:color w:val="000000"/>
-              </w:rPr>
-              <w:t xml:space="preserve">0.003</w:t>
+              <w:t xml:space="preserve">-0.13</w:t>
+            </w:r>
+          </w:p>
+        </w:tc>
+        <w:tc>
+          <w:tcPr>
+            <w:tcBorders>
+              <w:bottom w:val="none" w:sz="0" w:space="0" w:color="000000"/>
+              <w:top w:val="none" w:sz="0" w:space="0" w:color="000000"/>
+              <w:left w:val="none" w:sz="0" w:space="0" w:color="000000"/>
+              <w:right w:val="none" w:sz="0" w:space="0" w:color="000000"/>
+            </w:tcBorders>
+            <w:shd w:val="clear" w:color="auto" w:fill="FFFFFF"/>
+            <w:tcMar>
+              <w:top w:w="0" w:type="dxa"/>
+              <w:bottom w:w="0" w:type="dxa"/>
+              <w:left w:w="0" w:type="dxa"/>
+              <w:right w:w="0" w:type="dxa"/>
+            </w:tcMar>
+            <w:vAlign w:val="top"/>
+          </w:tcPr>
+          <w:p>
+            <w:pPr>
+              <w:pStyle w:val="Normal"/>
+              <w:jc w:val="center"/>
+              <w:pBdr>
+                <w:bottom w:val="none" w:sz="0" w:space="0" w:color="000000"/>
+                <w:top w:val="none" w:sz="0" w:space="0" w:color="000000"/>
+                <w:left w:val="none" w:sz="0" w:space="0" w:color="000000"/>
+                <w:right w:val="none" w:sz="0" w:space="0" w:color="000000"/>
+              </w:pBdr>
+              <w:spacing w:after="100" w:before="100" w:line="240"/>
+              <w:ind w:left="100" w:right="100" w:firstLine="0" w:firstLineChars="0"/>
+              <w:rPr>
+                <w:rFonts w:ascii="Helvetica" w:hAnsi="Helvetica" w:eastAsia="Helvetica" w:cs="Helvetica"/>
+                <w:i w:val="false"/>
+                <w:b w:val="false"/>
+                <w:u w:val="none"/>
+                <w:sz w:val="22"/>
+                <w:szCs w:val="22"/>
+                <w:color w:val="000000"/>
+              </w:rPr>
+            </w:pPr>
+            <w:r>
+              <w:rPr>
+                <w:rFonts w:ascii="Helvetica" w:hAnsi="Helvetica" w:eastAsia="Helvetica" w:cs="Helvetica"/>
+                <w:i w:val="false"/>
+                <w:b w:val="false"/>
+                <w:u w:val="none"/>
+                <w:sz w:val="22"/>
+                <w:szCs w:val="22"/>
+                <w:color w:val="000000"/>
+              </w:rPr>
+              <w:t xml:space="preserve">-0.26, 0.00</w:t>
+            </w:r>
+          </w:p>
+        </w:tc>
+        <w:tc>
+          <w:tcPr>
+            <w:tcBorders>
+              <w:bottom w:val="none" w:sz="0" w:space="0" w:color="000000"/>
+              <w:top w:val="none" w:sz="0" w:space="0" w:color="000000"/>
+              <w:left w:val="none" w:sz="0" w:space="0" w:color="000000"/>
+              <w:right w:val="none" w:sz="0" w:space="0" w:color="000000"/>
+            </w:tcBorders>
+            <w:shd w:val="clear" w:color="auto" w:fill="FFFFFF"/>
+            <w:tcMar>
+              <w:top w:w="0" w:type="dxa"/>
+              <w:bottom w:w="0" w:type="dxa"/>
+              <w:left w:w="0" w:type="dxa"/>
+              <w:right w:w="0" w:type="dxa"/>
+            </w:tcMar>
+            <w:vAlign w:val="top"/>
+          </w:tcPr>
+          <w:p>
+            <w:pPr>
+              <w:pStyle w:val="Normal"/>
+              <w:jc w:val="center"/>
+              <w:pBdr>
+                <w:bottom w:val="none" w:sz="0" w:space="0" w:color="000000"/>
+                <w:top w:val="none" w:sz="0" w:space="0" w:color="000000"/>
+                <w:left w:val="none" w:sz="0" w:space="0" w:color="000000"/>
+                <w:right w:val="none" w:sz="0" w:space="0" w:color="000000"/>
+              </w:pBdr>
+              <w:spacing w:after="100" w:before="100" w:line="240"/>
+              <w:ind w:left="100" w:right="100" w:firstLine="0" w:firstLineChars="0"/>
+              <w:rPr>
+                <w:rFonts w:ascii="Helvetica" w:hAnsi="Helvetica" w:eastAsia="Helvetica" w:cs="Helvetica"/>
+                <w:i w:val="false"/>
+                <w:b w:val="false"/>
+                <w:u w:val="none"/>
+                <w:sz w:val="22"/>
+                <w:szCs w:val="22"/>
+                <w:color w:val="000000"/>
+              </w:rPr>
+            </w:pPr>
+            <w:r>
+              <w:rPr>
+                <w:rFonts w:ascii="Helvetica" w:hAnsi="Helvetica" w:eastAsia="Helvetica" w:cs="Helvetica"/>
+                <w:i w:val="false"/>
+                <w:b w:val="false"/>
+                <w:u w:val="none"/>
+                <w:sz w:val="22"/>
+                <w:szCs w:val="22"/>
+                <w:color w:val="000000"/>
+              </w:rPr>
+              <w:t xml:space="preserve">0.058</w:t>
             </w:r>
           </w:p>
         </w:tc>
@@ -3975,113 +3975,113 @@
                 <w:szCs w:val="22"/>
                 <w:color w:val="000000"/>
               </w:rPr>
-              <w:t xml:space="preserve">0.44</w:t>
-            </w:r>
-          </w:p>
-        </w:tc>
-        <w:tc>
-          <w:tcPr>
-            <w:tcBorders>
-              <w:bottom w:val="none" w:sz="0" w:space="0" w:color="000000"/>
-              <w:top w:val="none" w:sz="0" w:space="0" w:color="000000"/>
-              <w:left w:val="none" w:sz="0" w:space="0" w:color="000000"/>
-              <w:right w:val="none" w:sz="0" w:space="0" w:color="000000"/>
-            </w:tcBorders>
-            <w:shd w:val="clear" w:color="auto" w:fill="FFFFFF"/>
-            <w:tcMar>
-              <w:top w:w="0" w:type="dxa"/>
-              <w:bottom w:w="0" w:type="dxa"/>
-              <w:left w:w="0" w:type="dxa"/>
-              <w:right w:w="0" w:type="dxa"/>
-            </w:tcMar>
-            <w:vAlign w:val="top"/>
-          </w:tcPr>
-          <w:p>
-            <w:pPr>
-              <w:pStyle w:val="Normal"/>
-              <w:jc w:val="center"/>
-              <w:pBdr>
-                <w:bottom w:val="none" w:sz="0" w:space="0" w:color="000000"/>
-                <w:top w:val="none" w:sz="0" w:space="0" w:color="000000"/>
-                <w:left w:val="none" w:sz="0" w:space="0" w:color="000000"/>
-                <w:right w:val="none" w:sz="0" w:space="0" w:color="000000"/>
-              </w:pBdr>
-              <w:spacing w:after="100" w:before="100" w:line="240"/>
-              <w:ind w:left="100" w:right="100" w:firstLine="0" w:firstLineChars="0"/>
-              <w:rPr>
-                <w:rFonts w:ascii="Helvetica" w:hAnsi="Helvetica" w:eastAsia="Helvetica" w:cs="Helvetica"/>
-                <w:i w:val="false"/>
-                <w:b w:val="false"/>
-                <w:u w:val="none"/>
-                <w:sz w:val="22"/>
-                <w:szCs w:val="22"/>
-                <w:color w:val="000000"/>
-              </w:rPr>
-            </w:pPr>
-            <w:r>
-              <w:rPr>
-                <w:rFonts w:ascii="Helvetica" w:hAnsi="Helvetica" w:eastAsia="Helvetica" w:cs="Helvetica"/>
-                <w:i w:val="false"/>
-                <w:b w:val="false"/>
-                <w:u w:val="none"/>
-                <w:sz w:val="22"/>
-                <w:szCs w:val="22"/>
-                <w:color w:val="000000"/>
-              </w:rPr>
-              <w:t xml:space="preserve">-2.8, 3.7</w:t>
-            </w:r>
-          </w:p>
-        </w:tc>
-        <w:tc>
-          <w:tcPr>
-            <w:tcBorders>
-              <w:bottom w:val="none" w:sz="0" w:space="0" w:color="000000"/>
-              <w:top w:val="none" w:sz="0" w:space="0" w:color="000000"/>
-              <w:left w:val="none" w:sz="0" w:space="0" w:color="000000"/>
-              <w:right w:val="none" w:sz="0" w:space="0" w:color="000000"/>
-            </w:tcBorders>
-            <w:shd w:val="clear" w:color="auto" w:fill="FFFFFF"/>
-            <w:tcMar>
-              <w:top w:w="0" w:type="dxa"/>
-              <w:bottom w:w="0" w:type="dxa"/>
-              <w:left w:w="0" w:type="dxa"/>
-              <w:right w:w="0" w:type="dxa"/>
-            </w:tcMar>
-            <w:vAlign w:val="top"/>
-          </w:tcPr>
-          <w:p>
-            <w:pPr>
-              <w:pStyle w:val="Normal"/>
-              <w:jc w:val="center"/>
-              <w:pBdr>
-                <w:bottom w:val="none" w:sz="0" w:space="0" w:color="000000"/>
-                <w:top w:val="none" w:sz="0" w:space="0" w:color="000000"/>
-                <w:left w:val="none" w:sz="0" w:space="0" w:color="000000"/>
-                <w:right w:val="none" w:sz="0" w:space="0" w:color="000000"/>
-              </w:pBdr>
-              <w:spacing w:after="100" w:before="100" w:line="240"/>
-              <w:ind w:left="100" w:right="100" w:firstLine="0" w:firstLineChars="0"/>
-              <w:rPr>
-                <w:rFonts w:ascii="Helvetica" w:hAnsi="Helvetica" w:eastAsia="Helvetica" w:cs="Helvetica"/>
-                <w:i w:val="false"/>
-                <w:b w:val="false"/>
-                <w:u w:val="none"/>
-                <w:sz w:val="22"/>
-                <w:szCs w:val="22"/>
-                <w:color w:val="000000"/>
-              </w:rPr>
-            </w:pPr>
-            <w:r>
-              <w:rPr>
-                <w:rFonts w:ascii="Helvetica" w:hAnsi="Helvetica" w:eastAsia="Helvetica" w:cs="Helvetica"/>
-                <w:i w:val="false"/>
-                <w:b w:val="false"/>
-                <w:u w:val="none"/>
-                <w:sz w:val="22"/>
-                <w:szCs w:val="22"/>
-                <w:color w:val="000000"/>
-              </w:rPr>
-              <w:t xml:space="preserve">0.792</w:t>
+              <w:t xml:space="preserve">-0.60</w:t>
+            </w:r>
+          </w:p>
+        </w:tc>
+        <w:tc>
+          <w:tcPr>
+            <w:tcBorders>
+              <w:bottom w:val="none" w:sz="0" w:space="0" w:color="000000"/>
+              <w:top w:val="none" w:sz="0" w:space="0" w:color="000000"/>
+              <w:left w:val="none" w:sz="0" w:space="0" w:color="000000"/>
+              <w:right w:val="none" w:sz="0" w:space="0" w:color="000000"/>
+            </w:tcBorders>
+            <w:shd w:val="clear" w:color="auto" w:fill="FFFFFF"/>
+            <w:tcMar>
+              <w:top w:w="0" w:type="dxa"/>
+              <w:bottom w:w="0" w:type="dxa"/>
+              <w:left w:w="0" w:type="dxa"/>
+              <w:right w:w="0" w:type="dxa"/>
+            </w:tcMar>
+            <w:vAlign w:val="top"/>
+          </w:tcPr>
+          <w:p>
+            <w:pPr>
+              <w:pStyle w:val="Normal"/>
+              <w:jc w:val="center"/>
+              <w:pBdr>
+                <w:bottom w:val="none" w:sz="0" w:space="0" w:color="000000"/>
+                <w:top w:val="none" w:sz="0" w:space="0" w:color="000000"/>
+                <w:left w:val="none" w:sz="0" w:space="0" w:color="000000"/>
+                <w:right w:val="none" w:sz="0" w:space="0" w:color="000000"/>
+              </w:pBdr>
+              <w:spacing w:after="100" w:before="100" w:line="240"/>
+              <w:ind w:left="100" w:right="100" w:firstLine="0" w:firstLineChars="0"/>
+              <w:rPr>
+                <w:rFonts w:ascii="Helvetica" w:hAnsi="Helvetica" w:eastAsia="Helvetica" w:cs="Helvetica"/>
+                <w:i w:val="false"/>
+                <w:b w:val="false"/>
+                <w:u w:val="none"/>
+                <w:sz w:val="22"/>
+                <w:szCs w:val="22"/>
+                <w:color w:val="000000"/>
+              </w:rPr>
+            </w:pPr>
+            <w:r>
+              <w:rPr>
+                <w:rFonts w:ascii="Helvetica" w:hAnsi="Helvetica" w:eastAsia="Helvetica" w:cs="Helvetica"/>
+                <w:i w:val="false"/>
+                <w:b w:val="false"/>
+                <w:u w:val="none"/>
+                <w:sz w:val="22"/>
+                <w:szCs w:val="22"/>
+                <w:color w:val="000000"/>
+              </w:rPr>
+              <w:t xml:space="preserve">-3.8, 2.6</w:t>
+            </w:r>
+          </w:p>
+        </w:tc>
+        <w:tc>
+          <w:tcPr>
+            <w:tcBorders>
+              <w:bottom w:val="none" w:sz="0" w:space="0" w:color="000000"/>
+              <w:top w:val="none" w:sz="0" w:space="0" w:color="000000"/>
+              <w:left w:val="none" w:sz="0" w:space="0" w:color="000000"/>
+              <w:right w:val="none" w:sz="0" w:space="0" w:color="000000"/>
+            </w:tcBorders>
+            <w:shd w:val="clear" w:color="auto" w:fill="FFFFFF"/>
+            <w:tcMar>
+              <w:top w:w="0" w:type="dxa"/>
+              <w:bottom w:w="0" w:type="dxa"/>
+              <w:left w:w="0" w:type="dxa"/>
+              <w:right w:w="0" w:type="dxa"/>
+            </w:tcMar>
+            <w:vAlign w:val="top"/>
+          </w:tcPr>
+          <w:p>
+            <w:pPr>
+              <w:pStyle w:val="Normal"/>
+              <w:jc w:val="center"/>
+              <w:pBdr>
+                <w:bottom w:val="none" w:sz="0" w:space="0" w:color="000000"/>
+                <w:top w:val="none" w:sz="0" w:space="0" w:color="000000"/>
+                <w:left w:val="none" w:sz="0" w:space="0" w:color="000000"/>
+                <w:right w:val="none" w:sz="0" w:space="0" w:color="000000"/>
+              </w:pBdr>
+              <w:spacing w:after="100" w:before="100" w:line="240"/>
+              <w:ind w:left="100" w:right="100" w:firstLine="0" w:firstLineChars="0"/>
+              <w:rPr>
+                <w:rFonts w:ascii="Helvetica" w:hAnsi="Helvetica" w:eastAsia="Helvetica" w:cs="Helvetica"/>
+                <w:i w:val="false"/>
+                <w:b w:val="false"/>
+                <w:u w:val="none"/>
+                <w:sz w:val="22"/>
+                <w:szCs w:val="22"/>
+                <w:color w:val="000000"/>
+              </w:rPr>
+            </w:pPr>
+            <w:r>
+              <w:rPr>
+                <w:rFonts w:ascii="Helvetica" w:hAnsi="Helvetica" w:eastAsia="Helvetica" w:cs="Helvetica"/>
+                <w:i w:val="false"/>
+                <w:b w:val="false"/>
+                <w:u w:val="none"/>
+                <w:sz w:val="22"/>
+                <w:szCs w:val="22"/>
+                <w:color w:val="000000"/>
+              </w:rPr>
+              <w:t xml:space="preserve">0.716</w:t>
             </w:r>
           </w:p>
         </w:tc>
@@ -4458,113 +4458,113 @@
                 <w:szCs w:val="22"/>
                 <w:color w:val="000000"/>
               </w:rPr>
-              <w:t xml:space="preserve">-0.36</w:t>
-            </w:r>
-          </w:p>
-        </w:tc>
-        <w:tc>
-          <w:tcPr>
-            <w:tcBorders>
-              <w:bottom w:val="none" w:sz="0" w:space="0" w:color="000000"/>
-              <w:top w:val="none" w:sz="0" w:space="0" w:color="000000"/>
-              <w:left w:val="none" w:sz="0" w:space="0" w:color="000000"/>
-              <w:right w:val="none" w:sz="0" w:space="0" w:color="000000"/>
-            </w:tcBorders>
-            <w:shd w:val="clear" w:color="auto" w:fill="FFFFFF"/>
-            <w:tcMar>
-              <w:top w:w="0" w:type="dxa"/>
-              <w:bottom w:w="0" w:type="dxa"/>
-              <w:left w:w="0" w:type="dxa"/>
-              <w:right w:w="0" w:type="dxa"/>
-            </w:tcMar>
-            <w:vAlign w:val="top"/>
-          </w:tcPr>
-          <w:p>
-            <w:pPr>
-              <w:pStyle w:val="Normal"/>
-              <w:jc w:val="center"/>
-              <w:pBdr>
-                <w:bottom w:val="none" w:sz="0" w:space="0" w:color="000000"/>
-                <w:top w:val="none" w:sz="0" w:space="0" w:color="000000"/>
-                <w:left w:val="none" w:sz="0" w:space="0" w:color="000000"/>
-                <w:right w:val="none" w:sz="0" w:space="0" w:color="000000"/>
-              </w:pBdr>
-              <w:spacing w:after="100" w:before="100" w:line="240"/>
-              <w:ind w:left="100" w:right="100" w:firstLine="0" w:firstLineChars="0"/>
-              <w:rPr>
-                <w:rFonts w:ascii="Helvetica" w:hAnsi="Helvetica" w:eastAsia="Helvetica" w:cs="Helvetica"/>
-                <w:i w:val="false"/>
-                <w:b w:val="false"/>
-                <w:u w:val="none"/>
-                <w:sz w:val="22"/>
-                <w:szCs w:val="22"/>
-                <w:color w:val="000000"/>
-              </w:rPr>
-            </w:pPr>
-            <w:r>
-              <w:rPr>
-                <w:rFonts w:ascii="Helvetica" w:hAnsi="Helvetica" w:eastAsia="Helvetica" w:cs="Helvetica"/>
-                <w:i w:val="false"/>
-                <w:b w:val="false"/>
-                <w:u w:val="none"/>
-                <w:sz w:val="22"/>
-                <w:szCs w:val="22"/>
-                <w:color w:val="000000"/>
-              </w:rPr>
-              <w:t xml:space="preserve">-0.84, 0.12</w:t>
-            </w:r>
-          </w:p>
-        </w:tc>
-        <w:tc>
-          <w:tcPr>
-            <w:tcBorders>
-              <w:bottom w:val="none" w:sz="0" w:space="0" w:color="000000"/>
-              <w:top w:val="none" w:sz="0" w:space="0" w:color="000000"/>
-              <w:left w:val="none" w:sz="0" w:space="0" w:color="000000"/>
-              <w:right w:val="none" w:sz="0" w:space="0" w:color="000000"/>
-            </w:tcBorders>
-            <w:shd w:val="clear" w:color="auto" w:fill="FFFFFF"/>
-            <w:tcMar>
-              <w:top w:w="0" w:type="dxa"/>
-              <w:bottom w:w="0" w:type="dxa"/>
-              <w:left w:w="0" w:type="dxa"/>
-              <w:right w:w="0" w:type="dxa"/>
-            </w:tcMar>
-            <w:vAlign w:val="top"/>
-          </w:tcPr>
-          <w:p>
-            <w:pPr>
-              <w:pStyle w:val="Normal"/>
-              <w:jc w:val="center"/>
-              <w:pBdr>
-                <w:bottom w:val="none" w:sz="0" w:space="0" w:color="000000"/>
-                <w:top w:val="none" w:sz="0" w:space="0" w:color="000000"/>
-                <w:left w:val="none" w:sz="0" w:space="0" w:color="000000"/>
-                <w:right w:val="none" w:sz="0" w:space="0" w:color="000000"/>
-              </w:pBdr>
-              <w:spacing w:after="100" w:before="100" w:line="240"/>
-              <w:ind w:left="100" w:right="100" w:firstLine="0" w:firstLineChars="0"/>
-              <w:rPr>
-                <w:rFonts w:ascii="Helvetica" w:hAnsi="Helvetica" w:eastAsia="Helvetica" w:cs="Helvetica"/>
-                <w:i w:val="false"/>
-                <w:b w:val="false"/>
-                <w:u w:val="none"/>
-                <w:sz w:val="22"/>
-                <w:szCs w:val="22"/>
-                <w:color w:val="000000"/>
-              </w:rPr>
-            </w:pPr>
-            <w:r>
-              <w:rPr>
-                <w:rFonts w:ascii="Helvetica" w:hAnsi="Helvetica" w:eastAsia="Helvetica" w:cs="Helvetica"/>
-                <w:i w:val="false"/>
-                <w:b w:val="false"/>
-                <w:u w:val="none"/>
-                <w:sz w:val="22"/>
-                <w:szCs w:val="22"/>
-                <w:color w:val="000000"/>
-              </w:rPr>
-              <w:t xml:space="preserve">0.141</w:t>
+              <w:t xml:space="preserve">-0.38</w:t>
+            </w:r>
+          </w:p>
+        </w:tc>
+        <w:tc>
+          <w:tcPr>
+            <w:tcBorders>
+              <w:bottom w:val="none" w:sz="0" w:space="0" w:color="000000"/>
+              <w:top w:val="none" w:sz="0" w:space="0" w:color="000000"/>
+              <w:left w:val="none" w:sz="0" w:space="0" w:color="000000"/>
+              <w:right w:val="none" w:sz="0" w:space="0" w:color="000000"/>
+            </w:tcBorders>
+            <w:shd w:val="clear" w:color="auto" w:fill="FFFFFF"/>
+            <w:tcMar>
+              <w:top w:w="0" w:type="dxa"/>
+              <w:bottom w:w="0" w:type="dxa"/>
+              <w:left w:w="0" w:type="dxa"/>
+              <w:right w:w="0" w:type="dxa"/>
+            </w:tcMar>
+            <w:vAlign w:val="top"/>
+          </w:tcPr>
+          <w:p>
+            <w:pPr>
+              <w:pStyle w:val="Normal"/>
+              <w:jc w:val="center"/>
+              <w:pBdr>
+                <w:bottom w:val="none" w:sz="0" w:space="0" w:color="000000"/>
+                <w:top w:val="none" w:sz="0" w:space="0" w:color="000000"/>
+                <w:left w:val="none" w:sz="0" w:space="0" w:color="000000"/>
+                <w:right w:val="none" w:sz="0" w:space="0" w:color="000000"/>
+              </w:pBdr>
+              <w:spacing w:after="100" w:before="100" w:line="240"/>
+              <w:ind w:left="100" w:right="100" w:firstLine="0" w:firstLineChars="0"/>
+              <w:rPr>
+                <w:rFonts w:ascii="Helvetica" w:hAnsi="Helvetica" w:eastAsia="Helvetica" w:cs="Helvetica"/>
+                <w:i w:val="false"/>
+                <w:b w:val="false"/>
+                <w:u w:val="none"/>
+                <w:sz w:val="22"/>
+                <w:szCs w:val="22"/>
+                <w:color w:val="000000"/>
+              </w:rPr>
+            </w:pPr>
+            <w:r>
+              <w:rPr>
+                <w:rFonts w:ascii="Helvetica" w:hAnsi="Helvetica" w:eastAsia="Helvetica" w:cs="Helvetica"/>
+                <w:i w:val="false"/>
+                <w:b w:val="false"/>
+                <w:u w:val="none"/>
+                <w:sz w:val="22"/>
+                <w:szCs w:val="22"/>
+                <w:color w:val="000000"/>
+              </w:rPr>
+              <w:t xml:space="preserve">-0.87, 0.10</w:t>
+            </w:r>
+          </w:p>
+        </w:tc>
+        <w:tc>
+          <w:tcPr>
+            <w:tcBorders>
+              <w:bottom w:val="none" w:sz="0" w:space="0" w:color="000000"/>
+              <w:top w:val="none" w:sz="0" w:space="0" w:color="000000"/>
+              <w:left w:val="none" w:sz="0" w:space="0" w:color="000000"/>
+              <w:right w:val="none" w:sz="0" w:space="0" w:color="000000"/>
+            </w:tcBorders>
+            <w:shd w:val="clear" w:color="auto" w:fill="FFFFFF"/>
+            <w:tcMar>
+              <w:top w:w="0" w:type="dxa"/>
+              <w:bottom w:w="0" w:type="dxa"/>
+              <w:left w:w="0" w:type="dxa"/>
+              <w:right w:w="0" w:type="dxa"/>
+            </w:tcMar>
+            <w:vAlign w:val="top"/>
+          </w:tcPr>
+          <w:p>
+            <w:pPr>
+              <w:pStyle w:val="Normal"/>
+              <w:jc w:val="center"/>
+              <w:pBdr>
+                <w:bottom w:val="none" w:sz="0" w:space="0" w:color="000000"/>
+                <w:top w:val="none" w:sz="0" w:space="0" w:color="000000"/>
+                <w:left w:val="none" w:sz="0" w:space="0" w:color="000000"/>
+                <w:right w:val="none" w:sz="0" w:space="0" w:color="000000"/>
+              </w:pBdr>
+              <w:spacing w:after="100" w:before="100" w:line="240"/>
+              <w:ind w:left="100" w:right="100" w:firstLine="0" w:firstLineChars="0"/>
+              <w:rPr>
+                <w:rFonts w:ascii="Helvetica" w:hAnsi="Helvetica" w:eastAsia="Helvetica" w:cs="Helvetica"/>
+                <w:i w:val="false"/>
+                <w:b w:val="false"/>
+                <w:u w:val="none"/>
+                <w:sz w:val="22"/>
+                <w:szCs w:val="22"/>
+                <w:color w:val="000000"/>
+              </w:rPr>
+            </w:pPr>
+            <w:r>
+              <w:rPr>
+                <w:rFonts w:ascii="Helvetica" w:hAnsi="Helvetica" w:eastAsia="Helvetica" w:cs="Helvetica"/>
+                <w:i w:val="false"/>
+                <w:b w:val="false"/>
+                <w:u w:val="none"/>
+                <w:sz w:val="22"/>
+                <w:szCs w:val="22"/>
+                <w:color w:val="000000"/>
+              </w:rPr>
+              <w:t xml:space="preserve">0.122</w:t>
             </w:r>
           </w:p>
         </w:tc>
@@ -5907,113 +5907,113 @@
                 <w:szCs w:val="22"/>
                 <w:color w:val="000000"/>
               </w:rPr>
-              <w:t xml:space="preserve">-2.2</w:t>
-            </w:r>
-          </w:p>
-        </w:tc>
-        <w:tc>
-          <w:tcPr>
-            <w:tcBorders>
-              <w:bottom w:val="none" w:sz="0" w:space="0" w:color="000000"/>
-              <w:top w:val="none" w:sz="0" w:space="0" w:color="000000"/>
-              <w:left w:val="none" w:sz="0" w:space="0" w:color="000000"/>
-              <w:right w:val="none" w:sz="0" w:space="0" w:color="000000"/>
-            </w:tcBorders>
-            <w:shd w:val="clear" w:color="auto" w:fill="FFFFFF"/>
-            <w:tcMar>
-              <w:top w:w="0" w:type="dxa"/>
-              <w:bottom w:w="0" w:type="dxa"/>
-              <w:left w:w="0" w:type="dxa"/>
-              <w:right w:w="0" w:type="dxa"/>
-            </w:tcMar>
-            <w:vAlign w:val="top"/>
-          </w:tcPr>
-          <w:p>
-            <w:pPr>
-              <w:pStyle w:val="Normal"/>
-              <w:jc w:val="center"/>
-              <w:pBdr>
-                <w:bottom w:val="none" w:sz="0" w:space="0" w:color="000000"/>
-                <w:top w:val="none" w:sz="0" w:space="0" w:color="000000"/>
-                <w:left w:val="none" w:sz="0" w:space="0" w:color="000000"/>
-                <w:right w:val="none" w:sz="0" w:space="0" w:color="000000"/>
-              </w:pBdr>
-              <w:spacing w:after="100" w:before="100" w:line="240"/>
-              <w:ind w:left="100" w:right="100" w:firstLine="0" w:firstLineChars="0"/>
-              <w:rPr>
-                <w:rFonts w:ascii="Helvetica" w:hAnsi="Helvetica" w:eastAsia="Helvetica" w:cs="Helvetica"/>
-                <w:i w:val="false"/>
-                <w:b w:val="false"/>
-                <w:u w:val="none"/>
-                <w:sz w:val="22"/>
-                <w:szCs w:val="22"/>
-                <w:color w:val="000000"/>
-              </w:rPr>
-            </w:pPr>
-            <w:r>
-              <w:rPr>
-                <w:rFonts w:ascii="Helvetica" w:hAnsi="Helvetica" w:eastAsia="Helvetica" w:cs="Helvetica"/>
-                <w:i w:val="false"/>
-                <w:b w:val="false"/>
-                <w:u w:val="none"/>
-                <w:sz w:val="22"/>
-                <w:szCs w:val="22"/>
-                <w:color w:val="000000"/>
-              </w:rPr>
-              <w:t xml:space="preserve">-5.0, 0.63</w:t>
-            </w:r>
-          </w:p>
-        </w:tc>
-        <w:tc>
-          <w:tcPr>
-            <w:tcBorders>
-              <w:bottom w:val="none" w:sz="0" w:space="0" w:color="000000"/>
-              <w:top w:val="none" w:sz="0" w:space="0" w:color="000000"/>
-              <w:left w:val="none" w:sz="0" w:space="0" w:color="000000"/>
-              <w:right w:val="none" w:sz="0" w:space="0" w:color="000000"/>
-            </w:tcBorders>
-            <w:shd w:val="clear" w:color="auto" w:fill="FFFFFF"/>
-            <w:tcMar>
-              <w:top w:w="0" w:type="dxa"/>
-              <w:bottom w:w="0" w:type="dxa"/>
-              <w:left w:w="0" w:type="dxa"/>
-              <w:right w:w="0" w:type="dxa"/>
-            </w:tcMar>
-            <w:vAlign w:val="top"/>
-          </w:tcPr>
-          <w:p>
-            <w:pPr>
-              <w:pStyle w:val="Normal"/>
-              <w:jc w:val="center"/>
-              <w:pBdr>
-                <w:bottom w:val="none" w:sz="0" w:space="0" w:color="000000"/>
-                <w:top w:val="none" w:sz="0" w:space="0" w:color="000000"/>
-                <w:left w:val="none" w:sz="0" w:space="0" w:color="000000"/>
-                <w:right w:val="none" w:sz="0" w:space="0" w:color="000000"/>
-              </w:pBdr>
-              <w:spacing w:after="100" w:before="100" w:line="240"/>
-              <w:ind w:left="100" w:right="100" w:firstLine="0" w:firstLineChars="0"/>
-              <w:rPr>
-                <w:rFonts w:ascii="Helvetica" w:hAnsi="Helvetica" w:eastAsia="Helvetica" w:cs="Helvetica"/>
-                <w:i w:val="false"/>
-                <w:b w:val="false"/>
-                <w:u w:val="none"/>
-                <w:sz w:val="22"/>
-                <w:szCs w:val="22"/>
-                <w:color w:val="000000"/>
-              </w:rPr>
-            </w:pPr>
-            <w:r>
-              <w:rPr>
-                <w:rFonts w:ascii="Helvetica" w:hAnsi="Helvetica" w:eastAsia="Helvetica" w:cs="Helvetica"/>
-                <w:i w:val="false"/>
-                <w:b w:val="false"/>
-                <w:u w:val="none"/>
-                <w:sz w:val="22"/>
-                <w:szCs w:val="22"/>
-                <w:color w:val="000000"/>
-              </w:rPr>
-              <w:t xml:space="preserve">0.129</w:t>
+              <w:t xml:space="preserve">-2.6</w:t>
+            </w:r>
+          </w:p>
+        </w:tc>
+        <w:tc>
+          <w:tcPr>
+            <w:tcBorders>
+              <w:bottom w:val="none" w:sz="0" w:space="0" w:color="000000"/>
+              <w:top w:val="none" w:sz="0" w:space="0" w:color="000000"/>
+              <w:left w:val="none" w:sz="0" w:space="0" w:color="000000"/>
+              <w:right w:val="none" w:sz="0" w:space="0" w:color="000000"/>
+            </w:tcBorders>
+            <w:shd w:val="clear" w:color="auto" w:fill="FFFFFF"/>
+            <w:tcMar>
+              <w:top w:w="0" w:type="dxa"/>
+              <w:bottom w:w="0" w:type="dxa"/>
+              <w:left w:w="0" w:type="dxa"/>
+              <w:right w:w="0" w:type="dxa"/>
+            </w:tcMar>
+            <w:vAlign w:val="top"/>
+          </w:tcPr>
+          <w:p>
+            <w:pPr>
+              <w:pStyle w:val="Normal"/>
+              <w:jc w:val="center"/>
+              <w:pBdr>
+                <w:bottom w:val="none" w:sz="0" w:space="0" w:color="000000"/>
+                <w:top w:val="none" w:sz="0" w:space="0" w:color="000000"/>
+                <w:left w:val="none" w:sz="0" w:space="0" w:color="000000"/>
+                <w:right w:val="none" w:sz="0" w:space="0" w:color="000000"/>
+              </w:pBdr>
+              <w:spacing w:after="100" w:before="100" w:line="240"/>
+              <w:ind w:left="100" w:right="100" w:firstLine="0" w:firstLineChars="0"/>
+              <w:rPr>
+                <w:rFonts w:ascii="Helvetica" w:hAnsi="Helvetica" w:eastAsia="Helvetica" w:cs="Helvetica"/>
+                <w:i w:val="false"/>
+                <w:b w:val="false"/>
+                <w:u w:val="none"/>
+                <w:sz w:val="22"/>
+                <w:szCs w:val="22"/>
+                <w:color w:val="000000"/>
+              </w:rPr>
+            </w:pPr>
+            <w:r>
+              <w:rPr>
+                <w:rFonts w:ascii="Helvetica" w:hAnsi="Helvetica" w:eastAsia="Helvetica" w:cs="Helvetica"/>
+                <w:i w:val="false"/>
+                <w:b w:val="false"/>
+                <w:u w:val="none"/>
+                <w:sz w:val="22"/>
+                <w:szCs w:val="22"/>
+                <w:color w:val="000000"/>
+              </w:rPr>
+              <w:t xml:space="preserve">-5.4, 0.23</w:t>
+            </w:r>
+          </w:p>
+        </w:tc>
+        <w:tc>
+          <w:tcPr>
+            <w:tcBorders>
+              <w:bottom w:val="none" w:sz="0" w:space="0" w:color="000000"/>
+              <w:top w:val="none" w:sz="0" w:space="0" w:color="000000"/>
+              <w:left w:val="none" w:sz="0" w:space="0" w:color="000000"/>
+              <w:right w:val="none" w:sz="0" w:space="0" w:color="000000"/>
+            </w:tcBorders>
+            <w:shd w:val="clear" w:color="auto" w:fill="FFFFFF"/>
+            <w:tcMar>
+              <w:top w:w="0" w:type="dxa"/>
+              <w:bottom w:w="0" w:type="dxa"/>
+              <w:left w:w="0" w:type="dxa"/>
+              <w:right w:w="0" w:type="dxa"/>
+            </w:tcMar>
+            <w:vAlign w:val="top"/>
+          </w:tcPr>
+          <w:p>
+            <w:pPr>
+              <w:pStyle w:val="Normal"/>
+              <w:jc w:val="center"/>
+              <w:pBdr>
+                <w:bottom w:val="none" w:sz="0" w:space="0" w:color="000000"/>
+                <w:top w:val="none" w:sz="0" w:space="0" w:color="000000"/>
+                <w:left w:val="none" w:sz="0" w:space="0" w:color="000000"/>
+                <w:right w:val="none" w:sz="0" w:space="0" w:color="000000"/>
+              </w:pBdr>
+              <w:spacing w:after="100" w:before="100" w:line="240"/>
+              <w:ind w:left="100" w:right="100" w:firstLine="0" w:firstLineChars="0"/>
+              <w:rPr>
+                <w:rFonts w:ascii="Helvetica" w:hAnsi="Helvetica" w:eastAsia="Helvetica" w:cs="Helvetica"/>
+                <w:i w:val="false"/>
+                <w:b w:val="false"/>
+                <w:u w:val="none"/>
+                <w:sz w:val="22"/>
+                <w:szCs w:val="22"/>
+                <w:color w:val="000000"/>
+              </w:rPr>
+            </w:pPr>
+            <w:r>
+              <w:rPr>
+                <w:rFonts w:ascii="Helvetica" w:hAnsi="Helvetica" w:eastAsia="Helvetica" w:cs="Helvetica"/>
+                <w:i w:val="false"/>
+                <w:b w:val="false"/>
+                <w:u w:val="none"/>
+                <w:sz w:val="22"/>
+                <w:szCs w:val="22"/>
+                <w:color w:val="000000"/>
+              </w:rPr>
+              <w:t xml:space="preserve">0.072</w:t>
             </w:r>
           </w:p>
         </w:tc>
@@ -7409,60 +7409,60 @@
                 <w:szCs w:val="22"/>
                 <w:color w:val="000000"/>
               </w:rPr>
-              <w:t xml:space="preserve">-14, -0.93</w:t>
-            </w:r>
-          </w:p>
-        </w:tc>
-        <w:tc>
-          <w:tcPr>
-            <w:tcBorders>
-              <w:bottom w:val="none" w:sz="0" w:space="0" w:color="000000"/>
-              <w:top w:val="none" w:sz="0" w:space="0" w:color="000000"/>
-              <w:left w:val="none" w:sz="0" w:space="0" w:color="000000"/>
-              <w:right w:val="none" w:sz="0" w:space="0" w:color="000000"/>
-            </w:tcBorders>
-            <w:shd w:val="clear" w:color="auto" w:fill="FFFFFF"/>
-            <w:tcMar>
-              <w:top w:w="0" w:type="dxa"/>
-              <w:bottom w:w="0" w:type="dxa"/>
-              <w:left w:w="0" w:type="dxa"/>
-              <w:right w:w="0" w:type="dxa"/>
-            </w:tcMar>
-            <w:vAlign w:val="top"/>
-          </w:tcPr>
-          <w:p>
-            <w:pPr>
-              <w:pStyle w:val="Normal"/>
-              <w:jc w:val="center"/>
-              <w:pBdr>
-                <w:bottom w:val="none" w:sz="0" w:space="0" w:color="000000"/>
-                <w:top w:val="none" w:sz="0" w:space="0" w:color="000000"/>
-                <w:left w:val="none" w:sz="0" w:space="0" w:color="000000"/>
-                <w:right w:val="none" w:sz="0" w:space="0" w:color="000000"/>
-              </w:pBdr>
-              <w:spacing w:after="100" w:before="100" w:line="240"/>
-              <w:ind w:left="100" w:right="100" w:firstLine="0" w:firstLineChars="0"/>
-              <w:rPr>
-                <w:rFonts w:ascii="Helvetica" w:hAnsi="Helvetica" w:eastAsia="Helvetica" w:cs="Helvetica"/>
-                <w:i w:val="false"/>
-                <w:b w:val="false"/>
-                <w:u w:val="none"/>
-                <w:sz w:val="22"/>
-                <w:szCs w:val="22"/>
-                <w:color w:val="000000"/>
-              </w:rPr>
-            </w:pPr>
-            <w:r>
-              <w:rPr>
-                <w:rFonts w:ascii="Helvetica" w:hAnsi="Helvetica" w:eastAsia="Helvetica" w:cs="Helvetica"/>
-                <w:i w:val="false"/>
-                <w:b w:val="false"/>
-                <w:u w:val="none"/>
-                <w:sz w:val="22"/>
-                <w:szCs w:val="22"/>
-                <w:color w:val="000000"/>
-              </w:rPr>
-              <w:t xml:space="preserve">0.025</w:t>
+              <w:t xml:space="preserve">-14, -0.88</w:t>
+            </w:r>
+          </w:p>
+        </w:tc>
+        <w:tc>
+          <w:tcPr>
+            <w:tcBorders>
+              <w:bottom w:val="none" w:sz="0" w:space="0" w:color="000000"/>
+              <w:top w:val="none" w:sz="0" w:space="0" w:color="000000"/>
+              <w:left w:val="none" w:sz="0" w:space="0" w:color="000000"/>
+              <w:right w:val="none" w:sz="0" w:space="0" w:color="000000"/>
+            </w:tcBorders>
+            <w:shd w:val="clear" w:color="auto" w:fill="FFFFFF"/>
+            <w:tcMar>
+              <w:top w:w="0" w:type="dxa"/>
+              <w:bottom w:w="0" w:type="dxa"/>
+              <w:left w:w="0" w:type="dxa"/>
+              <w:right w:w="0" w:type="dxa"/>
+            </w:tcMar>
+            <w:vAlign w:val="top"/>
+          </w:tcPr>
+          <w:p>
+            <w:pPr>
+              <w:pStyle w:val="Normal"/>
+              <w:jc w:val="center"/>
+              <w:pBdr>
+                <w:bottom w:val="none" w:sz="0" w:space="0" w:color="000000"/>
+                <w:top w:val="none" w:sz="0" w:space="0" w:color="000000"/>
+                <w:left w:val="none" w:sz="0" w:space="0" w:color="000000"/>
+                <w:right w:val="none" w:sz="0" w:space="0" w:color="000000"/>
+              </w:pBdr>
+              <w:spacing w:after="100" w:before="100" w:line="240"/>
+              <w:ind w:left="100" w:right="100" w:firstLine="0" w:firstLineChars="0"/>
+              <w:rPr>
+                <w:rFonts w:ascii="Helvetica" w:hAnsi="Helvetica" w:eastAsia="Helvetica" w:cs="Helvetica"/>
+                <w:i w:val="false"/>
+                <w:b w:val="false"/>
+                <w:u w:val="none"/>
+                <w:sz w:val="22"/>
+                <w:szCs w:val="22"/>
+                <w:color w:val="000000"/>
+              </w:rPr>
+            </w:pPr>
+            <w:r>
+              <w:rPr>
+                <w:rFonts w:ascii="Helvetica" w:hAnsi="Helvetica" w:eastAsia="Helvetica" w:cs="Helvetica"/>
+                <w:i w:val="false"/>
+                <w:b w:val="false"/>
+                <w:u w:val="none"/>
+                <w:sz w:val="22"/>
+                <w:szCs w:val="22"/>
+                <w:color w:val="000000"/>
+              </w:rPr>
+              <w:t xml:space="preserve">0.026</w:t>
             </w:r>
           </w:p>
         </w:tc>
@@ -7839,113 +7839,113 @@
                 <w:szCs w:val="22"/>
                 <w:color w:val="000000"/>
               </w:rPr>
-              <w:t xml:space="preserve">1.3</w:t>
-            </w:r>
-          </w:p>
-        </w:tc>
-        <w:tc>
-          <w:tcPr>
-            <w:tcBorders>
-              <w:bottom w:val="none" w:sz="0" w:space="0" w:color="000000"/>
-              <w:top w:val="none" w:sz="0" w:space="0" w:color="000000"/>
-              <w:left w:val="none" w:sz="0" w:space="0" w:color="000000"/>
-              <w:right w:val="none" w:sz="0" w:space="0" w:color="000000"/>
-            </w:tcBorders>
-            <w:shd w:val="clear" w:color="auto" w:fill="FFFFFF"/>
-            <w:tcMar>
-              <w:top w:w="0" w:type="dxa"/>
-              <w:bottom w:w="0" w:type="dxa"/>
-              <w:left w:w="0" w:type="dxa"/>
-              <w:right w:w="0" w:type="dxa"/>
-            </w:tcMar>
-            <w:vAlign w:val="top"/>
-          </w:tcPr>
-          <w:p>
-            <w:pPr>
-              <w:pStyle w:val="Normal"/>
-              <w:jc w:val="center"/>
-              <w:pBdr>
-                <w:bottom w:val="none" w:sz="0" w:space="0" w:color="000000"/>
-                <w:top w:val="none" w:sz="0" w:space="0" w:color="000000"/>
-                <w:left w:val="none" w:sz="0" w:space="0" w:color="000000"/>
-                <w:right w:val="none" w:sz="0" w:space="0" w:color="000000"/>
-              </w:pBdr>
-              <w:spacing w:after="100" w:before="100" w:line="240"/>
-              <w:ind w:left="100" w:right="100" w:firstLine="0" w:firstLineChars="0"/>
-              <w:rPr>
-                <w:rFonts w:ascii="Helvetica" w:hAnsi="Helvetica" w:eastAsia="Helvetica" w:cs="Helvetica"/>
-                <w:i w:val="false"/>
-                <w:b w:val="false"/>
-                <w:u w:val="none"/>
-                <w:sz w:val="22"/>
-                <w:szCs w:val="22"/>
-                <w:color w:val="000000"/>
-              </w:rPr>
-            </w:pPr>
-            <w:r>
-              <w:rPr>
-                <w:rFonts w:ascii="Helvetica" w:hAnsi="Helvetica" w:eastAsia="Helvetica" w:cs="Helvetica"/>
-                <w:i w:val="false"/>
-                <w:b w:val="false"/>
-                <w:u w:val="none"/>
-                <w:sz w:val="22"/>
-                <w:szCs w:val="22"/>
-                <w:color w:val="000000"/>
-              </w:rPr>
-              <w:t xml:space="preserve">-4.8, 7.3</w:t>
-            </w:r>
-          </w:p>
-        </w:tc>
-        <w:tc>
-          <w:tcPr>
-            <w:tcBorders>
-              <w:bottom w:val="none" w:sz="0" w:space="0" w:color="000000"/>
-              <w:top w:val="none" w:sz="0" w:space="0" w:color="000000"/>
-              <w:left w:val="none" w:sz="0" w:space="0" w:color="000000"/>
-              <w:right w:val="none" w:sz="0" w:space="0" w:color="000000"/>
-            </w:tcBorders>
-            <w:shd w:val="clear" w:color="auto" w:fill="FFFFFF"/>
-            <w:tcMar>
-              <w:top w:w="0" w:type="dxa"/>
-              <w:bottom w:w="0" w:type="dxa"/>
-              <w:left w:w="0" w:type="dxa"/>
-              <w:right w:w="0" w:type="dxa"/>
-            </w:tcMar>
-            <w:vAlign w:val="top"/>
-          </w:tcPr>
-          <w:p>
-            <w:pPr>
-              <w:pStyle w:val="Normal"/>
-              <w:jc w:val="center"/>
-              <w:pBdr>
-                <w:bottom w:val="none" w:sz="0" w:space="0" w:color="000000"/>
-                <w:top w:val="none" w:sz="0" w:space="0" w:color="000000"/>
-                <w:left w:val="none" w:sz="0" w:space="0" w:color="000000"/>
-                <w:right w:val="none" w:sz="0" w:space="0" w:color="000000"/>
-              </w:pBdr>
-              <w:spacing w:after="100" w:before="100" w:line="240"/>
-              <w:ind w:left="100" w:right="100" w:firstLine="0" w:firstLineChars="0"/>
-              <w:rPr>
-                <w:rFonts w:ascii="Helvetica" w:hAnsi="Helvetica" w:eastAsia="Helvetica" w:cs="Helvetica"/>
-                <w:i w:val="false"/>
-                <w:b w:val="false"/>
-                <w:u w:val="none"/>
-                <w:sz w:val="22"/>
-                <w:szCs w:val="22"/>
-                <w:color w:val="000000"/>
-              </w:rPr>
-            </w:pPr>
-            <w:r>
-              <w:rPr>
-                <w:rFonts w:ascii="Helvetica" w:hAnsi="Helvetica" w:eastAsia="Helvetica" w:cs="Helvetica"/>
-                <w:i w:val="false"/>
-                <w:b w:val="false"/>
-                <w:u w:val="none"/>
-                <w:sz w:val="22"/>
-                <w:szCs w:val="22"/>
-                <w:color w:val="000000"/>
-              </w:rPr>
-              <w:t xml:space="preserve">0.677</w:t>
+              <w:t xml:space="preserve">0.58</w:t>
+            </w:r>
+          </w:p>
+        </w:tc>
+        <w:tc>
+          <w:tcPr>
+            <w:tcBorders>
+              <w:bottom w:val="none" w:sz="0" w:space="0" w:color="000000"/>
+              <w:top w:val="none" w:sz="0" w:space="0" w:color="000000"/>
+              <w:left w:val="none" w:sz="0" w:space="0" w:color="000000"/>
+              <w:right w:val="none" w:sz="0" w:space="0" w:color="000000"/>
+            </w:tcBorders>
+            <w:shd w:val="clear" w:color="auto" w:fill="FFFFFF"/>
+            <w:tcMar>
+              <w:top w:w="0" w:type="dxa"/>
+              <w:bottom w:w="0" w:type="dxa"/>
+              <w:left w:w="0" w:type="dxa"/>
+              <w:right w:w="0" w:type="dxa"/>
+            </w:tcMar>
+            <w:vAlign w:val="top"/>
+          </w:tcPr>
+          <w:p>
+            <w:pPr>
+              <w:pStyle w:val="Normal"/>
+              <w:jc w:val="center"/>
+              <w:pBdr>
+                <w:bottom w:val="none" w:sz="0" w:space="0" w:color="000000"/>
+                <w:top w:val="none" w:sz="0" w:space="0" w:color="000000"/>
+                <w:left w:val="none" w:sz="0" w:space="0" w:color="000000"/>
+                <w:right w:val="none" w:sz="0" w:space="0" w:color="000000"/>
+              </w:pBdr>
+              <w:spacing w:after="100" w:before="100" w:line="240"/>
+              <w:ind w:left="100" w:right="100" w:firstLine="0" w:firstLineChars="0"/>
+              <w:rPr>
+                <w:rFonts w:ascii="Helvetica" w:hAnsi="Helvetica" w:eastAsia="Helvetica" w:cs="Helvetica"/>
+                <w:i w:val="false"/>
+                <w:b w:val="false"/>
+                <w:u w:val="none"/>
+                <w:sz w:val="22"/>
+                <w:szCs w:val="22"/>
+                <w:color w:val="000000"/>
+              </w:rPr>
+            </w:pPr>
+            <w:r>
+              <w:rPr>
+                <w:rFonts w:ascii="Helvetica" w:hAnsi="Helvetica" w:eastAsia="Helvetica" w:cs="Helvetica"/>
+                <w:i w:val="false"/>
+                <w:b w:val="false"/>
+                <w:u w:val="none"/>
+                <w:sz w:val="22"/>
+                <w:szCs w:val="22"/>
+                <w:color w:val="000000"/>
+              </w:rPr>
+              <w:t xml:space="preserve">-5.5, 6.6</w:t>
+            </w:r>
+          </w:p>
+        </w:tc>
+        <w:tc>
+          <w:tcPr>
+            <w:tcBorders>
+              <w:bottom w:val="none" w:sz="0" w:space="0" w:color="000000"/>
+              <w:top w:val="none" w:sz="0" w:space="0" w:color="000000"/>
+              <w:left w:val="none" w:sz="0" w:space="0" w:color="000000"/>
+              <w:right w:val="none" w:sz="0" w:space="0" w:color="000000"/>
+            </w:tcBorders>
+            <w:shd w:val="clear" w:color="auto" w:fill="FFFFFF"/>
+            <w:tcMar>
+              <w:top w:w="0" w:type="dxa"/>
+              <w:bottom w:w="0" w:type="dxa"/>
+              <w:left w:w="0" w:type="dxa"/>
+              <w:right w:w="0" w:type="dxa"/>
+            </w:tcMar>
+            <w:vAlign w:val="top"/>
+          </w:tcPr>
+          <w:p>
+            <w:pPr>
+              <w:pStyle w:val="Normal"/>
+              <w:jc w:val="center"/>
+              <w:pBdr>
+                <w:bottom w:val="none" w:sz="0" w:space="0" w:color="000000"/>
+                <w:top w:val="none" w:sz="0" w:space="0" w:color="000000"/>
+                <w:left w:val="none" w:sz="0" w:space="0" w:color="000000"/>
+                <w:right w:val="none" w:sz="0" w:space="0" w:color="000000"/>
+              </w:pBdr>
+              <w:spacing w:after="100" w:before="100" w:line="240"/>
+              <w:ind w:left="100" w:right="100" w:firstLine="0" w:firstLineChars="0"/>
+              <w:rPr>
+                <w:rFonts w:ascii="Helvetica" w:hAnsi="Helvetica" w:eastAsia="Helvetica" w:cs="Helvetica"/>
+                <w:i w:val="false"/>
+                <w:b w:val="false"/>
+                <w:u w:val="none"/>
+                <w:sz w:val="22"/>
+                <w:szCs w:val="22"/>
+                <w:color w:val="000000"/>
+              </w:rPr>
+            </w:pPr>
+            <w:r>
+              <w:rPr>
+                <w:rFonts w:ascii="Helvetica" w:hAnsi="Helvetica" w:eastAsia="Helvetica" w:cs="Helvetica"/>
+                <w:i w:val="false"/>
+                <w:b w:val="false"/>
+                <w:u w:val="none"/>
+                <w:sz w:val="22"/>
+                <w:szCs w:val="22"/>
+                <w:color w:val="000000"/>
+              </w:rPr>
+              <w:t xml:space="preserve">0.851</w:t>
             </w:r>
           </w:p>
         </w:tc>
@@ -8428,7 +8428,7 @@
                 <w:szCs w:val="22"/>
                 <w:color w:val="000000"/>
               </w:rPr>
-              <w:t xml:space="preserve">0.169</w:t>
+              <w:t xml:space="preserve">0.172</w:t>
             </w:r>
           </w:p>
         </w:tc>
@@ -8805,113 +8805,113 @@
                 <w:szCs w:val="22"/>
                 <w:color w:val="000000"/>
               </w:rPr>
-              <w:t xml:space="preserve">-2.8</w:t>
-            </w:r>
-          </w:p>
-        </w:tc>
-        <w:tc>
-          <w:tcPr>
-            <w:tcBorders>
-              <w:bottom w:val="none" w:sz="0" w:space="0" w:color="000000"/>
-              <w:top w:val="none" w:sz="0" w:space="0" w:color="000000"/>
-              <w:left w:val="none" w:sz="0" w:space="0" w:color="000000"/>
-              <w:right w:val="none" w:sz="0" w:space="0" w:color="000000"/>
-            </w:tcBorders>
-            <w:shd w:val="clear" w:color="auto" w:fill="FFFFFF"/>
-            <w:tcMar>
-              <w:top w:w="0" w:type="dxa"/>
-              <w:bottom w:w="0" w:type="dxa"/>
-              <w:left w:w="0" w:type="dxa"/>
-              <w:right w:w="0" w:type="dxa"/>
-            </w:tcMar>
-            <w:vAlign w:val="top"/>
-          </w:tcPr>
-          <w:p>
-            <w:pPr>
-              <w:pStyle w:val="Normal"/>
-              <w:jc w:val="center"/>
-              <w:pBdr>
-                <w:bottom w:val="none" w:sz="0" w:space="0" w:color="000000"/>
-                <w:top w:val="none" w:sz="0" w:space="0" w:color="000000"/>
-                <w:left w:val="none" w:sz="0" w:space="0" w:color="000000"/>
-                <w:right w:val="none" w:sz="0" w:space="0" w:color="000000"/>
-              </w:pBdr>
-              <w:spacing w:after="100" w:before="100" w:line="240"/>
-              <w:ind w:left="100" w:right="100" w:firstLine="0" w:firstLineChars="0"/>
-              <w:rPr>
-                <w:rFonts w:ascii="Helvetica" w:hAnsi="Helvetica" w:eastAsia="Helvetica" w:cs="Helvetica"/>
-                <w:i w:val="false"/>
-                <w:b w:val="false"/>
-                <w:u w:val="none"/>
-                <w:sz w:val="22"/>
-                <w:szCs w:val="22"/>
-                <w:color w:val="000000"/>
-              </w:rPr>
-            </w:pPr>
-            <w:r>
-              <w:rPr>
-                <w:rFonts w:ascii="Helvetica" w:hAnsi="Helvetica" w:eastAsia="Helvetica" w:cs="Helvetica"/>
-                <w:i w:val="false"/>
-                <w:b w:val="false"/>
-                <w:u w:val="none"/>
-                <w:sz w:val="22"/>
-                <w:szCs w:val="22"/>
-                <w:color w:val="000000"/>
-              </w:rPr>
-              <w:t xml:space="preserve">-8.2, 2.6</w:t>
-            </w:r>
-          </w:p>
-        </w:tc>
-        <w:tc>
-          <w:tcPr>
-            <w:tcBorders>
-              <w:bottom w:val="none" w:sz="0" w:space="0" w:color="000000"/>
-              <w:top w:val="none" w:sz="0" w:space="0" w:color="000000"/>
-              <w:left w:val="none" w:sz="0" w:space="0" w:color="000000"/>
-              <w:right w:val="none" w:sz="0" w:space="0" w:color="000000"/>
-            </w:tcBorders>
-            <w:shd w:val="clear" w:color="auto" w:fill="FFFFFF"/>
-            <w:tcMar>
-              <w:top w:w="0" w:type="dxa"/>
-              <w:bottom w:w="0" w:type="dxa"/>
-              <w:left w:w="0" w:type="dxa"/>
-              <w:right w:w="0" w:type="dxa"/>
-            </w:tcMar>
-            <w:vAlign w:val="top"/>
-          </w:tcPr>
-          <w:p>
-            <w:pPr>
-              <w:pStyle w:val="Normal"/>
-              <w:jc w:val="center"/>
-              <w:pBdr>
-                <w:bottom w:val="none" w:sz="0" w:space="0" w:color="000000"/>
-                <w:top w:val="none" w:sz="0" w:space="0" w:color="000000"/>
-                <w:left w:val="none" w:sz="0" w:space="0" w:color="000000"/>
-                <w:right w:val="none" w:sz="0" w:space="0" w:color="000000"/>
-              </w:pBdr>
-              <w:spacing w:after="100" w:before="100" w:line="240"/>
-              <w:ind w:left="100" w:right="100" w:firstLine="0" w:firstLineChars="0"/>
-              <w:rPr>
-                <w:rFonts w:ascii="Helvetica" w:hAnsi="Helvetica" w:eastAsia="Helvetica" w:cs="Helvetica"/>
-                <w:i w:val="false"/>
-                <w:b w:val="false"/>
-                <w:u w:val="none"/>
-                <w:sz w:val="22"/>
-                <w:szCs w:val="22"/>
-                <w:color w:val="000000"/>
-              </w:rPr>
-            </w:pPr>
-            <w:r>
-              <w:rPr>
-                <w:rFonts w:ascii="Helvetica" w:hAnsi="Helvetica" w:eastAsia="Helvetica" w:cs="Helvetica"/>
-                <w:i w:val="false"/>
-                <w:b w:val="false"/>
-                <w:u w:val="none"/>
-                <w:sz w:val="22"/>
-                <w:szCs w:val="22"/>
-                <w:color w:val="000000"/>
-              </w:rPr>
-              <w:t xml:space="preserve">0.307</w:t>
+              <w:t xml:space="preserve">-2.5</w:t>
+            </w:r>
+          </w:p>
+        </w:tc>
+        <w:tc>
+          <w:tcPr>
+            <w:tcBorders>
+              <w:bottom w:val="none" w:sz="0" w:space="0" w:color="000000"/>
+              <w:top w:val="none" w:sz="0" w:space="0" w:color="000000"/>
+              <w:left w:val="none" w:sz="0" w:space="0" w:color="000000"/>
+              <w:right w:val="none" w:sz="0" w:space="0" w:color="000000"/>
+            </w:tcBorders>
+            <w:shd w:val="clear" w:color="auto" w:fill="FFFFFF"/>
+            <w:tcMar>
+              <w:top w:w="0" w:type="dxa"/>
+              <w:bottom w:w="0" w:type="dxa"/>
+              <w:left w:w="0" w:type="dxa"/>
+              <w:right w:w="0" w:type="dxa"/>
+            </w:tcMar>
+            <w:vAlign w:val="top"/>
+          </w:tcPr>
+          <w:p>
+            <w:pPr>
+              <w:pStyle w:val="Normal"/>
+              <w:jc w:val="center"/>
+              <w:pBdr>
+                <w:bottom w:val="none" w:sz="0" w:space="0" w:color="000000"/>
+                <w:top w:val="none" w:sz="0" w:space="0" w:color="000000"/>
+                <w:left w:val="none" w:sz="0" w:space="0" w:color="000000"/>
+                <w:right w:val="none" w:sz="0" w:space="0" w:color="000000"/>
+              </w:pBdr>
+              <w:spacing w:after="100" w:before="100" w:line="240"/>
+              <w:ind w:left="100" w:right="100" w:firstLine="0" w:firstLineChars="0"/>
+              <w:rPr>
+                <w:rFonts w:ascii="Helvetica" w:hAnsi="Helvetica" w:eastAsia="Helvetica" w:cs="Helvetica"/>
+                <w:i w:val="false"/>
+                <w:b w:val="false"/>
+                <w:u w:val="none"/>
+                <w:sz w:val="22"/>
+                <w:szCs w:val="22"/>
+                <w:color w:val="000000"/>
+              </w:rPr>
+            </w:pPr>
+            <w:r>
+              <w:rPr>
+                <w:rFonts w:ascii="Helvetica" w:hAnsi="Helvetica" w:eastAsia="Helvetica" w:cs="Helvetica"/>
+                <w:i w:val="false"/>
+                <w:b w:val="false"/>
+                <w:u w:val="none"/>
+                <w:sz w:val="22"/>
+                <w:szCs w:val="22"/>
+                <w:color w:val="000000"/>
+              </w:rPr>
+              <w:t xml:space="preserve">-8.0, 3.0</w:t>
+            </w:r>
+          </w:p>
+        </w:tc>
+        <w:tc>
+          <w:tcPr>
+            <w:tcBorders>
+              <w:bottom w:val="none" w:sz="0" w:space="0" w:color="000000"/>
+              <w:top w:val="none" w:sz="0" w:space="0" w:color="000000"/>
+              <w:left w:val="none" w:sz="0" w:space="0" w:color="000000"/>
+              <w:right w:val="none" w:sz="0" w:space="0" w:color="000000"/>
+            </w:tcBorders>
+            <w:shd w:val="clear" w:color="auto" w:fill="FFFFFF"/>
+            <w:tcMar>
+              <w:top w:w="0" w:type="dxa"/>
+              <w:bottom w:w="0" w:type="dxa"/>
+              <w:left w:w="0" w:type="dxa"/>
+              <w:right w:w="0" w:type="dxa"/>
+            </w:tcMar>
+            <w:vAlign w:val="top"/>
+          </w:tcPr>
+          <w:p>
+            <w:pPr>
+              <w:pStyle w:val="Normal"/>
+              <w:jc w:val="center"/>
+              <w:pBdr>
+                <w:bottom w:val="none" w:sz="0" w:space="0" w:color="000000"/>
+                <w:top w:val="none" w:sz="0" w:space="0" w:color="000000"/>
+                <w:left w:val="none" w:sz="0" w:space="0" w:color="000000"/>
+                <w:right w:val="none" w:sz="0" w:space="0" w:color="000000"/>
+              </w:pBdr>
+              <w:spacing w:after="100" w:before="100" w:line="240"/>
+              <w:ind w:left="100" w:right="100" w:firstLine="0" w:firstLineChars="0"/>
+              <w:rPr>
+                <w:rFonts w:ascii="Helvetica" w:hAnsi="Helvetica" w:eastAsia="Helvetica" w:cs="Helvetica"/>
+                <w:i w:val="false"/>
+                <w:b w:val="false"/>
+                <w:u w:val="none"/>
+                <w:sz w:val="22"/>
+                <w:szCs w:val="22"/>
+                <w:color w:val="000000"/>
+              </w:rPr>
+            </w:pPr>
+            <w:r>
+              <w:rPr>
+                <w:rFonts w:ascii="Helvetica" w:hAnsi="Helvetica" w:eastAsia="Helvetica" w:cs="Helvetica"/>
+                <w:i w:val="false"/>
+                <w:b w:val="false"/>
+                <w:u w:val="none"/>
+                <w:sz w:val="22"/>
+                <w:szCs w:val="22"/>
+                <w:color w:val="000000"/>
+              </w:rPr>
+              <w:t xml:space="preserve">0.369</w:t>
             </w:r>
           </w:p>
         </w:tc>
@@ -9288,113 +9288,113 @@
                 <w:szCs w:val="22"/>
                 <w:color w:val="000000"/>
               </w:rPr>
-              <w:t xml:space="preserve">5.8</w:t>
-            </w:r>
-          </w:p>
-        </w:tc>
-        <w:tc>
-          <w:tcPr>
-            <w:tcBorders>
-              <w:bottom w:val="none" w:sz="0" w:space="0" w:color="000000"/>
-              <w:top w:val="none" w:sz="0" w:space="0" w:color="000000"/>
-              <w:left w:val="none" w:sz="0" w:space="0" w:color="000000"/>
-              <w:right w:val="none" w:sz="0" w:space="0" w:color="000000"/>
-            </w:tcBorders>
-            <w:shd w:val="clear" w:color="auto" w:fill="FFFFFF"/>
-            <w:tcMar>
-              <w:top w:w="0" w:type="dxa"/>
-              <w:bottom w:w="0" w:type="dxa"/>
-              <w:left w:w="0" w:type="dxa"/>
-              <w:right w:w="0" w:type="dxa"/>
-            </w:tcMar>
-            <w:vAlign w:val="top"/>
-          </w:tcPr>
-          <w:p>
-            <w:pPr>
-              <w:pStyle w:val="Normal"/>
-              <w:jc w:val="center"/>
-              <w:pBdr>
-                <w:bottom w:val="none" w:sz="0" w:space="0" w:color="000000"/>
-                <w:top w:val="none" w:sz="0" w:space="0" w:color="000000"/>
-                <w:left w:val="none" w:sz="0" w:space="0" w:color="000000"/>
-                <w:right w:val="none" w:sz="0" w:space="0" w:color="000000"/>
-              </w:pBdr>
-              <w:spacing w:after="100" w:before="100" w:line="240"/>
-              <w:ind w:left="100" w:right="100" w:firstLine="0" w:firstLineChars="0"/>
-              <w:rPr>
-                <w:rFonts w:ascii="Helvetica" w:hAnsi="Helvetica" w:eastAsia="Helvetica" w:cs="Helvetica"/>
-                <w:i w:val="false"/>
-                <w:b w:val="false"/>
-                <w:u w:val="none"/>
-                <w:sz w:val="22"/>
-                <w:szCs w:val="22"/>
-                <w:color w:val="000000"/>
-              </w:rPr>
-            </w:pPr>
-            <w:r>
-              <w:rPr>
-                <w:rFonts w:ascii="Helvetica" w:hAnsi="Helvetica" w:eastAsia="Helvetica" w:cs="Helvetica"/>
-                <w:i w:val="false"/>
-                <w:b w:val="false"/>
-                <w:u w:val="none"/>
-                <w:sz w:val="22"/>
-                <w:szCs w:val="22"/>
-                <w:color w:val="000000"/>
-              </w:rPr>
-              <w:t xml:space="preserve">0.22, 11</w:t>
-            </w:r>
-          </w:p>
-        </w:tc>
-        <w:tc>
-          <w:tcPr>
-            <w:tcBorders>
-              <w:bottom w:val="none" w:sz="0" w:space="0" w:color="000000"/>
-              <w:top w:val="none" w:sz="0" w:space="0" w:color="000000"/>
-              <w:left w:val="none" w:sz="0" w:space="0" w:color="000000"/>
-              <w:right w:val="none" w:sz="0" w:space="0" w:color="000000"/>
-            </w:tcBorders>
-            <w:shd w:val="clear" w:color="auto" w:fill="FFFFFF"/>
-            <w:tcMar>
-              <w:top w:w="0" w:type="dxa"/>
-              <w:bottom w:w="0" w:type="dxa"/>
-              <w:left w:w="0" w:type="dxa"/>
-              <w:right w:w="0" w:type="dxa"/>
-            </w:tcMar>
-            <w:vAlign w:val="top"/>
-          </w:tcPr>
-          <w:p>
-            <w:pPr>
-              <w:pStyle w:val="Normal"/>
-              <w:jc w:val="center"/>
-              <w:pBdr>
-                <w:bottom w:val="none" w:sz="0" w:space="0" w:color="000000"/>
-                <w:top w:val="none" w:sz="0" w:space="0" w:color="000000"/>
-                <w:left w:val="none" w:sz="0" w:space="0" w:color="000000"/>
-                <w:right w:val="none" w:sz="0" w:space="0" w:color="000000"/>
-              </w:pBdr>
-              <w:spacing w:after="100" w:before="100" w:line="240"/>
-              <w:ind w:left="100" w:right="100" w:firstLine="0" w:firstLineChars="0"/>
-              <w:rPr>
-                <w:rFonts w:ascii="Helvetica" w:hAnsi="Helvetica" w:eastAsia="Helvetica" w:cs="Helvetica"/>
-                <w:i w:val="false"/>
-                <w:b w:val="false"/>
-                <w:u w:val="none"/>
-                <w:sz w:val="22"/>
-                <w:szCs w:val="22"/>
-                <w:color w:val="000000"/>
-              </w:rPr>
-            </w:pPr>
-            <w:r>
-              <w:rPr>
-                <w:rFonts w:ascii="Helvetica" w:hAnsi="Helvetica" w:eastAsia="Helvetica" w:cs="Helvetica"/>
-                <w:i w:val="false"/>
-                <w:b w:val="false"/>
-                <w:u w:val="none"/>
-                <w:sz w:val="22"/>
-                <w:szCs w:val="22"/>
-                <w:color w:val="000000"/>
-              </w:rPr>
-              <w:t xml:space="preserve">0.042</w:t>
+              <w:t xml:space="preserve">5.5</w:t>
+            </w:r>
+          </w:p>
+        </w:tc>
+        <w:tc>
+          <w:tcPr>
+            <w:tcBorders>
+              <w:bottom w:val="none" w:sz="0" w:space="0" w:color="000000"/>
+              <w:top w:val="none" w:sz="0" w:space="0" w:color="000000"/>
+              <w:left w:val="none" w:sz="0" w:space="0" w:color="000000"/>
+              <w:right w:val="none" w:sz="0" w:space="0" w:color="000000"/>
+            </w:tcBorders>
+            <w:shd w:val="clear" w:color="auto" w:fill="FFFFFF"/>
+            <w:tcMar>
+              <w:top w:w="0" w:type="dxa"/>
+              <w:bottom w:w="0" w:type="dxa"/>
+              <w:left w:w="0" w:type="dxa"/>
+              <w:right w:w="0" w:type="dxa"/>
+            </w:tcMar>
+            <w:vAlign w:val="top"/>
+          </w:tcPr>
+          <w:p>
+            <w:pPr>
+              <w:pStyle w:val="Normal"/>
+              <w:jc w:val="center"/>
+              <w:pBdr>
+                <w:bottom w:val="none" w:sz="0" w:space="0" w:color="000000"/>
+                <w:top w:val="none" w:sz="0" w:space="0" w:color="000000"/>
+                <w:left w:val="none" w:sz="0" w:space="0" w:color="000000"/>
+                <w:right w:val="none" w:sz="0" w:space="0" w:color="000000"/>
+              </w:pBdr>
+              <w:spacing w:after="100" w:before="100" w:line="240"/>
+              <w:ind w:left="100" w:right="100" w:firstLine="0" w:firstLineChars="0"/>
+              <w:rPr>
+                <w:rFonts w:ascii="Helvetica" w:hAnsi="Helvetica" w:eastAsia="Helvetica" w:cs="Helvetica"/>
+                <w:i w:val="false"/>
+                <w:b w:val="false"/>
+                <w:u w:val="none"/>
+                <w:sz w:val="22"/>
+                <w:szCs w:val="22"/>
+                <w:color w:val="000000"/>
+              </w:rPr>
+            </w:pPr>
+            <w:r>
+              <w:rPr>
+                <w:rFonts w:ascii="Helvetica" w:hAnsi="Helvetica" w:eastAsia="Helvetica" w:cs="Helvetica"/>
+                <w:i w:val="false"/>
+                <w:b w:val="false"/>
+                <w:u w:val="none"/>
+                <w:sz w:val="22"/>
+                <w:szCs w:val="22"/>
+                <w:color w:val="000000"/>
+              </w:rPr>
+              <w:t xml:space="preserve">-0.12, 11</w:t>
+            </w:r>
+          </w:p>
+        </w:tc>
+        <w:tc>
+          <w:tcPr>
+            <w:tcBorders>
+              <w:bottom w:val="none" w:sz="0" w:space="0" w:color="000000"/>
+              <w:top w:val="none" w:sz="0" w:space="0" w:color="000000"/>
+              <w:left w:val="none" w:sz="0" w:space="0" w:color="000000"/>
+              <w:right w:val="none" w:sz="0" w:space="0" w:color="000000"/>
+            </w:tcBorders>
+            <w:shd w:val="clear" w:color="auto" w:fill="FFFFFF"/>
+            <w:tcMar>
+              <w:top w:w="0" w:type="dxa"/>
+              <w:bottom w:w="0" w:type="dxa"/>
+              <w:left w:w="0" w:type="dxa"/>
+              <w:right w:w="0" w:type="dxa"/>
+            </w:tcMar>
+            <w:vAlign w:val="top"/>
+          </w:tcPr>
+          <w:p>
+            <w:pPr>
+              <w:pStyle w:val="Normal"/>
+              <w:jc w:val="center"/>
+              <w:pBdr>
+                <w:bottom w:val="none" w:sz="0" w:space="0" w:color="000000"/>
+                <w:top w:val="none" w:sz="0" w:space="0" w:color="000000"/>
+                <w:left w:val="none" w:sz="0" w:space="0" w:color="000000"/>
+                <w:right w:val="none" w:sz="0" w:space="0" w:color="000000"/>
+              </w:pBdr>
+              <w:spacing w:after="100" w:before="100" w:line="240"/>
+              <w:ind w:left="100" w:right="100" w:firstLine="0" w:firstLineChars="0"/>
+              <w:rPr>
+                <w:rFonts w:ascii="Helvetica" w:hAnsi="Helvetica" w:eastAsia="Helvetica" w:cs="Helvetica"/>
+                <w:i w:val="false"/>
+                <w:b w:val="false"/>
+                <w:u w:val="none"/>
+                <w:sz w:val="22"/>
+                <w:szCs w:val="22"/>
+                <w:color w:val="000000"/>
+              </w:rPr>
+            </w:pPr>
+            <w:r>
+              <w:rPr>
+                <w:rFonts w:ascii="Helvetica" w:hAnsi="Helvetica" w:eastAsia="Helvetica" w:cs="Helvetica"/>
+                <w:i w:val="false"/>
+                <w:b w:val="false"/>
+                <w:u w:val="none"/>
+                <w:sz w:val="22"/>
+                <w:szCs w:val="22"/>
+                <w:color w:val="000000"/>
+              </w:rPr>
+              <w:t xml:space="preserve">0.055</w:t>
             </w:r>
           </w:p>
         </w:tc>
@@ -9771,113 +9771,113 @@
                 <w:szCs w:val="22"/>
                 <w:color w:val="000000"/>
               </w:rPr>
-              <w:t xml:space="preserve">-0.08</w:t>
-            </w:r>
-          </w:p>
-        </w:tc>
-        <w:tc>
-          <w:tcPr>
-            <w:tcBorders>
-              <w:bottom w:val="none" w:sz="0" w:space="0" w:color="000000"/>
-              <w:top w:val="none" w:sz="0" w:space="0" w:color="000000"/>
-              <w:left w:val="none" w:sz="0" w:space="0" w:color="000000"/>
-              <w:right w:val="none" w:sz="0" w:space="0" w:color="000000"/>
-            </w:tcBorders>
-            <w:shd w:val="clear" w:color="auto" w:fill="FFFFFF"/>
-            <w:tcMar>
-              <w:top w:w="0" w:type="dxa"/>
-              <w:bottom w:w="0" w:type="dxa"/>
-              <w:left w:w="0" w:type="dxa"/>
-              <w:right w:w="0" w:type="dxa"/>
-            </w:tcMar>
-            <w:vAlign w:val="top"/>
-          </w:tcPr>
-          <w:p>
-            <w:pPr>
-              <w:pStyle w:val="Normal"/>
-              <w:jc w:val="center"/>
-              <w:pBdr>
-                <w:bottom w:val="none" w:sz="0" w:space="0" w:color="000000"/>
-                <w:top w:val="none" w:sz="0" w:space="0" w:color="000000"/>
-                <w:left w:val="none" w:sz="0" w:space="0" w:color="000000"/>
-                <w:right w:val="none" w:sz="0" w:space="0" w:color="000000"/>
-              </w:pBdr>
-              <w:spacing w:after="100" w:before="100" w:line="240"/>
-              <w:ind w:left="100" w:right="100" w:firstLine="0" w:firstLineChars="0"/>
-              <w:rPr>
-                <w:rFonts w:ascii="Helvetica" w:hAnsi="Helvetica" w:eastAsia="Helvetica" w:cs="Helvetica"/>
-                <w:i w:val="false"/>
-                <w:b w:val="false"/>
-                <w:u w:val="none"/>
-                <w:sz w:val="22"/>
-                <w:szCs w:val="22"/>
-                <w:color w:val="000000"/>
-              </w:rPr>
-            </w:pPr>
-            <w:r>
-              <w:rPr>
-                <w:rFonts w:ascii="Helvetica" w:hAnsi="Helvetica" w:eastAsia="Helvetica" w:cs="Helvetica"/>
-                <w:i w:val="false"/>
-                <w:b w:val="false"/>
-                <w:u w:val="none"/>
-                <w:sz w:val="22"/>
-                <w:szCs w:val="22"/>
-                <w:color w:val="000000"/>
-              </w:rPr>
-              <w:t xml:space="preserve">-6.8, 6.7</w:t>
-            </w:r>
-          </w:p>
-        </w:tc>
-        <w:tc>
-          <w:tcPr>
-            <w:tcBorders>
-              <w:bottom w:val="none" w:sz="0" w:space="0" w:color="000000"/>
-              <w:top w:val="none" w:sz="0" w:space="0" w:color="000000"/>
-              <w:left w:val="none" w:sz="0" w:space="0" w:color="000000"/>
-              <w:right w:val="none" w:sz="0" w:space="0" w:color="000000"/>
-            </w:tcBorders>
-            <w:shd w:val="clear" w:color="auto" w:fill="FFFFFF"/>
-            <w:tcMar>
-              <w:top w:w="0" w:type="dxa"/>
-              <w:bottom w:w="0" w:type="dxa"/>
-              <w:left w:w="0" w:type="dxa"/>
-              <w:right w:w="0" w:type="dxa"/>
-            </w:tcMar>
-            <w:vAlign w:val="top"/>
-          </w:tcPr>
-          <w:p>
-            <w:pPr>
-              <w:pStyle w:val="Normal"/>
-              <w:jc w:val="center"/>
-              <w:pBdr>
-                <w:bottom w:val="none" w:sz="0" w:space="0" w:color="000000"/>
-                <w:top w:val="none" w:sz="0" w:space="0" w:color="000000"/>
-                <w:left w:val="none" w:sz="0" w:space="0" w:color="000000"/>
-                <w:right w:val="none" w:sz="0" w:space="0" w:color="000000"/>
-              </w:pBdr>
-              <w:spacing w:after="100" w:before="100" w:line="240"/>
-              <w:ind w:left="100" w:right="100" w:firstLine="0" w:firstLineChars="0"/>
-              <w:rPr>
-                <w:rFonts w:ascii="Helvetica" w:hAnsi="Helvetica" w:eastAsia="Helvetica" w:cs="Helvetica"/>
-                <w:i w:val="false"/>
-                <w:b w:val="false"/>
-                <w:u w:val="none"/>
-                <w:sz w:val="22"/>
-                <w:szCs w:val="22"/>
-                <w:color w:val="000000"/>
-              </w:rPr>
-            </w:pPr>
-            <w:r>
-              <w:rPr>
-                <w:rFonts w:ascii="Helvetica" w:hAnsi="Helvetica" w:eastAsia="Helvetica" w:cs="Helvetica"/>
-                <w:i w:val="false"/>
-                <w:b w:val="false"/>
-                <w:u w:val="none"/>
-                <w:sz w:val="22"/>
-                <w:szCs w:val="22"/>
-                <w:color w:val="000000"/>
-              </w:rPr>
-              <w:t xml:space="preserve">0.982</w:t>
+              <w:t xml:space="preserve">-0.68</w:t>
+            </w:r>
+          </w:p>
+        </w:tc>
+        <w:tc>
+          <w:tcPr>
+            <w:tcBorders>
+              <w:bottom w:val="none" w:sz="0" w:space="0" w:color="000000"/>
+              <w:top w:val="none" w:sz="0" w:space="0" w:color="000000"/>
+              <w:left w:val="none" w:sz="0" w:space="0" w:color="000000"/>
+              <w:right w:val="none" w:sz="0" w:space="0" w:color="000000"/>
+            </w:tcBorders>
+            <w:shd w:val="clear" w:color="auto" w:fill="FFFFFF"/>
+            <w:tcMar>
+              <w:top w:w="0" w:type="dxa"/>
+              <w:bottom w:w="0" w:type="dxa"/>
+              <w:left w:w="0" w:type="dxa"/>
+              <w:right w:w="0" w:type="dxa"/>
+            </w:tcMar>
+            <w:vAlign w:val="top"/>
+          </w:tcPr>
+          <w:p>
+            <w:pPr>
+              <w:pStyle w:val="Normal"/>
+              <w:jc w:val="center"/>
+              <w:pBdr>
+                <w:bottom w:val="none" w:sz="0" w:space="0" w:color="000000"/>
+                <w:top w:val="none" w:sz="0" w:space="0" w:color="000000"/>
+                <w:left w:val="none" w:sz="0" w:space="0" w:color="000000"/>
+                <w:right w:val="none" w:sz="0" w:space="0" w:color="000000"/>
+              </w:pBdr>
+              <w:spacing w:after="100" w:before="100" w:line="240"/>
+              <w:ind w:left="100" w:right="100" w:firstLine="0" w:firstLineChars="0"/>
+              <w:rPr>
+                <w:rFonts w:ascii="Helvetica" w:hAnsi="Helvetica" w:eastAsia="Helvetica" w:cs="Helvetica"/>
+                <w:i w:val="false"/>
+                <w:b w:val="false"/>
+                <w:u w:val="none"/>
+                <w:sz w:val="22"/>
+                <w:szCs w:val="22"/>
+                <w:color w:val="000000"/>
+              </w:rPr>
+            </w:pPr>
+            <w:r>
+              <w:rPr>
+                <w:rFonts w:ascii="Helvetica" w:hAnsi="Helvetica" w:eastAsia="Helvetica" w:cs="Helvetica"/>
+                <w:i w:val="false"/>
+                <w:b w:val="false"/>
+                <w:u w:val="none"/>
+                <w:sz w:val="22"/>
+                <w:szCs w:val="22"/>
+                <w:color w:val="000000"/>
+              </w:rPr>
+              <w:t xml:space="preserve">-7.4, 6.1</w:t>
+            </w:r>
+          </w:p>
+        </w:tc>
+        <w:tc>
+          <w:tcPr>
+            <w:tcBorders>
+              <w:bottom w:val="none" w:sz="0" w:space="0" w:color="000000"/>
+              <w:top w:val="none" w:sz="0" w:space="0" w:color="000000"/>
+              <w:left w:val="none" w:sz="0" w:space="0" w:color="000000"/>
+              <w:right w:val="none" w:sz="0" w:space="0" w:color="000000"/>
+            </w:tcBorders>
+            <w:shd w:val="clear" w:color="auto" w:fill="FFFFFF"/>
+            <w:tcMar>
+              <w:top w:w="0" w:type="dxa"/>
+              <w:bottom w:w="0" w:type="dxa"/>
+              <w:left w:w="0" w:type="dxa"/>
+              <w:right w:w="0" w:type="dxa"/>
+            </w:tcMar>
+            <w:vAlign w:val="top"/>
+          </w:tcPr>
+          <w:p>
+            <w:pPr>
+              <w:pStyle w:val="Normal"/>
+              <w:jc w:val="center"/>
+              <w:pBdr>
+                <w:bottom w:val="none" w:sz="0" w:space="0" w:color="000000"/>
+                <w:top w:val="none" w:sz="0" w:space="0" w:color="000000"/>
+                <w:left w:val="none" w:sz="0" w:space="0" w:color="000000"/>
+                <w:right w:val="none" w:sz="0" w:space="0" w:color="000000"/>
+              </w:pBdr>
+              <w:spacing w:after="100" w:before="100" w:line="240"/>
+              <w:ind w:left="100" w:right="100" w:firstLine="0" w:firstLineChars="0"/>
+              <w:rPr>
+                <w:rFonts w:ascii="Helvetica" w:hAnsi="Helvetica" w:eastAsia="Helvetica" w:cs="Helvetica"/>
+                <w:i w:val="false"/>
+                <w:b w:val="false"/>
+                <w:u w:val="none"/>
+                <w:sz w:val="22"/>
+                <w:szCs w:val="22"/>
+                <w:color w:val="000000"/>
+              </w:rPr>
+            </w:pPr>
+            <w:r>
+              <w:rPr>
+                <w:rFonts w:ascii="Helvetica" w:hAnsi="Helvetica" w:eastAsia="Helvetica" w:cs="Helvetica"/>
+                <w:i w:val="false"/>
+                <w:b w:val="false"/>
+                <w:u w:val="none"/>
+                <w:sz w:val="22"/>
+                <w:szCs w:val="22"/>
+                <w:color w:val="000000"/>
+              </w:rPr>
+              <w:t xml:space="preserve">0.844</w:t>
             </w:r>
           </w:p>
         </w:tc>
@@ -11220,113 +11220,113 @@
                 <w:szCs w:val="22"/>
                 <w:color w:val="000000"/>
               </w:rPr>
-              <w:t xml:space="preserve">0.39</w:t>
-            </w:r>
-          </w:p>
-        </w:tc>
-        <w:tc>
-          <w:tcPr>
-            <w:tcBorders>
-              <w:bottom w:val="none" w:sz="0" w:space="0" w:color="000000"/>
-              <w:top w:val="none" w:sz="0" w:space="0" w:color="000000"/>
-              <w:left w:val="none" w:sz="0" w:space="0" w:color="000000"/>
-              <w:right w:val="none" w:sz="0" w:space="0" w:color="000000"/>
-            </w:tcBorders>
-            <w:shd w:val="clear" w:color="auto" w:fill="FFFFFF"/>
-            <w:tcMar>
-              <w:top w:w="0" w:type="dxa"/>
-              <w:bottom w:w="0" w:type="dxa"/>
-              <w:left w:w="0" w:type="dxa"/>
-              <w:right w:w="0" w:type="dxa"/>
-            </w:tcMar>
-            <w:vAlign w:val="top"/>
-          </w:tcPr>
-          <w:p>
-            <w:pPr>
-              <w:pStyle w:val="Normal"/>
-              <w:jc w:val="center"/>
-              <w:pBdr>
-                <w:bottom w:val="none" w:sz="0" w:space="0" w:color="000000"/>
-                <w:top w:val="none" w:sz="0" w:space="0" w:color="000000"/>
-                <w:left w:val="none" w:sz="0" w:space="0" w:color="000000"/>
-                <w:right w:val="none" w:sz="0" w:space="0" w:color="000000"/>
-              </w:pBdr>
-              <w:spacing w:after="100" w:before="100" w:line="240"/>
-              <w:ind w:left="100" w:right="100" w:firstLine="0" w:firstLineChars="0"/>
-              <w:rPr>
-                <w:rFonts w:ascii="Helvetica" w:hAnsi="Helvetica" w:eastAsia="Helvetica" w:cs="Helvetica"/>
-                <w:i w:val="false"/>
-                <w:b w:val="false"/>
-                <w:u w:val="none"/>
-                <w:sz w:val="22"/>
-                <w:szCs w:val="22"/>
-                <w:color w:val="000000"/>
-              </w:rPr>
-            </w:pPr>
-            <w:r>
-              <w:rPr>
-                <w:rFonts w:ascii="Helvetica" w:hAnsi="Helvetica" w:eastAsia="Helvetica" w:cs="Helvetica"/>
-                <w:i w:val="false"/>
-                <w:b w:val="false"/>
-                <w:u w:val="none"/>
-                <w:sz w:val="22"/>
-                <w:szCs w:val="22"/>
-                <w:color w:val="000000"/>
-              </w:rPr>
-              <w:t xml:space="preserve">-2.4, 3.2</w:t>
-            </w:r>
-          </w:p>
-        </w:tc>
-        <w:tc>
-          <w:tcPr>
-            <w:tcBorders>
-              <w:bottom w:val="none" w:sz="0" w:space="0" w:color="000000"/>
-              <w:top w:val="none" w:sz="0" w:space="0" w:color="000000"/>
-              <w:left w:val="none" w:sz="0" w:space="0" w:color="000000"/>
-              <w:right w:val="none" w:sz="0" w:space="0" w:color="000000"/>
-            </w:tcBorders>
-            <w:shd w:val="clear" w:color="auto" w:fill="FFFFFF"/>
-            <w:tcMar>
-              <w:top w:w="0" w:type="dxa"/>
-              <w:bottom w:w="0" w:type="dxa"/>
-              <w:left w:w="0" w:type="dxa"/>
-              <w:right w:w="0" w:type="dxa"/>
-            </w:tcMar>
-            <w:vAlign w:val="top"/>
-          </w:tcPr>
-          <w:p>
-            <w:pPr>
-              <w:pStyle w:val="Normal"/>
-              <w:jc w:val="center"/>
-              <w:pBdr>
-                <w:bottom w:val="none" w:sz="0" w:space="0" w:color="000000"/>
-                <w:top w:val="none" w:sz="0" w:space="0" w:color="000000"/>
-                <w:left w:val="none" w:sz="0" w:space="0" w:color="000000"/>
-                <w:right w:val="none" w:sz="0" w:space="0" w:color="000000"/>
-              </w:pBdr>
-              <w:spacing w:after="100" w:before="100" w:line="240"/>
-              <w:ind w:left="100" w:right="100" w:firstLine="0" w:firstLineChars="0"/>
-              <w:rPr>
-                <w:rFonts w:ascii="Helvetica" w:hAnsi="Helvetica" w:eastAsia="Helvetica" w:cs="Helvetica"/>
-                <w:i w:val="false"/>
-                <w:b w:val="false"/>
-                <w:u w:val="none"/>
-                <w:sz w:val="22"/>
-                <w:szCs w:val="22"/>
-                <w:color w:val="000000"/>
-              </w:rPr>
-            </w:pPr>
-            <w:r>
-              <w:rPr>
-                <w:rFonts w:ascii="Helvetica" w:hAnsi="Helvetica" w:eastAsia="Helvetica" w:cs="Helvetica"/>
-                <w:i w:val="false"/>
-                <w:b w:val="false"/>
-                <w:u w:val="none"/>
-                <w:sz w:val="22"/>
-                <w:szCs w:val="22"/>
-                <w:color w:val="000000"/>
-              </w:rPr>
-              <w:t xml:space="preserve">0.787</w:t>
+              <w:t xml:space="preserve">0.26</w:t>
+            </w:r>
+          </w:p>
+        </w:tc>
+        <w:tc>
+          <w:tcPr>
+            <w:tcBorders>
+              <w:bottom w:val="none" w:sz="0" w:space="0" w:color="000000"/>
+              <w:top w:val="none" w:sz="0" w:space="0" w:color="000000"/>
+              <w:left w:val="none" w:sz="0" w:space="0" w:color="000000"/>
+              <w:right w:val="none" w:sz="0" w:space="0" w:color="000000"/>
+            </w:tcBorders>
+            <w:shd w:val="clear" w:color="auto" w:fill="FFFFFF"/>
+            <w:tcMar>
+              <w:top w:w="0" w:type="dxa"/>
+              <w:bottom w:w="0" w:type="dxa"/>
+              <w:left w:w="0" w:type="dxa"/>
+              <w:right w:w="0" w:type="dxa"/>
+            </w:tcMar>
+            <w:vAlign w:val="top"/>
+          </w:tcPr>
+          <w:p>
+            <w:pPr>
+              <w:pStyle w:val="Normal"/>
+              <w:jc w:val="center"/>
+              <w:pBdr>
+                <w:bottom w:val="none" w:sz="0" w:space="0" w:color="000000"/>
+                <w:top w:val="none" w:sz="0" w:space="0" w:color="000000"/>
+                <w:left w:val="none" w:sz="0" w:space="0" w:color="000000"/>
+                <w:right w:val="none" w:sz="0" w:space="0" w:color="000000"/>
+              </w:pBdr>
+              <w:spacing w:after="100" w:before="100" w:line="240"/>
+              <w:ind w:left="100" w:right="100" w:firstLine="0" w:firstLineChars="0"/>
+              <w:rPr>
+                <w:rFonts w:ascii="Helvetica" w:hAnsi="Helvetica" w:eastAsia="Helvetica" w:cs="Helvetica"/>
+                <w:i w:val="false"/>
+                <w:b w:val="false"/>
+                <w:u w:val="none"/>
+                <w:sz w:val="22"/>
+                <w:szCs w:val="22"/>
+                <w:color w:val="000000"/>
+              </w:rPr>
+            </w:pPr>
+            <w:r>
+              <w:rPr>
+                <w:rFonts w:ascii="Helvetica" w:hAnsi="Helvetica" w:eastAsia="Helvetica" w:cs="Helvetica"/>
+                <w:i w:val="false"/>
+                <w:b w:val="false"/>
+                <w:u w:val="none"/>
+                <w:sz w:val="22"/>
+                <w:szCs w:val="22"/>
+                <w:color w:val="000000"/>
+              </w:rPr>
+              <w:t xml:space="preserve">-2.6, 3.1</w:t>
+            </w:r>
+          </w:p>
+        </w:tc>
+        <w:tc>
+          <w:tcPr>
+            <w:tcBorders>
+              <w:bottom w:val="none" w:sz="0" w:space="0" w:color="000000"/>
+              <w:top w:val="none" w:sz="0" w:space="0" w:color="000000"/>
+              <w:left w:val="none" w:sz="0" w:space="0" w:color="000000"/>
+              <w:right w:val="none" w:sz="0" w:space="0" w:color="000000"/>
+            </w:tcBorders>
+            <w:shd w:val="clear" w:color="auto" w:fill="FFFFFF"/>
+            <w:tcMar>
+              <w:top w:w="0" w:type="dxa"/>
+              <w:bottom w:w="0" w:type="dxa"/>
+              <w:left w:w="0" w:type="dxa"/>
+              <w:right w:w="0" w:type="dxa"/>
+            </w:tcMar>
+            <w:vAlign w:val="top"/>
+          </w:tcPr>
+          <w:p>
+            <w:pPr>
+              <w:pStyle w:val="Normal"/>
+              <w:jc w:val="center"/>
+              <w:pBdr>
+                <w:bottom w:val="none" w:sz="0" w:space="0" w:color="000000"/>
+                <w:top w:val="none" w:sz="0" w:space="0" w:color="000000"/>
+                <w:left w:val="none" w:sz="0" w:space="0" w:color="000000"/>
+                <w:right w:val="none" w:sz="0" w:space="0" w:color="000000"/>
+              </w:pBdr>
+              <w:spacing w:after="100" w:before="100" w:line="240"/>
+              <w:ind w:left="100" w:right="100" w:firstLine="0" w:firstLineChars="0"/>
+              <w:rPr>
+                <w:rFonts w:ascii="Helvetica" w:hAnsi="Helvetica" w:eastAsia="Helvetica" w:cs="Helvetica"/>
+                <w:i w:val="false"/>
+                <w:b w:val="false"/>
+                <w:u w:val="none"/>
+                <w:sz w:val="22"/>
+                <w:szCs w:val="22"/>
+                <w:color w:val="000000"/>
+              </w:rPr>
+            </w:pPr>
+            <w:r>
+              <w:rPr>
+                <w:rFonts w:ascii="Helvetica" w:hAnsi="Helvetica" w:eastAsia="Helvetica" w:cs="Helvetica"/>
+                <w:i w:val="false"/>
+                <w:b w:val="false"/>
+                <w:u w:val="none"/>
+                <w:sz w:val="22"/>
+                <w:szCs w:val="22"/>
+                <w:color w:val="000000"/>
+              </w:rPr>
+              <w:t xml:space="preserve">0.856</w:t>
             </w:r>
           </w:p>
         </w:tc>
@@ -12669,60 +12669,60 @@
                 <w:szCs w:val="22"/>
                 <w:color w:val="000000"/>
               </w:rPr>
-              <w:t xml:space="preserve">-9.3</w:t>
-            </w:r>
-          </w:p>
-        </w:tc>
-        <w:tc>
-          <w:tcPr>
-            <w:tcBorders>
-              <w:bottom w:val="none" w:sz="0" w:space="0" w:color="000000"/>
-              <w:top w:val="none" w:sz="0" w:space="0" w:color="000000"/>
-              <w:left w:val="none" w:sz="0" w:space="0" w:color="000000"/>
-              <w:right w:val="none" w:sz="0" w:space="0" w:color="000000"/>
-            </w:tcBorders>
-            <w:shd w:val="clear" w:color="auto" w:fill="FFFFFF"/>
-            <w:tcMar>
-              <w:top w:w="0" w:type="dxa"/>
-              <w:bottom w:w="0" w:type="dxa"/>
-              <w:left w:w="0" w:type="dxa"/>
-              <w:right w:w="0" w:type="dxa"/>
-            </w:tcMar>
-            <w:vAlign w:val="top"/>
-          </w:tcPr>
-          <w:p>
-            <w:pPr>
-              <w:pStyle w:val="Normal"/>
-              <w:jc w:val="center"/>
-              <w:pBdr>
-                <w:bottom w:val="none" w:sz="0" w:space="0" w:color="000000"/>
-                <w:top w:val="none" w:sz="0" w:space="0" w:color="000000"/>
-                <w:left w:val="none" w:sz="0" w:space="0" w:color="000000"/>
-                <w:right w:val="none" w:sz="0" w:space="0" w:color="000000"/>
-              </w:pBdr>
-              <w:spacing w:after="100" w:before="100" w:line="240"/>
-              <w:ind w:left="100" w:right="100" w:firstLine="0" w:firstLineChars="0"/>
-              <w:rPr>
-                <w:rFonts w:ascii="Helvetica" w:hAnsi="Helvetica" w:eastAsia="Helvetica" w:cs="Helvetica"/>
-                <w:i w:val="false"/>
-                <w:b w:val="false"/>
-                <w:u w:val="none"/>
-                <w:sz w:val="22"/>
-                <w:szCs w:val="22"/>
-                <w:color w:val="000000"/>
-              </w:rPr>
-            </w:pPr>
-            <w:r>
-              <w:rPr>
-                <w:rFonts w:ascii="Helvetica" w:hAnsi="Helvetica" w:eastAsia="Helvetica" w:cs="Helvetica"/>
-                <w:i w:val="false"/>
-                <w:b w:val="false"/>
-                <w:u w:val="none"/>
-                <w:sz w:val="22"/>
-                <w:szCs w:val="22"/>
-                <w:color w:val="000000"/>
-              </w:rPr>
-              <w:t xml:space="preserve">-13, -5.2</w:t>
+              <w:t xml:space="preserve">-9.4</w:t>
+            </w:r>
+          </w:p>
+        </w:tc>
+        <w:tc>
+          <w:tcPr>
+            <w:tcBorders>
+              <w:bottom w:val="none" w:sz="0" w:space="0" w:color="000000"/>
+              <w:top w:val="none" w:sz="0" w:space="0" w:color="000000"/>
+              <w:left w:val="none" w:sz="0" w:space="0" w:color="000000"/>
+              <w:right w:val="none" w:sz="0" w:space="0" w:color="000000"/>
+            </w:tcBorders>
+            <w:shd w:val="clear" w:color="auto" w:fill="FFFFFF"/>
+            <w:tcMar>
+              <w:top w:w="0" w:type="dxa"/>
+              <w:bottom w:w="0" w:type="dxa"/>
+              <w:left w:w="0" w:type="dxa"/>
+              <w:right w:w="0" w:type="dxa"/>
+            </w:tcMar>
+            <w:vAlign w:val="top"/>
+          </w:tcPr>
+          <w:p>
+            <w:pPr>
+              <w:pStyle w:val="Normal"/>
+              <w:jc w:val="center"/>
+              <w:pBdr>
+                <w:bottom w:val="none" w:sz="0" w:space="0" w:color="000000"/>
+                <w:top w:val="none" w:sz="0" w:space="0" w:color="000000"/>
+                <w:left w:val="none" w:sz="0" w:space="0" w:color="000000"/>
+                <w:right w:val="none" w:sz="0" w:space="0" w:color="000000"/>
+              </w:pBdr>
+              <w:spacing w:after="100" w:before="100" w:line="240"/>
+              <w:ind w:left="100" w:right="100" w:firstLine="0" w:firstLineChars="0"/>
+              <w:rPr>
+                <w:rFonts w:ascii="Helvetica" w:hAnsi="Helvetica" w:eastAsia="Helvetica" w:cs="Helvetica"/>
+                <w:i w:val="false"/>
+                <w:b w:val="false"/>
+                <w:u w:val="none"/>
+                <w:sz w:val="22"/>
+                <w:szCs w:val="22"/>
+                <w:color w:val="000000"/>
+              </w:rPr>
+            </w:pPr>
+            <w:r>
+              <w:rPr>
+                <w:rFonts w:ascii="Helvetica" w:hAnsi="Helvetica" w:eastAsia="Helvetica" w:cs="Helvetica"/>
+                <w:i w:val="false"/>
+                <w:b w:val="false"/>
+                <w:u w:val="none"/>
+                <w:sz w:val="22"/>
+                <w:szCs w:val="22"/>
+                <w:color w:val="000000"/>
+              </w:rPr>
+              <w:t xml:space="preserve">-13, -5.3</w:t>
             </w:r>
           </w:p>
         </w:tc>
@@ -14118,113 +14118,113 @@
                 <w:szCs w:val="22"/>
                 <w:color w:val="000000"/>
               </w:rPr>
-              <w:t xml:space="preserve">-3.9</w:t>
-            </w:r>
-          </w:p>
-        </w:tc>
-        <w:tc>
-          <w:tcPr>
-            <w:tcBorders>
-              <w:bottom w:val="none" w:sz="0" w:space="0" w:color="000000"/>
-              <w:top w:val="none" w:sz="0" w:space="0" w:color="000000"/>
-              <w:left w:val="none" w:sz="0" w:space="0" w:color="000000"/>
-              <w:right w:val="none" w:sz="0" w:space="0" w:color="000000"/>
-            </w:tcBorders>
-            <w:shd w:val="clear" w:color="auto" w:fill="FFFFFF"/>
-            <w:tcMar>
-              <w:top w:w="0" w:type="dxa"/>
-              <w:bottom w:w="0" w:type="dxa"/>
-              <w:left w:w="0" w:type="dxa"/>
-              <w:right w:w="0" w:type="dxa"/>
-            </w:tcMar>
-            <w:vAlign w:val="top"/>
-          </w:tcPr>
-          <w:p>
-            <w:pPr>
-              <w:pStyle w:val="Normal"/>
-              <w:jc w:val="center"/>
-              <w:pBdr>
-                <w:bottom w:val="none" w:sz="0" w:space="0" w:color="000000"/>
-                <w:top w:val="none" w:sz="0" w:space="0" w:color="000000"/>
-                <w:left w:val="none" w:sz="0" w:space="0" w:color="000000"/>
-                <w:right w:val="none" w:sz="0" w:space="0" w:color="000000"/>
-              </w:pBdr>
-              <w:spacing w:after="100" w:before="100" w:line="240"/>
-              <w:ind w:left="100" w:right="100" w:firstLine="0" w:firstLineChars="0"/>
-              <w:rPr>
-                <w:rFonts w:ascii="Helvetica" w:hAnsi="Helvetica" w:eastAsia="Helvetica" w:cs="Helvetica"/>
-                <w:i w:val="false"/>
-                <w:b w:val="false"/>
-                <w:u w:val="none"/>
-                <w:sz w:val="22"/>
-                <w:szCs w:val="22"/>
-                <w:color w:val="000000"/>
-              </w:rPr>
-            </w:pPr>
-            <w:r>
-              <w:rPr>
-                <w:rFonts w:ascii="Helvetica" w:hAnsi="Helvetica" w:eastAsia="Helvetica" w:cs="Helvetica"/>
-                <w:i w:val="false"/>
-                <w:b w:val="false"/>
-                <w:u w:val="none"/>
-                <w:sz w:val="22"/>
-                <w:szCs w:val="22"/>
-                <w:color w:val="000000"/>
-              </w:rPr>
-              <w:t xml:space="preserve">-7.4, -0.46</w:t>
-            </w:r>
-          </w:p>
-        </w:tc>
-        <w:tc>
-          <w:tcPr>
-            <w:tcBorders>
-              <w:bottom w:val="none" w:sz="0" w:space="0" w:color="000000"/>
-              <w:top w:val="none" w:sz="0" w:space="0" w:color="000000"/>
-              <w:left w:val="none" w:sz="0" w:space="0" w:color="000000"/>
-              <w:right w:val="none" w:sz="0" w:space="0" w:color="000000"/>
-            </w:tcBorders>
-            <w:shd w:val="clear" w:color="auto" w:fill="FFFFFF"/>
-            <w:tcMar>
-              <w:top w:w="0" w:type="dxa"/>
-              <w:bottom w:w="0" w:type="dxa"/>
-              <w:left w:w="0" w:type="dxa"/>
-              <w:right w:w="0" w:type="dxa"/>
-            </w:tcMar>
-            <w:vAlign w:val="top"/>
-          </w:tcPr>
-          <w:p>
-            <w:pPr>
-              <w:pStyle w:val="Normal"/>
-              <w:jc w:val="center"/>
-              <w:pBdr>
-                <w:bottom w:val="none" w:sz="0" w:space="0" w:color="000000"/>
-                <w:top w:val="none" w:sz="0" w:space="0" w:color="000000"/>
-                <w:left w:val="none" w:sz="0" w:space="0" w:color="000000"/>
-                <w:right w:val="none" w:sz="0" w:space="0" w:color="000000"/>
-              </w:pBdr>
-              <w:spacing w:after="100" w:before="100" w:line="240"/>
-              <w:ind w:left="100" w:right="100" w:firstLine="0" w:firstLineChars="0"/>
-              <w:rPr>
-                <w:rFonts w:ascii="Helvetica" w:hAnsi="Helvetica" w:eastAsia="Helvetica" w:cs="Helvetica"/>
-                <w:i w:val="false"/>
-                <w:b w:val="false"/>
-                <w:u w:val="none"/>
-                <w:sz w:val="22"/>
-                <w:szCs w:val="22"/>
-                <w:color w:val="000000"/>
-              </w:rPr>
-            </w:pPr>
-            <w:r>
-              <w:rPr>
-                <w:rFonts w:ascii="Helvetica" w:hAnsi="Helvetica" w:eastAsia="Helvetica" w:cs="Helvetica"/>
-                <w:i w:val="false"/>
-                <w:b w:val="false"/>
-                <w:u w:val="none"/>
-                <w:sz w:val="22"/>
-                <w:szCs w:val="22"/>
-                <w:color w:val="000000"/>
-              </w:rPr>
-              <w:t xml:space="preserve">0.027</w:t>
+              <w:t xml:space="preserve">-4.2</w:t>
+            </w:r>
+          </w:p>
+        </w:tc>
+        <w:tc>
+          <w:tcPr>
+            <w:tcBorders>
+              <w:bottom w:val="none" w:sz="0" w:space="0" w:color="000000"/>
+              <w:top w:val="none" w:sz="0" w:space="0" w:color="000000"/>
+              <w:left w:val="none" w:sz="0" w:space="0" w:color="000000"/>
+              <w:right w:val="none" w:sz="0" w:space="0" w:color="000000"/>
+            </w:tcBorders>
+            <w:shd w:val="clear" w:color="auto" w:fill="FFFFFF"/>
+            <w:tcMar>
+              <w:top w:w="0" w:type="dxa"/>
+              <w:bottom w:w="0" w:type="dxa"/>
+              <w:left w:w="0" w:type="dxa"/>
+              <w:right w:w="0" w:type="dxa"/>
+            </w:tcMar>
+            <w:vAlign w:val="top"/>
+          </w:tcPr>
+          <w:p>
+            <w:pPr>
+              <w:pStyle w:val="Normal"/>
+              <w:jc w:val="center"/>
+              <w:pBdr>
+                <w:bottom w:val="none" w:sz="0" w:space="0" w:color="000000"/>
+                <w:top w:val="none" w:sz="0" w:space="0" w:color="000000"/>
+                <w:left w:val="none" w:sz="0" w:space="0" w:color="000000"/>
+                <w:right w:val="none" w:sz="0" w:space="0" w:color="000000"/>
+              </w:pBdr>
+              <w:spacing w:after="100" w:before="100" w:line="240"/>
+              <w:ind w:left="100" w:right="100" w:firstLine="0" w:firstLineChars="0"/>
+              <w:rPr>
+                <w:rFonts w:ascii="Helvetica" w:hAnsi="Helvetica" w:eastAsia="Helvetica" w:cs="Helvetica"/>
+                <w:i w:val="false"/>
+                <w:b w:val="false"/>
+                <w:u w:val="none"/>
+                <w:sz w:val="22"/>
+                <w:szCs w:val="22"/>
+                <w:color w:val="000000"/>
+              </w:rPr>
+            </w:pPr>
+            <w:r>
+              <w:rPr>
+                <w:rFonts w:ascii="Helvetica" w:hAnsi="Helvetica" w:eastAsia="Helvetica" w:cs="Helvetica"/>
+                <w:i w:val="false"/>
+                <w:b w:val="false"/>
+                <w:u w:val="none"/>
+                <w:sz w:val="22"/>
+                <w:szCs w:val="22"/>
+                <w:color w:val="000000"/>
+              </w:rPr>
+              <w:t xml:space="preserve">-7.7, -0.75</w:t>
+            </w:r>
+          </w:p>
+        </w:tc>
+        <w:tc>
+          <w:tcPr>
+            <w:tcBorders>
+              <w:bottom w:val="none" w:sz="0" w:space="0" w:color="000000"/>
+              <w:top w:val="none" w:sz="0" w:space="0" w:color="000000"/>
+              <w:left w:val="none" w:sz="0" w:space="0" w:color="000000"/>
+              <w:right w:val="none" w:sz="0" w:space="0" w:color="000000"/>
+            </w:tcBorders>
+            <w:shd w:val="clear" w:color="auto" w:fill="FFFFFF"/>
+            <w:tcMar>
+              <w:top w:w="0" w:type="dxa"/>
+              <w:bottom w:w="0" w:type="dxa"/>
+              <w:left w:w="0" w:type="dxa"/>
+              <w:right w:w="0" w:type="dxa"/>
+            </w:tcMar>
+            <w:vAlign w:val="top"/>
+          </w:tcPr>
+          <w:p>
+            <w:pPr>
+              <w:pStyle w:val="Normal"/>
+              <w:jc w:val="center"/>
+              <w:pBdr>
+                <w:bottom w:val="none" w:sz="0" w:space="0" w:color="000000"/>
+                <w:top w:val="none" w:sz="0" w:space="0" w:color="000000"/>
+                <w:left w:val="none" w:sz="0" w:space="0" w:color="000000"/>
+                <w:right w:val="none" w:sz="0" w:space="0" w:color="000000"/>
+              </w:pBdr>
+              <w:spacing w:after="100" w:before="100" w:line="240"/>
+              <w:ind w:left="100" w:right="100" w:firstLine="0" w:firstLineChars="0"/>
+              <w:rPr>
+                <w:rFonts w:ascii="Helvetica" w:hAnsi="Helvetica" w:eastAsia="Helvetica" w:cs="Helvetica"/>
+                <w:i w:val="false"/>
+                <w:b w:val="false"/>
+                <w:u w:val="none"/>
+                <w:sz w:val="22"/>
+                <w:szCs w:val="22"/>
+                <w:color w:val="000000"/>
+              </w:rPr>
+            </w:pPr>
+            <w:r>
+              <w:rPr>
+                <w:rFonts w:ascii="Helvetica" w:hAnsi="Helvetica" w:eastAsia="Helvetica" w:cs="Helvetica"/>
+                <w:i w:val="false"/>
+                <w:b w:val="false"/>
+                <w:u w:val="none"/>
+                <w:sz w:val="22"/>
+                <w:szCs w:val="22"/>
+                <w:color w:val="000000"/>
+              </w:rPr>
+              <w:t xml:space="preserve">0.018</w:t>
             </w:r>
           </w:p>
         </w:tc>
@@ -14601,113 +14601,113 @@
                 <w:szCs w:val="22"/>
                 <w:color w:val="000000"/>
               </w:rPr>
-              <w:t xml:space="preserve">-1.5</w:t>
-            </w:r>
-          </w:p>
-        </w:tc>
-        <w:tc>
-          <w:tcPr>
-            <w:tcBorders>
-              <w:bottom w:val="none" w:sz="0" w:space="0" w:color="000000"/>
-              <w:top w:val="none" w:sz="0" w:space="0" w:color="000000"/>
-              <w:left w:val="none" w:sz="0" w:space="0" w:color="000000"/>
-              <w:right w:val="none" w:sz="0" w:space="0" w:color="000000"/>
-            </w:tcBorders>
-            <w:shd w:val="clear" w:color="auto" w:fill="FFFFFF"/>
-            <w:tcMar>
-              <w:top w:w="0" w:type="dxa"/>
-              <w:bottom w:w="0" w:type="dxa"/>
-              <w:left w:w="0" w:type="dxa"/>
-              <w:right w:w="0" w:type="dxa"/>
-            </w:tcMar>
-            <w:vAlign w:val="top"/>
-          </w:tcPr>
-          <w:p>
-            <w:pPr>
-              <w:pStyle w:val="Normal"/>
-              <w:jc w:val="center"/>
-              <w:pBdr>
-                <w:bottom w:val="none" w:sz="0" w:space="0" w:color="000000"/>
-                <w:top w:val="none" w:sz="0" w:space="0" w:color="000000"/>
-                <w:left w:val="none" w:sz="0" w:space="0" w:color="000000"/>
-                <w:right w:val="none" w:sz="0" w:space="0" w:color="000000"/>
-              </w:pBdr>
-              <w:spacing w:after="100" w:before="100" w:line="240"/>
-              <w:ind w:left="100" w:right="100" w:firstLine="0" w:firstLineChars="0"/>
-              <w:rPr>
-                <w:rFonts w:ascii="Helvetica" w:hAnsi="Helvetica" w:eastAsia="Helvetica" w:cs="Helvetica"/>
-                <w:i w:val="false"/>
-                <w:b w:val="false"/>
-                <w:u w:val="none"/>
-                <w:sz w:val="22"/>
-                <w:szCs w:val="22"/>
-                <w:color w:val="000000"/>
-              </w:rPr>
-            </w:pPr>
-            <w:r>
-              <w:rPr>
-                <w:rFonts w:ascii="Helvetica" w:hAnsi="Helvetica" w:eastAsia="Helvetica" w:cs="Helvetica"/>
-                <w:i w:val="false"/>
-                <w:b w:val="false"/>
-                <w:u w:val="none"/>
-                <w:sz w:val="22"/>
-                <w:szCs w:val="22"/>
-                <w:color w:val="000000"/>
-              </w:rPr>
-              <w:t xml:space="preserve">-5.8, 2.8</w:t>
-            </w:r>
-          </w:p>
-        </w:tc>
-        <w:tc>
-          <w:tcPr>
-            <w:tcBorders>
-              <w:bottom w:val="none" w:sz="0" w:space="0" w:color="000000"/>
-              <w:top w:val="none" w:sz="0" w:space="0" w:color="000000"/>
-              <w:left w:val="none" w:sz="0" w:space="0" w:color="000000"/>
-              <w:right w:val="none" w:sz="0" w:space="0" w:color="000000"/>
-            </w:tcBorders>
-            <w:shd w:val="clear" w:color="auto" w:fill="FFFFFF"/>
-            <w:tcMar>
-              <w:top w:w="0" w:type="dxa"/>
-              <w:bottom w:w="0" w:type="dxa"/>
-              <w:left w:w="0" w:type="dxa"/>
-              <w:right w:w="0" w:type="dxa"/>
-            </w:tcMar>
-            <w:vAlign w:val="top"/>
-          </w:tcPr>
-          <w:p>
-            <w:pPr>
-              <w:pStyle w:val="Normal"/>
-              <w:jc w:val="center"/>
-              <w:pBdr>
-                <w:bottom w:val="none" w:sz="0" w:space="0" w:color="000000"/>
-                <w:top w:val="none" w:sz="0" w:space="0" w:color="000000"/>
-                <w:left w:val="none" w:sz="0" w:space="0" w:color="000000"/>
-                <w:right w:val="none" w:sz="0" w:space="0" w:color="000000"/>
-              </w:pBdr>
-              <w:spacing w:after="100" w:before="100" w:line="240"/>
-              <w:ind w:left="100" w:right="100" w:firstLine="0" w:firstLineChars="0"/>
-              <w:rPr>
-                <w:rFonts w:ascii="Helvetica" w:hAnsi="Helvetica" w:eastAsia="Helvetica" w:cs="Helvetica"/>
-                <w:i w:val="false"/>
-                <w:b w:val="false"/>
-                <w:u w:val="none"/>
-                <w:sz w:val="22"/>
-                <w:szCs w:val="22"/>
-                <w:color w:val="000000"/>
-              </w:rPr>
-            </w:pPr>
-            <w:r>
-              <w:rPr>
-                <w:rFonts w:ascii="Helvetica" w:hAnsi="Helvetica" w:eastAsia="Helvetica" w:cs="Helvetica"/>
-                <w:i w:val="false"/>
-                <w:b w:val="false"/>
-                <w:u w:val="none"/>
-                <w:sz w:val="22"/>
-                <w:szCs w:val="22"/>
-                <w:color w:val="000000"/>
-              </w:rPr>
-              <w:t xml:space="preserve">0.495</w:t>
+              <w:t xml:space="preserve">-1.8</w:t>
+            </w:r>
+          </w:p>
+        </w:tc>
+        <w:tc>
+          <w:tcPr>
+            <w:tcBorders>
+              <w:bottom w:val="none" w:sz="0" w:space="0" w:color="000000"/>
+              <w:top w:val="none" w:sz="0" w:space="0" w:color="000000"/>
+              <w:left w:val="none" w:sz="0" w:space="0" w:color="000000"/>
+              <w:right w:val="none" w:sz="0" w:space="0" w:color="000000"/>
+            </w:tcBorders>
+            <w:shd w:val="clear" w:color="auto" w:fill="FFFFFF"/>
+            <w:tcMar>
+              <w:top w:w="0" w:type="dxa"/>
+              <w:bottom w:w="0" w:type="dxa"/>
+              <w:left w:w="0" w:type="dxa"/>
+              <w:right w:w="0" w:type="dxa"/>
+            </w:tcMar>
+            <w:vAlign w:val="top"/>
+          </w:tcPr>
+          <w:p>
+            <w:pPr>
+              <w:pStyle w:val="Normal"/>
+              <w:jc w:val="center"/>
+              <w:pBdr>
+                <w:bottom w:val="none" w:sz="0" w:space="0" w:color="000000"/>
+                <w:top w:val="none" w:sz="0" w:space="0" w:color="000000"/>
+                <w:left w:val="none" w:sz="0" w:space="0" w:color="000000"/>
+                <w:right w:val="none" w:sz="0" w:space="0" w:color="000000"/>
+              </w:pBdr>
+              <w:spacing w:after="100" w:before="100" w:line="240"/>
+              <w:ind w:left="100" w:right="100" w:firstLine="0" w:firstLineChars="0"/>
+              <w:rPr>
+                <w:rFonts w:ascii="Helvetica" w:hAnsi="Helvetica" w:eastAsia="Helvetica" w:cs="Helvetica"/>
+                <w:i w:val="false"/>
+                <w:b w:val="false"/>
+                <w:u w:val="none"/>
+                <w:sz w:val="22"/>
+                <w:szCs w:val="22"/>
+                <w:color w:val="000000"/>
+              </w:rPr>
+            </w:pPr>
+            <w:r>
+              <w:rPr>
+                <w:rFonts w:ascii="Helvetica" w:hAnsi="Helvetica" w:eastAsia="Helvetica" w:cs="Helvetica"/>
+                <w:i w:val="false"/>
+                <w:b w:val="false"/>
+                <w:u w:val="none"/>
+                <w:sz w:val="22"/>
+                <w:szCs w:val="22"/>
+                <w:color w:val="000000"/>
+              </w:rPr>
+              <w:t xml:space="preserve">-6.1, 2.5</w:t>
+            </w:r>
+          </w:p>
+        </w:tc>
+        <w:tc>
+          <w:tcPr>
+            <w:tcBorders>
+              <w:bottom w:val="none" w:sz="0" w:space="0" w:color="000000"/>
+              <w:top w:val="none" w:sz="0" w:space="0" w:color="000000"/>
+              <w:left w:val="none" w:sz="0" w:space="0" w:color="000000"/>
+              <w:right w:val="none" w:sz="0" w:space="0" w:color="000000"/>
+            </w:tcBorders>
+            <w:shd w:val="clear" w:color="auto" w:fill="FFFFFF"/>
+            <w:tcMar>
+              <w:top w:w="0" w:type="dxa"/>
+              <w:bottom w:w="0" w:type="dxa"/>
+              <w:left w:w="0" w:type="dxa"/>
+              <w:right w:w="0" w:type="dxa"/>
+            </w:tcMar>
+            <w:vAlign w:val="top"/>
+          </w:tcPr>
+          <w:p>
+            <w:pPr>
+              <w:pStyle w:val="Normal"/>
+              <w:jc w:val="center"/>
+              <w:pBdr>
+                <w:bottom w:val="none" w:sz="0" w:space="0" w:color="000000"/>
+                <w:top w:val="none" w:sz="0" w:space="0" w:color="000000"/>
+                <w:left w:val="none" w:sz="0" w:space="0" w:color="000000"/>
+                <w:right w:val="none" w:sz="0" w:space="0" w:color="000000"/>
+              </w:pBdr>
+              <w:spacing w:after="100" w:before="100" w:line="240"/>
+              <w:ind w:left="100" w:right="100" w:firstLine="0" w:firstLineChars="0"/>
+              <w:rPr>
+                <w:rFonts w:ascii="Helvetica" w:hAnsi="Helvetica" w:eastAsia="Helvetica" w:cs="Helvetica"/>
+                <w:i w:val="false"/>
+                <w:b w:val="false"/>
+                <w:u w:val="none"/>
+                <w:sz w:val="22"/>
+                <w:szCs w:val="22"/>
+                <w:color w:val="000000"/>
+              </w:rPr>
+            </w:pPr>
+            <w:r>
+              <w:rPr>
+                <w:rFonts w:ascii="Helvetica" w:hAnsi="Helvetica" w:eastAsia="Helvetica" w:cs="Helvetica"/>
+                <w:i w:val="false"/>
+                <w:b w:val="false"/>
+                <w:u w:val="none"/>
+                <w:sz w:val="22"/>
+                <w:szCs w:val="22"/>
+                <w:color w:val="000000"/>
+              </w:rPr>
+              <w:t xml:space="preserve">0.413</w:t>
             </w:r>
           </w:p>
         </w:tc>
@@ -15084,113 +15084,113 @@
                 <w:szCs w:val="22"/>
                 <w:color w:val="000000"/>
               </w:rPr>
-              <w:t xml:space="preserve">-5.8</w:t>
-            </w:r>
-          </w:p>
-        </w:tc>
-        <w:tc>
-          <w:tcPr>
-            <w:tcBorders>
-              <w:bottom w:val="none" w:sz="0" w:space="0" w:color="000000"/>
-              <w:top w:val="none" w:sz="0" w:space="0" w:color="000000"/>
-              <w:left w:val="none" w:sz="0" w:space="0" w:color="000000"/>
-              <w:right w:val="none" w:sz="0" w:space="0" w:color="000000"/>
-            </w:tcBorders>
-            <w:shd w:val="clear" w:color="auto" w:fill="FFFFFF"/>
-            <w:tcMar>
-              <w:top w:w="0" w:type="dxa"/>
-              <w:bottom w:w="0" w:type="dxa"/>
-              <w:left w:w="0" w:type="dxa"/>
-              <w:right w:w="0" w:type="dxa"/>
-            </w:tcMar>
-            <w:vAlign w:val="top"/>
-          </w:tcPr>
-          <w:p>
-            <w:pPr>
-              <w:pStyle w:val="Normal"/>
-              <w:jc w:val="center"/>
-              <w:pBdr>
-                <w:bottom w:val="none" w:sz="0" w:space="0" w:color="000000"/>
-                <w:top w:val="none" w:sz="0" w:space="0" w:color="000000"/>
-                <w:left w:val="none" w:sz="0" w:space="0" w:color="000000"/>
-                <w:right w:val="none" w:sz="0" w:space="0" w:color="000000"/>
-              </w:pBdr>
-              <w:spacing w:after="100" w:before="100" w:line="240"/>
-              <w:ind w:left="100" w:right="100" w:firstLine="0" w:firstLineChars="0"/>
-              <w:rPr>
-                <w:rFonts w:ascii="Helvetica" w:hAnsi="Helvetica" w:eastAsia="Helvetica" w:cs="Helvetica"/>
-                <w:i w:val="false"/>
-                <w:b w:val="false"/>
-                <w:u w:val="none"/>
-                <w:sz w:val="22"/>
-                <w:szCs w:val="22"/>
-                <w:color w:val="000000"/>
-              </w:rPr>
-            </w:pPr>
-            <w:r>
-              <w:rPr>
-                <w:rFonts w:ascii="Helvetica" w:hAnsi="Helvetica" w:eastAsia="Helvetica" w:cs="Helvetica"/>
-                <w:i w:val="false"/>
-                <w:b w:val="false"/>
-                <w:u w:val="none"/>
-                <w:sz w:val="22"/>
-                <w:szCs w:val="22"/>
-                <w:color w:val="000000"/>
-              </w:rPr>
-              <w:t xml:space="preserve">-11, -0.90</w:t>
-            </w:r>
-          </w:p>
-        </w:tc>
-        <w:tc>
-          <w:tcPr>
-            <w:tcBorders>
-              <w:bottom w:val="none" w:sz="0" w:space="0" w:color="000000"/>
-              <w:top w:val="none" w:sz="0" w:space="0" w:color="000000"/>
-              <w:left w:val="none" w:sz="0" w:space="0" w:color="000000"/>
-              <w:right w:val="none" w:sz="0" w:space="0" w:color="000000"/>
-            </w:tcBorders>
-            <w:shd w:val="clear" w:color="auto" w:fill="FFFFFF"/>
-            <w:tcMar>
-              <w:top w:w="0" w:type="dxa"/>
-              <w:bottom w:w="0" w:type="dxa"/>
-              <w:left w:w="0" w:type="dxa"/>
-              <w:right w:w="0" w:type="dxa"/>
-            </w:tcMar>
-            <w:vAlign w:val="top"/>
-          </w:tcPr>
-          <w:p>
-            <w:pPr>
-              <w:pStyle w:val="Normal"/>
-              <w:jc w:val="center"/>
-              <w:pBdr>
-                <w:bottom w:val="none" w:sz="0" w:space="0" w:color="000000"/>
-                <w:top w:val="none" w:sz="0" w:space="0" w:color="000000"/>
-                <w:left w:val="none" w:sz="0" w:space="0" w:color="000000"/>
-                <w:right w:val="none" w:sz="0" w:space="0" w:color="000000"/>
-              </w:pBdr>
-              <w:spacing w:after="100" w:before="100" w:line="240"/>
-              <w:ind w:left="100" w:right="100" w:firstLine="0" w:firstLineChars="0"/>
-              <w:rPr>
-                <w:rFonts w:ascii="Helvetica" w:hAnsi="Helvetica" w:eastAsia="Helvetica" w:cs="Helvetica"/>
-                <w:i w:val="false"/>
-                <w:b w:val="false"/>
-                <w:u w:val="none"/>
-                <w:sz w:val="22"/>
-                <w:szCs w:val="22"/>
-                <w:color w:val="000000"/>
-              </w:rPr>
-            </w:pPr>
-            <w:r>
-              <w:rPr>
-                <w:rFonts w:ascii="Helvetica" w:hAnsi="Helvetica" w:eastAsia="Helvetica" w:cs="Helvetica"/>
-                <w:i w:val="false"/>
-                <w:b w:val="false"/>
-                <w:u w:val="none"/>
-                <w:sz w:val="22"/>
-                <w:szCs w:val="22"/>
-                <w:color w:val="000000"/>
-              </w:rPr>
-              <w:t xml:space="preserve">0.021</w:t>
+              <w:t xml:space="preserve">-6.1</w:t>
+            </w:r>
+          </w:p>
+        </w:tc>
+        <w:tc>
+          <w:tcPr>
+            <w:tcBorders>
+              <w:bottom w:val="none" w:sz="0" w:space="0" w:color="000000"/>
+              <w:top w:val="none" w:sz="0" w:space="0" w:color="000000"/>
+              <w:left w:val="none" w:sz="0" w:space="0" w:color="000000"/>
+              <w:right w:val="none" w:sz="0" w:space="0" w:color="000000"/>
+            </w:tcBorders>
+            <w:shd w:val="clear" w:color="auto" w:fill="FFFFFF"/>
+            <w:tcMar>
+              <w:top w:w="0" w:type="dxa"/>
+              <w:bottom w:w="0" w:type="dxa"/>
+              <w:left w:w="0" w:type="dxa"/>
+              <w:right w:w="0" w:type="dxa"/>
+            </w:tcMar>
+            <w:vAlign w:val="top"/>
+          </w:tcPr>
+          <w:p>
+            <w:pPr>
+              <w:pStyle w:val="Normal"/>
+              <w:jc w:val="center"/>
+              <w:pBdr>
+                <w:bottom w:val="none" w:sz="0" w:space="0" w:color="000000"/>
+                <w:top w:val="none" w:sz="0" w:space="0" w:color="000000"/>
+                <w:left w:val="none" w:sz="0" w:space="0" w:color="000000"/>
+                <w:right w:val="none" w:sz="0" w:space="0" w:color="000000"/>
+              </w:pBdr>
+              <w:spacing w:after="100" w:before="100" w:line="240"/>
+              <w:ind w:left="100" w:right="100" w:firstLine="0" w:firstLineChars="0"/>
+              <w:rPr>
+                <w:rFonts w:ascii="Helvetica" w:hAnsi="Helvetica" w:eastAsia="Helvetica" w:cs="Helvetica"/>
+                <w:i w:val="false"/>
+                <w:b w:val="false"/>
+                <w:u w:val="none"/>
+                <w:sz w:val="22"/>
+                <w:szCs w:val="22"/>
+                <w:color w:val="000000"/>
+              </w:rPr>
+            </w:pPr>
+            <w:r>
+              <w:rPr>
+                <w:rFonts w:ascii="Helvetica" w:hAnsi="Helvetica" w:eastAsia="Helvetica" w:cs="Helvetica"/>
+                <w:i w:val="false"/>
+                <w:b w:val="false"/>
+                <w:u w:val="none"/>
+                <w:sz w:val="22"/>
+                <w:szCs w:val="22"/>
+                <w:color w:val="000000"/>
+              </w:rPr>
+              <w:t xml:space="preserve">-11, -1.2</w:t>
+            </w:r>
+          </w:p>
+        </w:tc>
+        <w:tc>
+          <w:tcPr>
+            <w:tcBorders>
+              <w:bottom w:val="none" w:sz="0" w:space="0" w:color="000000"/>
+              <w:top w:val="none" w:sz="0" w:space="0" w:color="000000"/>
+              <w:left w:val="none" w:sz="0" w:space="0" w:color="000000"/>
+              <w:right w:val="none" w:sz="0" w:space="0" w:color="000000"/>
+            </w:tcBorders>
+            <w:shd w:val="clear" w:color="auto" w:fill="FFFFFF"/>
+            <w:tcMar>
+              <w:top w:w="0" w:type="dxa"/>
+              <w:bottom w:w="0" w:type="dxa"/>
+              <w:left w:w="0" w:type="dxa"/>
+              <w:right w:w="0" w:type="dxa"/>
+            </w:tcMar>
+            <w:vAlign w:val="top"/>
+          </w:tcPr>
+          <w:p>
+            <w:pPr>
+              <w:pStyle w:val="Normal"/>
+              <w:jc w:val="center"/>
+              <w:pBdr>
+                <w:bottom w:val="none" w:sz="0" w:space="0" w:color="000000"/>
+                <w:top w:val="none" w:sz="0" w:space="0" w:color="000000"/>
+                <w:left w:val="none" w:sz="0" w:space="0" w:color="000000"/>
+                <w:right w:val="none" w:sz="0" w:space="0" w:color="000000"/>
+              </w:pBdr>
+              <w:spacing w:after="100" w:before="100" w:line="240"/>
+              <w:ind w:left="100" w:right="100" w:firstLine="0" w:firstLineChars="0"/>
+              <w:rPr>
+                <w:rFonts w:ascii="Helvetica" w:hAnsi="Helvetica" w:eastAsia="Helvetica" w:cs="Helvetica"/>
+                <w:i w:val="false"/>
+                <w:b w:val="false"/>
+                <w:u w:val="none"/>
+                <w:sz w:val="22"/>
+                <w:szCs w:val="22"/>
+                <w:color w:val="000000"/>
+              </w:rPr>
+            </w:pPr>
+            <w:r>
+              <w:rPr>
+                <w:rFonts w:ascii="Helvetica" w:hAnsi="Helvetica" w:eastAsia="Helvetica" w:cs="Helvetica"/>
+                <w:i w:val="false"/>
+                <w:b w:val="false"/>
+                <w:u w:val="none"/>
+                <w:sz w:val="22"/>
+                <w:szCs w:val="22"/>
+                <w:color w:val="000000"/>
+              </w:rPr>
+              <w:t xml:space="preserve">0.016</w:t>
             </w:r>
           </w:p>
         </w:tc>
@@ -15567,113 +15567,113 @@
                 <w:szCs w:val="22"/>
                 <w:color w:val="000000"/>
               </w:rPr>
-              <w:t xml:space="preserve">-3.9</w:t>
-            </w:r>
-          </w:p>
-        </w:tc>
-        <w:tc>
-          <w:tcPr>
-            <w:tcBorders>
-              <w:bottom w:val="none" w:sz="0" w:space="0" w:color="000000"/>
-              <w:top w:val="none" w:sz="0" w:space="0" w:color="000000"/>
-              <w:left w:val="none" w:sz="0" w:space="0" w:color="000000"/>
-              <w:right w:val="none" w:sz="0" w:space="0" w:color="000000"/>
-            </w:tcBorders>
-            <w:shd w:val="clear" w:color="auto" w:fill="FFFFFF"/>
-            <w:tcMar>
-              <w:top w:w="0" w:type="dxa"/>
-              <w:bottom w:w="0" w:type="dxa"/>
-              <w:left w:w="0" w:type="dxa"/>
-              <w:right w:w="0" w:type="dxa"/>
-            </w:tcMar>
-            <w:vAlign w:val="top"/>
-          </w:tcPr>
-          <w:p>
-            <w:pPr>
-              <w:pStyle w:val="Normal"/>
-              <w:jc w:val="center"/>
-              <w:pBdr>
-                <w:bottom w:val="none" w:sz="0" w:space="0" w:color="000000"/>
-                <w:top w:val="none" w:sz="0" w:space="0" w:color="000000"/>
-                <w:left w:val="none" w:sz="0" w:space="0" w:color="000000"/>
-                <w:right w:val="none" w:sz="0" w:space="0" w:color="000000"/>
-              </w:pBdr>
-              <w:spacing w:after="100" w:before="100" w:line="240"/>
-              <w:ind w:left="100" w:right="100" w:firstLine="0" w:firstLineChars="0"/>
-              <w:rPr>
-                <w:rFonts w:ascii="Helvetica" w:hAnsi="Helvetica" w:eastAsia="Helvetica" w:cs="Helvetica"/>
-                <w:i w:val="false"/>
-                <w:b w:val="false"/>
-                <w:u w:val="none"/>
-                <w:sz w:val="22"/>
-                <w:szCs w:val="22"/>
-                <w:color w:val="000000"/>
-              </w:rPr>
-            </w:pPr>
-            <w:r>
-              <w:rPr>
-                <w:rFonts w:ascii="Helvetica" w:hAnsi="Helvetica" w:eastAsia="Helvetica" w:cs="Helvetica"/>
-                <w:i w:val="false"/>
-                <w:b w:val="false"/>
-                <w:u w:val="none"/>
-                <w:sz w:val="22"/>
-                <w:szCs w:val="22"/>
-                <w:color w:val="000000"/>
-              </w:rPr>
-              <w:t xml:space="preserve">-9.8, 2.0</w:t>
-            </w:r>
-          </w:p>
-        </w:tc>
-        <w:tc>
-          <w:tcPr>
-            <w:tcBorders>
-              <w:bottom w:val="none" w:sz="0" w:space="0" w:color="000000"/>
-              <w:top w:val="none" w:sz="0" w:space="0" w:color="000000"/>
-              <w:left w:val="none" w:sz="0" w:space="0" w:color="000000"/>
-              <w:right w:val="none" w:sz="0" w:space="0" w:color="000000"/>
-            </w:tcBorders>
-            <w:shd w:val="clear" w:color="auto" w:fill="FFFFFF"/>
-            <w:tcMar>
-              <w:top w:w="0" w:type="dxa"/>
-              <w:bottom w:w="0" w:type="dxa"/>
-              <w:left w:w="0" w:type="dxa"/>
-              <w:right w:w="0" w:type="dxa"/>
-            </w:tcMar>
-            <w:vAlign w:val="top"/>
-          </w:tcPr>
-          <w:p>
-            <w:pPr>
-              <w:pStyle w:val="Normal"/>
-              <w:jc w:val="center"/>
-              <w:pBdr>
-                <w:bottom w:val="none" w:sz="0" w:space="0" w:color="000000"/>
-                <w:top w:val="none" w:sz="0" w:space="0" w:color="000000"/>
-                <w:left w:val="none" w:sz="0" w:space="0" w:color="000000"/>
-                <w:right w:val="none" w:sz="0" w:space="0" w:color="000000"/>
-              </w:pBdr>
-              <w:spacing w:after="100" w:before="100" w:line="240"/>
-              <w:ind w:left="100" w:right="100" w:firstLine="0" w:firstLineChars="0"/>
-              <w:rPr>
-                <w:rFonts w:ascii="Helvetica" w:hAnsi="Helvetica" w:eastAsia="Helvetica" w:cs="Helvetica"/>
-                <w:i w:val="false"/>
-                <w:b w:val="false"/>
-                <w:u w:val="none"/>
-                <w:sz w:val="22"/>
-                <w:szCs w:val="22"/>
-                <w:color w:val="000000"/>
-              </w:rPr>
-            </w:pPr>
-            <w:r>
-              <w:rPr>
-                <w:rFonts w:ascii="Helvetica" w:hAnsi="Helvetica" w:eastAsia="Helvetica" w:cs="Helvetica"/>
-                <w:i w:val="false"/>
-                <w:b w:val="false"/>
-                <w:u w:val="none"/>
-                <w:sz w:val="22"/>
-                <w:szCs w:val="22"/>
-                <w:color w:val="000000"/>
-              </w:rPr>
-              <w:t xml:space="preserve">0.192</w:t>
+              <w:t xml:space="preserve">-4.3</w:t>
+            </w:r>
+          </w:p>
+        </w:tc>
+        <w:tc>
+          <w:tcPr>
+            <w:tcBorders>
+              <w:bottom w:val="none" w:sz="0" w:space="0" w:color="000000"/>
+              <w:top w:val="none" w:sz="0" w:space="0" w:color="000000"/>
+              <w:left w:val="none" w:sz="0" w:space="0" w:color="000000"/>
+              <w:right w:val="none" w:sz="0" w:space="0" w:color="000000"/>
+            </w:tcBorders>
+            <w:shd w:val="clear" w:color="auto" w:fill="FFFFFF"/>
+            <w:tcMar>
+              <w:top w:w="0" w:type="dxa"/>
+              <w:bottom w:w="0" w:type="dxa"/>
+              <w:left w:w="0" w:type="dxa"/>
+              <w:right w:w="0" w:type="dxa"/>
+            </w:tcMar>
+            <w:vAlign w:val="top"/>
+          </w:tcPr>
+          <w:p>
+            <w:pPr>
+              <w:pStyle w:val="Normal"/>
+              <w:jc w:val="center"/>
+              <w:pBdr>
+                <w:bottom w:val="none" w:sz="0" w:space="0" w:color="000000"/>
+                <w:top w:val="none" w:sz="0" w:space="0" w:color="000000"/>
+                <w:left w:val="none" w:sz="0" w:space="0" w:color="000000"/>
+                <w:right w:val="none" w:sz="0" w:space="0" w:color="000000"/>
+              </w:pBdr>
+              <w:spacing w:after="100" w:before="100" w:line="240"/>
+              <w:ind w:left="100" w:right="100" w:firstLine="0" w:firstLineChars="0"/>
+              <w:rPr>
+                <w:rFonts w:ascii="Helvetica" w:hAnsi="Helvetica" w:eastAsia="Helvetica" w:cs="Helvetica"/>
+                <w:i w:val="false"/>
+                <w:b w:val="false"/>
+                <w:u w:val="none"/>
+                <w:sz w:val="22"/>
+                <w:szCs w:val="22"/>
+                <w:color w:val="000000"/>
+              </w:rPr>
+            </w:pPr>
+            <w:r>
+              <w:rPr>
+                <w:rFonts w:ascii="Helvetica" w:hAnsi="Helvetica" w:eastAsia="Helvetica" w:cs="Helvetica"/>
+                <w:i w:val="false"/>
+                <w:b w:val="false"/>
+                <w:u w:val="none"/>
+                <w:sz w:val="22"/>
+                <w:szCs w:val="22"/>
+                <w:color w:val="000000"/>
+              </w:rPr>
+              <w:t xml:space="preserve">-10, 1.6</w:t>
+            </w:r>
+          </w:p>
+        </w:tc>
+        <w:tc>
+          <w:tcPr>
+            <w:tcBorders>
+              <w:bottom w:val="none" w:sz="0" w:space="0" w:color="000000"/>
+              <w:top w:val="none" w:sz="0" w:space="0" w:color="000000"/>
+              <w:left w:val="none" w:sz="0" w:space="0" w:color="000000"/>
+              <w:right w:val="none" w:sz="0" w:space="0" w:color="000000"/>
+            </w:tcBorders>
+            <w:shd w:val="clear" w:color="auto" w:fill="FFFFFF"/>
+            <w:tcMar>
+              <w:top w:w="0" w:type="dxa"/>
+              <w:bottom w:w="0" w:type="dxa"/>
+              <w:left w:w="0" w:type="dxa"/>
+              <w:right w:w="0" w:type="dxa"/>
+            </w:tcMar>
+            <w:vAlign w:val="top"/>
+          </w:tcPr>
+          <w:p>
+            <w:pPr>
+              <w:pStyle w:val="Normal"/>
+              <w:jc w:val="center"/>
+              <w:pBdr>
+                <w:bottom w:val="none" w:sz="0" w:space="0" w:color="000000"/>
+                <w:top w:val="none" w:sz="0" w:space="0" w:color="000000"/>
+                <w:left w:val="none" w:sz="0" w:space="0" w:color="000000"/>
+                <w:right w:val="none" w:sz="0" w:space="0" w:color="000000"/>
+              </w:pBdr>
+              <w:spacing w:after="100" w:before="100" w:line="240"/>
+              <w:ind w:left="100" w:right="100" w:firstLine="0" w:firstLineChars="0"/>
+              <w:rPr>
+                <w:rFonts w:ascii="Helvetica" w:hAnsi="Helvetica" w:eastAsia="Helvetica" w:cs="Helvetica"/>
+                <w:i w:val="false"/>
+                <w:b w:val="false"/>
+                <w:u w:val="none"/>
+                <w:sz w:val="22"/>
+                <w:szCs w:val="22"/>
+                <w:color w:val="000000"/>
+              </w:rPr>
+            </w:pPr>
+            <w:r>
+              <w:rPr>
+                <w:rFonts w:ascii="Helvetica" w:hAnsi="Helvetica" w:eastAsia="Helvetica" w:cs="Helvetica"/>
+                <w:i w:val="false"/>
+                <w:b w:val="false"/>
+                <w:u w:val="none"/>
+                <w:sz w:val="22"/>
+                <w:szCs w:val="22"/>
+                <w:color w:val="000000"/>
+              </w:rPr>
+              <w:t xml:space="preserve">0.154</w:t>
             </w:r>
           </w:p>
         </w:tc>
@@ -16050,113 +16050,113 @@
                 <w:szCs w:val="22"/>
                 <w:color w:val="000000"/>
               </w:rPr>
-              <w:t xml:space="preserve">3.0</w:t>
-            </w:r>
-          </w:p>
-        </w:tc>
-        <w:tc>
-          <w:tcPr>
-            <w:tcBorders>
-              <w:bottom w:val="none" w:sz="0" w:space="0" w:color="000000"/>
-              <w:top w:val="none" w:sz="0" w:space="0" w:color="000000"/>
-              <w:left w:val="none" w:sz="0" w:space="0" w:color="000000"/>
-              <w:right w:val="none" w:sz="0" w:space="0" w:color="000000"/>
-            </w:tcBorders>
-            <w:shd w:val="clear" w:color="auto" w:fill="FFFFFF"/>
-            <w:tcMar>
-              <w:top w:w="0" w:type="dxa"/>
-              <w:bottom w:w="0" w:type="dxa"/>
-              <w:left w:w="0" w:type="dxa"/>
-              <w:right w:w="0" w:type="dxa"/>
-            </w:tcMar>
-            <w:vAlign w:val="top"/>
-          </w:tcPr>
-          <w:p>
-            <w:pPr>
-              <w:pStyle w:val="Normal"/>
-              <w:jc w:val="center"/>
-              <w:pBdr>
-                <w:bottom w:val="none" w:sz="0" w:space="0" w:color="000000"/>
-                <w:top w:val="none" w:sz="0" w:space="0" w:color="000000"/>
-                <w:left w:val="none" w:sz="0" w:space="0" w:color="000000"/>
-                <w:right w:val="none" w:sz="0" w:space="0" w:color="000000"/>
-              </w:pBdr>
-              <w:spacing w:after="100" w:before="100" w:line="240"/>
-              <w:ind w:left="100" w:right="100" w:firstLine="0" w:firstLineChars="0"/>
-              <w:rPr>
-                <w:rFonts w:ascii="Helvetica" w:hAnsi="Helvetica" w:eastAsia="Helvetica" w:cs="Helvetica"/>
-                <w:i w:val="false"/>
-                <w:b w:val="false"/>
-                <w:u w:val="none"/>
-                <w:sz w:val="22"/>
-                <w:szCs w:val="22"/>
-                <w:color w:val="000000"/>
-              </w:rPr>
-            </w:pPr>
-            <w:r>
-              <w:rPr>
-                <w:rFonts w:ascii="Helvetica" w:hAnsi="Helvetica" w:eastAsia="Helvetica" w:cs="Helvetica"/>
-                <w:i w:val="false"/>
-                <w:b w:val="false"/>
-                <w:u w:val="none"/>
-                <w:sz w:val="22"/>
-                <w:szCs w:val="22"/>
-                <w:color w:val="000000"/>
-              </w:rPr>
-              <w:t xml:space="preserve">-0.63, 6.5</w:t>
-            </w:r>
-          </w:p>
-        </w:tc>
-        <w:tc>
-          <w:tcPr>
-            <w:tcBorders>
-              <w:bottom w:val="none" w:sz="0" w:space="0" w:color="000000"/>
-              <w:top w:val="none" w:sz="0" w:space="0" w:color="000000"/>
-              <w:left w:val="none" w:sz="0" w:space="0" w:color="000000"/>
-              <w:right w:val="none" w:sz="0" w:space="0" w:color="000000"/>
-            </w:tcBorders>
-            <w:shd w:val="clear" w:color="auto" w:fill="FFFFFF"/>
-            <w:tcMar>
-              <w:top w:w="0" w:type="dxa"/>
-              <w:bottom w:w="0" w:type="dxa"/>
-              <w:left w:w="0" w:type="dxa"/>
-              <w:right w:w="0" w:type="dxa"/>
-            </w:tcMar>
-            <w:vAlign w:val="top"/>
-          </w:tcPr>
-          <w:p>
-            <w:pPr>
-              <w:pStyle w:val="Normal"/>
-              <w:jc w:val="center"/>
-              <w:pBdr>
-                <w:bottom w:val="none" w:sz="0" w:space="0" w:color="000000"/>
-                <w:top w:val="none" w:sz="0" w:space="0" w:color="000000"/>
-                <w:left w:val="none" w:sz="0" w:space="0" w:color="000000"/>
-                <w:right w:val="none" w:sz="0" w:space="0" w:color="000000"/>
-              </w:pBdr>
-              <w:spacing w:after="100" w:before="100" w:line="240"/>
-              <w:ind w:left="100" w:right="100" w:firstLine="0" w:firstLineChars="0"/>
-              <w:rPr>
-                <w:rFonts w:ascii="Helvetica" w:hAnsi="Helvetica" w:eastAsia="Helvetica" w:cs="Helvetica"/>
-                <w:i w:val="false"/>
-                <w:b w:val="false"/>
-                <w:u w:val="none"/>
-                <w:sz w:val="22"/>
-                <w:szCs w:val="22"/>
-                <w:color w:val="000000"/>
-              </w:rPr>
-            </w:pPr>
-            <w:r>
-              <w:rPr>
-                <w:rFonts w:ascii="Helvetica" w:hAnsi="Helvetica" w:eastAsia="Helvetica" w:cs="Helvetica"/>
-                <w:i w:val="false"/>
-                <w:b w:val="false"/>
-                <w:u w:val="none"/>
-                <w:sz w:val="22"/>
-                <w:szCs w:val="22"/>
-                <w:color w:val="000000"/>
-              </w:rPr>
-              <w:t xml:space="preserve">0.106</w:t>
+              <w:t xml:space="preserve">2.8</w:t>
+            </w:r>
+          </w:p>
+        </w:tc>
+        <w:tc>
+          <w:tcPr>
+            <w:tcBorders>
+              <w:bottom w:val="none" w:sz="0" w:space="0" w:color="000000"/>
+              <w:top w:val="none" w:sz="0" w:space="0" w:color="000000"/>
+              <w:left w:val="none" w:sz="0" w:space="0" w:color="000000"/>
+              <w:right w:val="none" w:sz="0" w:space="0" w:color="000000"/>
+            </w:tcBorders>
+            <w:shd w:val="clear" w:color="auto" w:fill="FFFFFF"/>
+            <w:tcMar>
+              <w:top w:w="0" w:type="dxa"/>
+              <w:bottom w:w="0" w:type="dxa"/>
+              <w:left w:w="0" w:type="dxa"/>
+              <w:right w:w="0" w:type="dxa"/>
+            </w:tcMar>
+            <w:vAlign w:val="top"/>
+          </w:tcPr>
+          <w:p>
+            <w:pPr>
+              <w:pStyle w:val="Normal"/>
+              <w:jc w:val="center"/>
+              <w:pBdr>
+                <w:bottom w:val="none" w:sz="0" w:space="0" w:color="000000"/>
+                <w:top w:val="none" w:sz="0" w:space="0" w:color="000000"/>
+                <w:left w:val="none" w:sz="0" w:space="0" w:color="000000"/>
+                <w:right w:val="none" w:sz="0" w:space="0" w:color="000000"/>
+              </w:pBdr>
+              <w:spacing w:after="100" w:before="100" w:line="240"/>
+              <w:ind w:left="100" w:right="100" w:firstLine="0" w:firstLineChars="0"/>
+              <w:rPr>
+                <w:rFonts w:ascii="Helvetica" w:hAnsi="Helvetica" w:eastAsia="Helvetica" w:cs="Helvetica"/>
+                <w:i w:val="false"/>
+                <w:b w:val="false"/>
+                <w:u w:val="none"/>
+                <w:sz w:val="22"/>
+                <w:szCs w:val="22"/>
+                <w:color w:val="000000"/>
+              </w:rPr>
+            </w:pPr>
+            <w:r>
+              <w:rPr>
+                <w:rFonts w:ascii="Helvetica" w:hAnsi="Helvetica" w:eastAsia="Helvetica" w:cs="Helvetica"/>
+                <w:i w:val="false"/>
+                <w:b w:val="false"/>
+                <w:u w:val="none"/>
+                <w:sz w:val="22"/>
+                <w:szCs w:val="22"/>
+                <w:color w:val="000000"/>
+              </w:rPr>
+              <w:t xml:space="preserve">-0.80, 6.4</w:t>
+            </w:r>
+          </w:p>
+        </w:tc>
+        <w:tc>
+          <w:tcPr>
+            <w:tcBorders>
+              <w:bottom w:val="none" w:sz="0" w:space="0" w:color="000000"/>
+              <w:top w:val="none" w:sz="0" w:space="0" w:color="000000"/>
+              <w:left w:val="none" w:sz="0" w:space="0" w:color="000000"/>
+              <w:right w:val="none" w:sz="0" w:space="0" w:color="000000"/>
+            </w:tcBorders>
+            <w:shd w:val="clear" w:color="auto" w:fill="FFFFFF"/>
+            <w:tcMar>
+              <w:top w:w="0" w:type="dxa"/>
+              <w:bottom w:w="0" w:type="dxa"/>
+              <w:left w:w="0" w:type="dxa"/>
+              <w:right w:w="0" w:type="dxa"/>
+            </w:tcMar>
+            <w:vAlign w:val="top"/>
+          </w:tcPr>
+          <w:p>
+            <w:pPr>
+              <w:pStyle w:val="Normal"/>
+              <w:jc w:val="center"/>
+              <w:pBdr>
+                <w:bottom w:val="none" w:sz="0" w:space="0" w:color="000000"/>
+                <w:top w:val="none" w:sz="0" w:space="0" w:color="000000"/>
+                <w:left w:val="none" w:sz="0" w:space="0" w:color="000000"/>
+                <w:right w:val="none" w:sz="0" w:space="0" w:color="000000"/>
+              </w:pBdr>
+              <w:spacing w:after="100" w:before="100" w:line="240"/>
+              <w:ind w:left="100" w:right="100" w:firstLine="0" w:firstLineChars="0"/>
+              <w:rPr>
+                <w:rFonts w:ascii="Helvetica" w:hAnsi="Helvetica" w:eastAsia="Helvetica" w:cs="Helvetica"/>
+                <w:i w:val="false"/>
+                <w:b w:val="false"/>
+                <w:u w:val="none"/>
+                <w:sz w:val="22"/>
+                <w:szCs w:val="22"/>
+                <w:color w:val="000000"/>
+              </w:rPr>
+            </w:pPr>
+            <w:r>
+              <w:rPr>
+                <w:rFonts w:ascii="Helvetica" w:hAnsi="Helvetica" w:eastAsia="Helvetica" w:cs="Helvetica"/>
+                <w:i w:val="false"/>
+                <w:b w:val="false"/>
+                <w:u w:val="none"/>
+                <w:sz w:val="22"/>
+                <w:szCs w:val="22"/>
+                <w:color w:val="000000"/>
+              </w:rPr>
+              <w:t xml:space="preserve">0.127</w:t>
             </w:r>
           </w:p>
         </w:tc>
@@ -16533,113 +16533,113 @@
                 <w:szCs w:val="22"/>
                 <w:color w:val="000000"/>
               </w:rPr>
-              <w:t xml:space="preserve">0.29</w:t>
-            </w:r>
-          </w:p>
-        </w:tc>
-        <w:tc>
-          <w:tcPr>
-            <w:tcBorders>
-              <w:bottom w:val="none" w:sz="0" w:space="0" w:color="000000"/>
-              <w:top w:val="none" w:sz="0" w:space="0" w:color="000000"/>
-              <w:left w:val="none" w:sz="0" w:space="0" w:color="000000"/>
-              <w:right w:val="none" w:sz="0" w:space="0" w:color="000000"/>
-            </w:tcBorders>
-            <w:shd w:val="clear" w:color="auto" w:fill="FFFFFF"/>
-            <w:tcMar>
-              <w:top w:w="0" w:type="dxa"/>
-              <w:bottom w:w="0" w:type="dxa"/>
-              <w:left w:w="0" w:type="dxa"/>
-              <w:right w:w="0" w:type="dxa"/>
-            </w:tcMar>
-            <w:vAlign w:val="top"/>
-          </w:tcPr>
-          <w:p>
-            <w:pPr>
-              <w:pStyle w:val="Normal"/>
-              <w:jc w:val="center"/>
-              <w:pBdr>
-                <w:bottom w:val="none" w:sz="0" w:space="0" w:color="000000"/>
-                <w:top w:val="none" w:sz="0" w:space="0" w:color="000000"/>
-                <w:left w:val="none" w:sz="0" w:space="0" w:color="000000"/>
-                <w:right w:val="none" w:sz="0" w:space="0" w:color="000000"/>
-              </w:pBdr>
-              <w:spacing w:after="100" w:before="100" w:line="240"/>
-              <w:ind w:left="100" w:right="100" w:firstLine="0" w:firstLineChars="0"/>
-              <w:rPr>
-                <w:rFonts w:ascii="Helvetica" w:hAnsi="Helvetica" w:eastAsia="Helvetica" w:cs="Helvetica"/>
-                <w:i w:val="false"/>
-                <w:b w:val="false"/>
-                <w:u w:val="none"/>
-                <w:sz w:val="22"/>
-                <w:szCs w:val="22"/>
-                <w:color w:val="000000"/>
-              </w:rPr>
-            </w:pPr>
-            <w:r>
-              <w:rPr>
-                <w:rFonts w:ascii="Helvetica" w:hAnsi="Helvetica" w:eastAsia="Helvetica" w:cs="Helvetica"/>
-                <w:i w:val="false"/>
-                <w:b w:val="false"/>
-                <w:u w:val="none"/>
-                <w:sz w:val="22"/>
-                <w:szCs w:val="22"/>
-                <w:color w:val="000000"/>
-              </w:rPr>
-              <w:t xml:space="preserve">0.01, 0.56</w:t>
-            </w:r>
-          </w:p>
-        </w:tc>
-        <w:tc>
-          <w:tcPr>
-            <w:tcBorders>
-              <w:bottom w:val="none" w:sz="0" w:space="0" w:color="000000"/>
-              <w:top w:val="none" w:sz="0" w:space="0" w:color="000000"/>
-              <w:left w:val="none" w:sz="0" w:space="0" w:color="000000"/>
-              <w:right w:val="none" w:sz="0" w:space="0" w:color="000000"/>
-            </w:tcBorders>
-            <w:shd w:val="clear" w:color="auto" w:fill="FFFFFF"/>
-            <w:tcMar>
-              <w:top w:w="0" w:type="dxa"/>
-              <w:bottom w:w="0" w:type="dxa"/>
-              <w:left w:w="0" w:type="dxa"/>
-              <w:right w:w="0" w:type="dxa"/>
-            </w:tcMar>
-            <w:vAlign w:val="top"/>
-          </w:tcPr>
-          <w:p>
-            <w:pPr>
-              <w:pStyle w:val="Normal"/>
-              <w:jc w:val="center"/>
-              <w:pBdr>
-                <w:bottom w:val="none" w:sz="0" w:space="0" w:color="000000"/>
-                <w:top w:val="none" w:sz="0" w:space="0" w:color="000000"/>
-                <w:left w:val="none" w:sz="0" w:space="0" w:color="000000"/>
-                <w:right w:val="none" w:sz="0" w:space="0" w:color="000000"/>
-              </w:pBdr>
-              <w:spacing w:after="100" w:before="100" w:line="240"/>
-              <w:ind w:left="100" w:right="100" w:firstLine="0" w:firstLineChars="0"/>
-              <w:rPr>
-                <w:rFonts w:ascii="Helvetica" w:hAnsi="Helvetica" w:eastAsia="Helvetica" w:cs="Helvetica"/>
-                <w:i w:val="false"/>
-                <w:b w:val="false"/>
-                <w:u w:val="none"/>
-                <w:sz w:val="22"/>
-                <w:szCs w:val="22"/>
-                <w:color w:val="000000"/>
-              </w:rPr>
-            </w:pPr>
-            <w:r>
-              <w:rPr>
-                <w:rFonts w:ascii="Helvetica" w:hAnsi="Helvetica" w:eastAsia="Helvetica" w:cs="Helvetica"/>
-                <w:i w:val="false"/>
-                <w:b w:val="false"/>
-                <w:u w:val="none"/>
-                <w:sz w:val="22"/>
-                <w:szCs w:val="22"/>
-                <w:color w:val="000000"/>
-              </w:rPr>
-              <w:t xml:space="preserve">0.041</w:t>
+              <w:t xml:space="preserve">-0.17</w:t>
+            </w:r>
+          </w:p>
+        </w:tc>
+        <w:tc>
+          <w:tcPr>
+            <w:tcBorders>
+              <w:bottom w:val="none" w:sz="0" w:space="0" w:color="000000"/>
+              <w:top w:val="none" w:sz="0" w:space="0" w:color="000000"/>
+              <w:left w:val="none" w:sz="0" w:space="0" w:color="000000"/>
+              <w:right w:val="none" w:sz="0" w:space="0" w:color="000000"/>
+            </w:tcBorders>
+            <w:shd w:val="clear" w:color="auto" w:fill="FFFFFF"/>
+            <w:tcMar>
+              <w:top w:w="0" w:type="dxa"/>
+              <w:bottom w:w="0" w:type="dxa"/>
+              <w:left w:w="0" w:type="dxa"/>
+              <w:right w:w="0" w:type="dxa"/>
+            </w:tcMar>
+            <w:vAlign w:val="top"/>
+          </w:tcPr>
+          <w:p>
+            <w:pPr>
+              <w:pStyle w:val="Normal"/>
+              <w:jc w:val="center"/>
+              <w:pBdr>
+                <w:bottom w:val="none" w:sz="0" w:space="0" w:color="000000"/>
+                <w:top w:val="none" w:sz="0" w:space="0" w:color="000000"/>
+                <w:left w:val="none" w:sz="0" w:space="0" w:color="000000"/>
+                <w:right w:val="none" w:sz="0" w:space="0" w:color="000000"/>
+              </w:pBdr>
+              <w:spacing w:after="100" w:before="100" w:line="240"/>
+              <w:ind w:left="100" w:right="100" w:firstLine="0" w:firstLineChars="0"/>
+              <w:rPr>
+                <w:rFonts w:ascii="Helvetica" w:hAnsi="Helvetica" w:eastAsia="Helvetica" w:cs="Helvetica"/>
+                <w:i w:val="false"/>
+                <w:b w:val="false"/>
+                <w:u w:val="none"/>
+                <w:sz w:val="22"/>
+                <w:szCs w:val="22"/>
+                <w:color w:val="000000"/>
+              </w:rPr>
+            </w:pPr>
+            <w:r>
+              <w:rPr>
+                <w:rFonts w:ascii="Helvetica" w:hAnsi="Helvetica" w:eastAsia="Helvetica" w:cs="Helvetica"/>
+                <w:i w:val="false"/>
+                <w:b w:val="false"/>
+                <w:u w:val="none"/>
+                <w:sz w:val="22"/>
+                <w:szCs w:val="22"/>
+                <w:color w:val="000000"/>
+              </w:rPr>
+              <w:t xml:space="preserve">-0.40, 0.06</w:t>
+            </w:r>
+          </w:p>
+        </w:tc>
+        <w:tc>
+          <w:tcPr>
+            <w:tcBorders>
+              <w:bottom w:val="none" w:sz="0" w:space="0" w:color="000000"/>
+              <w:top w:val="none" w:sz="0" w:space="0" w:color="000000"/>
+              <w:left w:val="none" w:sz="0" w:space="0" w:color="000000"/>
+              <w:right w:val="none" w:sz="0" w:space="0" w:color="000000"/>
+            </w:tcBorders>
+            <w:shd w:val="clear" w:color="auto" w:fill="FFFFFF"/>
+            <w:tcMar>
+              <w:top w:w="0" w:type="dxa"/>
+              <w:bottom w:w="0" w:type="dxa"/>
+              <w:left w:w="0" w:type="dxa"/>
+              <w:right w:w="0" w:type="dxa"/>
+            </w:tcMar>
+            <w:vAlign w:val="top"/>
+          </w:tcPr>
+          <w:p>
+            <w:pPr>
+              <w:pStyle w:val="Normal"/>
+              <w:jc w:val="center"/>
+              <w:pBdr>
+                <w:bottom w:val="none" w:sz="0" w:space="0" w:color="000000"/>
+                <w:top w:val="none" w:sz="0" w:space="0" w:color="000000"/>
+                <w:left w:val="none" w:sz="0" w:space="0" w:color="000000"/>
+                <w:right w:val="none" w:sz="0" w:space="0" w:color="000000"/>
+              </w:pBdr>
+              <w:spacing w:after="100" w:before="100" w:line="240"/>
+              <w:ind w:left="100" w:right="100" w:firstLine="0" w:firstLineChars="0"/>
+              <w:rPr>
+                <w:rFonts w:ascii="Helvetica" w:hAnsi="Helvetica" w:eastAsia="Helvetica" w:cs="Helvetica"/>
+                <w:i w:val="false"/>
+                <w:b w:val="false"/>
+                <w:u w:val="none"/>
+                <w:sz w:val="22"/>
+                <w:szCs w:val="22"/>
+                <w:color w:val="000000"/>
+              </w:rPr>
+            </w:pPr>
+            <w:r>
+              <w:rPr>
+                <w:rFonts w:ascii="Helvetica" w:hAnsi="Helvetica" w:eastAsia="Helvetica" w:cs="Helvetica"/>
+                <w:i w:val="false"/>
+                <w:b w:val="false"/>
+                <w:u w:val="none"/>
+                <w:sz w:val="22"/>
+                <w:szCs w:val="22"/>
+                <w:color w:val="000000"/>
+              </w:rPr>
+              <w:t xml:space="preserve">0.155</w:t>
             </w:r>
           </w:p>
         </w:tc>
@@ -17016,113 +17016,113 @@
                 <w:szCs w:val="22"/>
                 <w:color w:val="000000"/>
               </w:rPr>
-              <w:t xml:space="preserve">1.2</w:t>
-            </w:r>
-          </w:p>
-        </w:tc>
-        <w:tc>
-          <w:tcPr>
-            <w:tcBorders>
-              <w:bottom w:val="none" w:sz="0" w:space="0" w:color="000000"/>
-              <w:top w:val="none" w:sz="0" w:space="0" w:color="000000"/>
-              <w:left w:val="none" w:sz="0" w:space="0" w:color="000000"/>
-              <w:right w:val="none" w:sz="0" w:space="0" w:color="000000"/>
-            </w:tcBorders>
-            <w:shd w:val="clear" w:color="auto" w:fill="FFFFFF"/>
-            <w:tcMar>
-              <w:top w:w="0" w:type="dxa"/>
-              <w:bottom w:w="0" w:type="dxa"/>
-              <w:left w:w="0" w:type="dxa"/>
-              <w:right w:w="0" w:type="dxa"/>
-            </w:tcMar>
-            <w:vAlign w:val="top"/>
-          </w:tcPr>
-          <w:p>
-            <w:pPr>
-              <w:pStyle w:val="Normal"/>
-              <w:jc w:val="center"/>
-              <w:pBdr>
-                <w:bottom w:val="none" w:sz="0" w:space="0" w:color="000000"/>
-                <w:top w:val="none" w:sz="0" w:space="0" w:color="000000"/>
-                <w:left w:val="none" w:sz="0" w:space="0" w:color="000000"/>
-                <w:right w:val="none" w:sz="0" w:space="0" w:color="000000"/>
-              </w:pBdr>
-              <w:spacing w:after="100" w:before="100" w:line="240"/>
-              <w:ind w:left="100" w:right="100" w:firstLine="0" w:firstLineChars="0"/>
-              <w:rPr>
-                <w:rFonts w:ascii="Helvetica" w:hAnsi="Helvetica" w:eastAsia="Helvetica" w:cs="Helvetica"/>
-                <w:i w:val="false"/>
-                <w:b w:val="false"/>
-                <w:u w:val="none"/>
-                <w:sz w:val="22"/>
-                <w:szCs w:val="22"/>
-                <w:color w:val="000000"/>
-              </w:rPr>
-            </w:pPr>
-            <w:r>
-              <w:rPr>
-                <w:rFonts w:ascii="Helvetica" w:hAnsi="Helvetica" w:eastAsia="Helvetica" w:cs="Helvetica"/>
-                <w:i w:val="false"/>
-                <w:b w:val="false"/>
-                <w:u w:val="none"/>
-                <w:sz w:val="22"/>
-                <w:szCs w:val="22"/>
-                <w:color w:val="000000"/>
-              </w:rPr>
-              <w:t xml:space="preserve">-1.7, 4.1</w:t>
-            </w:r>
-          </w:p>
-        </w:tc>
-        <w:tc>
-          <w:tcPr>
-            <w:tcBorders>
-              <w:bottom w:val="none" w:sz="0" w:space="0" w:color="000000"/>
-              <w:top w:val="none" w:sz="0" w:space="0" w:color="000000"/>
-              <w:left w:val="none" w:sz="0" w:space="0" w:color="000000"/>
-              <w:right w:val="none" w:sz="0" w:space="0" w:color="000000"/>
-            </w:tcBorders>
-            <w:shd w:val="clear" w:color="auto" w:fill="FFFFFF"/>
-            <w:tcMar>
-              <w:top w:w="0" w:type="dxa"/>
-              <w:bottom w:w="0" w:type="dxa"/>
-              <w:left w:w="0" w:type="dxa"/>
-              <w:right w:w="0" w:type="dxa"/>
-            </w:tcMar>
-            <w:vAlign w:val="top"/>
-          </w:tcPr>
-          <w:p>
-            <w:pPr>
-              <w:pStyle w:val="Normal"/>
-              <w:jc w:val="center"/>
-              <w:pBdr>
-                <w:bottom w:val="none" w:sz="0" w:space="0" w:color="000000"/>
-                <w:top w:val="none" w:sz="0" w:space="0" w:color="000000"/>
-                <w:left w:val="none" w:sz="0" w:space="0" w:color="000000"/>
-                <w:right w:val="none" w:sz="0" w:space="0" w:color="000000"/>
-              </w:pBdr>
-              <w:spacing w:after="100" w:before="100" w:line="240"/>
-              <w:ind w:left="100" w:right="100" w:firstLine="0" w:firstLineChars="0"/>
-              <w:rPr>
-                <w:rFonts w:ascii="Helvetica" w:hAnsi="Helvetica" w:eastAsia="Helvetica" w:cs="Helvetica"/>
-                <w:i w:val="false"/>
-                <w:b w:val="false"/>
-                <w:u w:val="none"/>
-                <w:sz w:val="22"/>
-                <w:szCs w:val="22"/>
-                <w:color w:val="000000"/>
-              </w:rPr>
-            </w:pPr>
-            <w:r>
-              <w:rPr>
-                <w:rFonts w:ascii="Helvetica" w:hAnsi="Helvetica" w:eastAsia="Helvetica" w:cs="Helvetica"/>
-                <w:i w:val="false"/>
-                <w:b w:val="false"/>
-                <w:u w:val="none"/>
-                <w:sz w:val="22"/>
-                <w:szCs w:val="22"/>
-                <w:color w:val="000000"/>
-              </w:rPr>
-              <w:t xml:space="preserve">0.404</w:t>
+              <w:t xml:space="preserve">0.97</w:t>
+            </w:r>
+          </w:p>
+        </w:tc>
+        <w:tc>
+          <w:tcPr>
+            <w:tcBorders>
+              <w:bottom w:val="none" w:sz="0" w:space="0" w:color="000000"/>
+              <w:top w:val="none" w:sz="0" w:space="0" w:color="000000"/>
+              <w:left w:val="none" w:sz="0" w:space="0" w:color="000000"/>
+              <w:right w:val="none" w:sz="0" w:space="0" w:color="000000"/>
+            </w:tcBorders>
+            <w:shd w:val="clear" w:color="auto" w:fill="FFFFFF"/>
+            <w:tcMar>
+              <w:top w:w="0" w:type="dxa"/>
+              <w:bottom w:w="0" w:type="dxa"/>
+              <w:left w:w="0" w:type="dxa"/>
+              <w:right w:w="0" w:type="dxa"/>
+            </w:tcMar>
+            <w:vAlign w:val="top"/>
+          </w:tcPr>
+          <w:p>
+            <w:pPr>
+              <w:pStyle w:val="Normal"/>
+              <w:jc w:val="center"/>
+              <w:pBdr>
+                <w:bottom w:val="none" w:sz="0" w:space="0" w:color="000000"/>
+                <w:top w:val="none" w:sz="0" w:space="0" w:color="000000"/>
+                <w:left w:val="none" w:sz="0" w:space="0" w:color="000000"/>
+                <w:right w:val="none" w:sz="0" w:space="0" w:color="000000"/>
+              </w:pBdr>
+              <w:spacing w:after="100" w:before="100" w:line="240"/>
+              <w:ind w:left="100" w:right="100" w:firstLine="0" w:firstLineChars="0"/>
+              <w:rPr>
+                <w:rFonts w:ascii="Helvetica" w:hAnsi="Helvetica" w:eastAsia="Helvetica" w:cs="Helvetica"/>
+                <w:i w:val="false"/>
+                <w:b w:val="false"/>
+                <w:u w:val="none"/>
+                <w:sz w:val="22"/>
+                <w:szCs w:val="22"/>
+                <w:color w:val="000000"/>
+              </w:rPr>
+            </w:pPr>
+            <w:r>
+              <w:rPr>
+                <w:rFonts w:ascii="Helvetica" w:hAnsi="Helvetica" w:eastAsia="Helvetica" w:cs="Helvetica"/>
+                <w:i w:val="false"/>
+                <w:b w:val="false"/>
+                <w:u w:val="none"/>
+                <w:sz w:val="22"/>
+                <w:szCs w:val="22"/>
+                <w:color w:val="000000"/>
+              </w:rPr>
+              <w:t xml:space="preserve">-1.9, 3.8</w:t>
+            </w:r>
+          </w:p>
+        </w:tc>
+        <w:tc>
+          <w:tcPr>
+            <w:tcBorders>
+              <w:bottom w:val="none" w:sz="0" w:space="0" w:color="000000"/>
+              <w:top w:val="none" w:sz="0" w:space="0" w:color="000000"/>
+              <w:left w:val="none" w:sz="0" w:space="0" w:color="000000"/>
+              <w:right w:val="none" w:sz="0" w:space="0" w:color="000000"/>
+            </w:tcBorders>
+            <w:shd w:val="clear" w:color="auto" w:fill="FFFFFF"/>
+            <w:tcMar>
+              <w:top w:w="0" w:type="dxa"/>
+              <w:bottom w:w="0" w:type="dxa"/>
+              <w:left w:w="0" w:type="dxa"/>
+              <w:right w:w="0" w:type="dxa"/>
+            </w:tcMar>
+            <w:vAlign w:val="top"/>
+          </w:tcPr>
+          <w:p>
+            <w:pPr>
+              <w:pStyle w:val="Normal"/>
+              <w:jc w:val="center"/>
+              <w:pBdr>
+                <w:bottom w:val="none" w:sz="0" w:space="0" w:color="000000"/>
+                <w:top w:val="none" w:sz="0" w:space="0" w:color="000000"/>
+                <w:left w:val="none" w:sz="0" w:space="0" w:color="000000"/>
+                <w:right w:val="none" w:sz="0" w:space="0" w:color="000000"/>
+              </w:pBdr>
+              <w:spacing w:after="100" w:before="100" w:line="240"/>
+              <w:ind w:left="100" w:right="100" w:firstLine="0" w:firstLineChars="0"/>
+              <w:rPr>
+                <w:rFonts w:ascii="Helvetica" w:hAnsi="Helvetica" w:eastAsia="Helvetica" w:cs="Helvetica"/>
+                <w:i w:val="false"/>
+                <w:b w:val="false"/>
+                <w:u w:val="none"/>
+                <w:sz w:val="22"/>
+                <w:szCs w:val="22"/>
+                <w:color w:val="000000"/>
+              </w:rPr>
+            </w:pPr>
+            <w:r>
+              <w:rPr>
+                <w:rFonts w:ascii="Helvetica" w:hAnsi="Helvetica" w:eastAsia="Helvetica" w:cs="Helvetica"/>
+                <w:i w:val="false"/>
+                <w:b w:val="false"/>
+                <w:u w:val="none"/>
+                <w:sz w:val="22"/>
+                <w:szCs w:val="22"/>
+                <w:color w:val="000000"/>
+              </w:rPr>
+              <w:t xml:space="preserve">0.508</w:t>
             </w:r>
           </w:p>
         </w:tc>
@@ -17499,113 +17499,113 @@
                 <w:szCs w:val="22"/>
                 <w:color w:val="000000"/>
               </w:rPr>
-              <w:t xml:space="preserve">-0.38</w:t>
-            </w:r>
-          </w:p>
-        </w:tc>
-        <w:tc>
-          <w:tcPr>
-            <w:tcBorders>
-              <w:bottom w:val="none" w:sz="0" w:space="0" w:color="000000"/>
-              <w:top w:val="none" w:sz="0" w:space="0" w:color="000000"/>
-              <w:left w:val="none" w:sz="0" w:space="0" w:color="000000"/>
-              <w:right w:val="none" w:sz="0" w:space="0" w:color="000000"/>
-            </w:tcBorders>
-            <w:shd w:val="clear" w:color="auto" w:fill="FFFFFF"/>
-            <w:tcMar>
-              <w:top w:w="0" w:type="dxa"/>
-              <w:bottom w:w="0" w:type="dxa"/>
-              <w:left w:w="0" w:type="dxa"/>
-              <w:right w:w="0" w:type="dxa"/>
-            </w:tcMar>
-            <w:vAlign w:val="top"/>
-          </w:tcPr>
-          <w:p>
-            <w:pPr>
-              <w:pStyle w:val="Normal"/>
-              <w:jc w:val="center"/>
-              <w:pBdr>
-                <w:bottom w:val="none" w:sz="0" w:space="0" w:color="000000"/>
-                <w:top w:val="none" w:sz="0" w:space="0" w:color="000000"/>
-                <w:left w:val="none" w:sz="0" w:space="0" w:color="000000"/>
-                <w:right w:val="none" w:sz="0" w:space="0" w:color="000000"/>
-              </w:pBdr>
-              <w:spacing w:after="100" w:before="100" w:line="240"/>
-              <w:ind w:left="100" w:right="100" w:firstLine="0" w:firstLineChars="0"/>
-              <w:rPr>
-                <w:rFonts w:ascii="Helvetica" w:hAnsi="Helvetica" w:eastAsia="Helvetica" w:cs="Helvetica"/>
-                <w:i w:val="false"/>
-                <w:b w:val="false"/>
-                <w:u w:val="none"/>
-                <w:sz w:val="22"/>
-                <w:szCs w:val="22"/>
-                <w:color w:val="000000"/>
-              </w:rPr>
-            </w:pPr>
-            <w:r>
-              <w:rPr>
-                <w:rFonts w:ascii="Helvetica" w:hAnsi="Helvetica" w:eastAsia="Helvetica" w:cs="Helvetica"/>
-                <w:i w:val="false"/>
-                <w:b w:val="false"/>
-                <w:u w:val="none"/>
-                <w:sz w:val="22"/>
-                <w:szCs w:val="22"/>
-                <w:color w:val="000000"/>
-              </w:rPr>
-              <w:t xml:space="preserve">-8.0, 7.3</w:t>
-            </w:r>
-          </w:p>
-        </w:tc>
-        <w:tc>
-          <w:tcPr>
-            <w:tcBorders>
-              <w:bottom w:val="none" w:sz="0" w:space="0" w:color="000000"/>
-              <w:top w:val="none" w:sz="0" w:space="0" w:color="000000"/>
-              <w:left w:val="none" w:sz="0" w:space="0" w:color="000000"/>
-              <w:right w:val="none" w:sz="0" w:space="0" w:color="000000"/>
-            </w:tcBorders>
-            <w:shd w:val="clear" w:color="auto" w:fill="FFFFFF"/>
-            <w:tcMar>
-              <w:top w:w="0" w:type="dxa"/>
-              <w:bottom w:w="0" w:type="dxa"/>
-              <w:left w:w="0" w:type="dxa"/>
-              <w:right w:w="0" w:type="dxa"/>
-            </w:tcMar>
-            <w:vAlign w:val="top"/>
-          </w:tcPr>
-          <w:p>
-            <w:pPr>
-              <w:pStyle w:val="Normal"/>
-              <w:jc w:val="center"/>
-              <w:pBdr>
-                <w:bottom w:val="none" w:sz="0" w:space="0" w:color="000000"/>
-                <w:top w:val="none" w:sz="0" w:space="0" w:color="000000"/>
-                <w:left w:val="none" w:sz="0" w:space="0" w:color="000000"/>
-                <w:right w:val="none" w:sz="0" w:space="0" w:color="000000"/>
-              </w:pBdr>
-              <w:spacing w:after="100" w:before="100" w:line="240"/>
-              <w:ind w:left="100" w:right="100" w:firstLine="0" w:firstLineChars="0"/>
-              <w:rPr>
-                <w:rFonts w:ascii="Helvetica" w:hAnsi="Helvetica" w:eastAsia="Helvetica" w:cs="Helvetica"/>
-                <w:i w:val="false"/>
-                <w:b w:val="false"/>
-                <w:u w:val="none"/>
-                <w:sz w:val="22"/>
-                <w:szCs w:val="22"/>
-                <w:color w:val="000000"/>
-              </w:rPr>
-            </w:pPr>
-            <w:r>
-              <w:rPr>
-                <w:rFonts w:ascii="Helvetica" w:hAnsi="Helvetica" w:eastAsia="Helvetica" w:cs="Helvetica"/>
-                <w:i w:val="false"/>
-                <w:b w:val="false"/>
-                <w:u w:val="none"/>
-                <w:sz w:val="22"/>
-                <w:szCs w:val="22"/>
-                <w:color w:val="000000"/>
-              </w:rPr>
-              <w:t xml:space="preserve">0.923</w:t>
+              <w:t xml:space="preserve">0.00</w:t>
+            </w:r>
+          </w:p>
+        </w:tc>
+        <w:tc>
+          <w:tcPr>
+            <w:tcBorders>
+              <w:bottom w:val="none" w:sz="0" w:space="0" w:color="000000"/>
+              <w:top w:val="none" w:sz="0" w:space="0" w:color="000000"/>
+              <w:left w:val="none" w:sz="0" w:space="0" w:color="000000"/>
+              <w:right w:val="none" w:sz="0" w:space="0" w:color="000000"/>
+            </w:tcBorders>
+            <w:shd w:val="clear" w:color="auto" w:fill="FFFFFF"/>
+            <w:tcMar>
+              <w:top w:w="0" w:type="dxa"/>
+              <w:bottom w:w="0" w:type="dxa"/>
+              <w:left w:w="0" w:type="dxa"/>
+              <w:right w:w="0" w:type="dxa"/>
+            </w:tcMar>
+            <w:vAlign w:val="top"/>
+          </w:tcPr>
+          <w:p>
+            <w:pPr>
+              <w:pStyle w:val="Normal"/>
+              <w:jc w:val="center"/>
+              <w:pBdr>
+                <w:bottom w:val="none" w:sz="0" w:space="0" w:color="000000"/>
+                <w:top w:val="none" w:sz="0" w:space="0" w:color="000000"/>
+                <w:left w:val="none" w:sz="0" w:space="0" w:color="000000"/>
+                <w:right w:val="none" w:sz="0" w:space="0" w:color="000000"/>
+              </w:pBdr>
+              <w:spacing w:after="100" w:before="100" w:line="240"/>
+              <w:ind w:left="100" w:right="100" w:firstLine="0" w:firstLineChars="0"/>
+              <w:rPr>
+                <w:rFonts w:ascii="Helvetica" w:hAnsi="Helvetica" w:eastAsia="Helvetica" w:cs="Helvetica"/>
+                <w:i w:val="false"/>
+                <w:b w:val="false"/>
+                <w:u w:val="none"/>
+                <w:sz w:val="22"/>
+                <w:szCs w:val="22"/>
+                <w:color w:val="000000"/>
+              </w:rPr>
+            </w:pPr>
+            <w:r>
+              <w:rPr>
+                <w:rFonts w:ascii="Helvetica" w:hAnsi="Helvetica" w:eastAsia="Helvetica" w:cs="Helvetica"/>
+                <w:i w:val="false"/>
+                <w:b w:val="false"/>
+                <w:u w:val="none"/>
+                <w:sz w:val="22"/>
+                <w:szCs w:val="22"/>
+                <w:color w:val="000000"/>
+              </w:rPr>
+              <w:t xml:space="preserve">-7.7, 7.7</w:t>
+            </w:r>
+          </w:p>
+        </w:tc>
+        <w:tc>
+          <w:tcPr>
+            <w:tcBorders>
+              <w:bottom w:val="none" w:sz="0" w:space="0" w:color="000000"/>
+              <w:top w:val="none" w:sz="0" w:space="0" w:color="000000"/>
+              <w:left w:val="none" w:sz="0" w:space="0" w:color="000000"/>
+              <w:right w:val="none" w:sz="0" w:space="0" w:color="000000"/>
+            </w:tcBorders>
+            <w:shd w:val="clear" w:color="auto" w:fill="FFFFFF"/>
+            <w:tcMar>
+              <w:top w:w="0" w:type="dxa"/>
+              <w:bottom w:w="0" w:type="dxa"/>
+              <w:left w:w="0" w:type="dxa"/>
+              <w:right w:w="0" w:type="dxa"/>
+            </w:tcMar>
+            <w:vAlign w:val="top"/>
+          </w:tcPr>
+          <w:p>
+            <w:pPr>
+              <w:pStyle w:val="Normal"/>
+              <w:jc w:val="center"/>
+              <w:pBdr>
+                <w:bottom w:val="none" w:sz="0" w:space="0" w:color="000000"/>
+                <w:top w:val="none" w:sz="0" w:space="0" w:color="000000"/>
+                <w:left w:val="none" w:sz="0" w:space="0" w:color="000000"/>
+                <w:right w:val="none" w:sz="0" w:space="0" w:color="000000"/>
+              </w:pBdr>
+              <w:spacing w:after="100" w:before="100" w:line="240"/>
+              <w:ind w:left="100" w:right="100" w:firstLine="0" w:firstLineChars="0"/>
+              <w:rPr>
+                <w:rFonts w:ascii="Helvetica" w:hAnsi="Helvetica" w:eastAsia="Helvetica" w:cs="Helvetica"/>
+                <w:i w:val="false"/>
+                <w:b w:val="false"/>
+                <w:u w:val="none"/>
+                <w:sz w:val="22"/>
+                <w:szCs w:val="22"/>
+                <w:color w:val="000000"/>
+              </w:rPr>
+            </w:pPr>
+            <w:r>
+              <w:rPr>
+                <w:rFonts w:ascii="Helvetica" w:hAnsi="Helvetica" w:eastAsia="Helvetica" w:cs="Helvetica"/>
+                <w:i w:val="false"/>
+                <w:b w:val="false"/>
+                <w:u w:val="none"/>
+                <w:sz w:val="22"/>
+                <w:szCs w:val="22"/>
+                <w:color w:val="000000"/>
+              </w:rPr>
+              <w:t xml:space="preserve">&gt;0.999</w:t>
             </w:r>
           </w:p>
         </w:tc>
@@ -17982,120 +17982,120 @@
                 <w:szCs w:val="22"/>
                 <w:color w:val="000000"/>
               </w:rPr>
-              <w:t xml:space="preserve">0.80</w:t>
-            </w:r>
-          </w:p>
-        </w:tc>
-        <w:tc>
-          <w:tcPr>
-            <w:tcBorders>
-              <w:bottom w:val="none" w:sz="0" w:space="0" w:color="000000"/>
-              <w:top w:val="none" w:sz="0" w:space="0" w:color="000000"/>
-              <w:left w:val="none" w:sz="0" w:space="0" w:color="000000"/>
-              <w:right w:val="none" w:sz="0" w:space="0" w:color="000000"/>
-            </w:tcBorders>
-            <w:shd w:val="clear" w:color="auto" w:fill="FFFFFF"/>
-            <w:tcMar>
-              <w:top w:w="0" w:type="dxa"/>
-              <w:bottom w:w="0" w:type="dxa"/>
-              <w:left w:w="0" w:type="dxa"/>
-              <w:right w:w="0" w:type="dxa"/>
-            </w:tcMar>
-            <w:vAlign w:val="top"/>
-          </w:tcPr>
-          <w:p>
-            <w:pPr>
-              <w:pStyle w:val="Normal"/>
-              <w:jc w:val="center"/>
-              <w:pBdr>
-                <w:bottom w:val="none" w:sz="0" w:space="0" w:color="000000"/>
-                <w:top w:val="none" w:sz="0" w:space="0" w:color="000000"/>
-                <w:left w:val="none" w:sz="0" w:space="0" w:color="000000"/>
-                <w:right w:val="none" w:sz="0" w:space="0" w:color="000000"/>
-              </w:pBdr>
-              <w:spacing w:after="100" w:before="100" w:line="240"/>
-              <w:ind w:left="100" w:right="100" w:firstLine="0" w:firstLineChars="0"/>
-              <w:rPr>
-                <w:rFonts w:ascii="Helvetica" w:hAnsi="Helvetica" w:eastAsia="Helvetica" w:cs="Helvetica"/>
-                <w:i w:val="false"/>
-                <w:b w:val="false"/>
-                <w:u w:val="none"/>
-                <w:sz w:val="22"/>
-                <w:szCs w:val="22"/>
-                <w:color w:val="000000"/>
-              </w:rPr>
-            </w:pPr>
-            <w:r>
-              <w:rPr>
-                <w:rFonts w:ascii="Helvetica" w:hAnsi="Helvetica" w:eastAsia="Helvetica" w:cs="Helvetica"/>
-                <w:i w:val="false"/>
-                <w:b w:val="false"/>
-                <w:u w:val="none"/>
-                <w:sz w:val="22"/>
-                <w:szCs w:val="22"/>
-                <w:color w:val="000000"/>
-              </w:rPr>
-              <w:t xml:space="preserve">-2.5, 4.1</w:t>
-            </w:r>
-          </w:p>
-        </w:tc>
-        <w:tc>
-          <w:tcPr>
-            <w:tcBorders>
-              <w:bottom w:val="none" w:sz="0" w:space="0" w:color="000000"/>
-              <w:top w:val="none" w:sz="0" w:space="0" w:color="000000"/>
-              <w:left w:val="none" w:sz="0" w:space="0" w:color="000000"/>
-              <w:right w:val="none" w:sz="0" w:space="0" w:color="000000"/>
-            </w:tcBorders>
-            <w:shd w:val="clear" w:color="auto" w:fill="FFFFFF"/>
-            <w:tcMar>
-              <w:top w:w="0" w:type="dxa"/>
-              <w:bottom w:w="0" w:type="dxa"/>
-              <w:left w:w="0" w:type="dxa"/>
-              <w:right w:w="0" w:type="dxa"/>
-            </w:tcMar>
-            <w:vAlign w:val="top"/>
-          </w:tcPr>
-          <w:p>
-            <w:pPr>
-              <w:pStyle w:val="Normal"/>
-              <w:jc w:val="center"/>
-              <w:pBdr>
-                <w:bottom w:val="none" w:sz="0" w:space="0" w:color="000000"/>
-                <w:top w:val="none" w:sz="0" w:space="0" w:color="000000"/>
-                <w:left w:val="none" w:sz="0" w:space="0" w:color="000000"/>
-                <w:right w:val="none" w:sz="0" w:space="0" w:color="000000"/>
-              </w:pBdr>
-              <w:spacing w:after="100" w:before="100" w:line="240"/>
-              <w:ind w:left="100" w:right="100" w:firstLine="0" w:firstLineChars="0"/>
-              <w:rPr>
-                <w:rFonts w:ascii="Helvetica" w:hAnsi="Helvetica" w:eastAsia="Helvetica" w:cs="Helvetica"/>
-                <w:i w:val="false"/>
-                <w:b w:val="false"/>
-                <w:u w:val="none"/>
-                <w:sz w:val="22"/>
-                <w:szCs w:val="22"/>
-                <w:color w:val="000000"/>
-              </w:rPr>
-            </w:pPr>
-            <w:r>
-              <w:rPr>
-                <w:rFonts w:ascii="Helvetica" w:hAnsi="Helvetica" w:eastAsia="Helvetica" w:cs="Helvetica"/>
-                <w:i w:val="false"/>
-                <w:b w:val="false"/>
-                <w:u w:val="none"/>
-                <w:sz w:val="22"/>
-                <w:szCs w:val="22"/>
-                <w:color w:val="000000"/>
-              </w:rPr>
-              <w:t xml:space="preserve">0.640</w:t>
+              <w:t xml:space="preserve">0.90</w:t>
+            </w:r>
+          </w:p>
+        </w:tc>
+        <w:tc>
+          <w:tcPr>
+            <w:tcBorders>
+              <w:bottom w:val="none" w:sz="0" w:space="0" w:color="000000"/>
+              <w:top w:val="none" w:sz="0" w:space="0" w:color="000000"/>
+              <w:left w:val="none" w:sz="0" w:space="0" w:color="000000"/>
+              <w:right w:val="none" w:sz="0" w:space="0" w:color="000000"/>
+            </w:tcBorders>
+            <w:shd w:val="clear" w:color="auto" w:fill="FFFFFF"/>
+            <w:tcMar>
+              <w:top w:w="0" w:type="dxa"/>
+              <w:bottom w:w="0" w:type="dxa"/>
+              <w:left w:w="0" w:type="dxa"/>
+              <w:right w:w="0" w:type="dxa"/>
+            </w:tcMar>
+            <w:vAlign w:val="top"/>
+          </w:tcPr>
+          <w:p>
+            <w:pPr>
+              <w:pStyle w:val="Normal"/>
+              <w:jc w:val="center"/>
+              <w:pBdr>
+                <w:bottom w:val="none" w:sz="0" w:space="0" w:color="000000"/>
+                <w:top w:val="none" w:sz="0" w:space="0" w:color="000000"/>
+                <w:left w:val="none" w:sz="0" w:space="0" w:color="000000"/>
+                <w:right w:val="none" w:sz="0" w:space="0" w:color="000000"/>
+              </w:pBdr>
+              <w:spacing w:after="100" w:before="100" w:line="240"/>
+              <w:ind w:left="100" w:right="100" w:firstLine="0" w:firstLineChars="0"/>
+              <w:rPr>
+                <w:rFonts w:ascii="Helvetica" w:hAnsi="Helvetica" w:eastAsia="Helvetica" w:cs="Helvetica"/>
+                <w:i w:val="false"/>
+                <w:b w:val="false"/>
+                <w:u w:val="none"/>
+                <w:sz w:val="22"/>
+                <w:szCs w:val="22"/>
+                <w:color w:val="000000"/>
+              </w:rPr>
+            </w:pPr>
+            <w:r>
+              <w:rPr>
+                <w:rFonts w:ascii="Helvetica" w:hAnsi="Helvetica" w:eastAsia="Helvetica" w:cs="Helvetica"/>
+                <w:i w:val="false"/>
+                <w:b w:val="false"/>
+                <w:u w:val="none"/>
+                <w:sz w:val="22"/>
+                <w:szCs w:val="22"/>
+                <w:color w:val="000000"/>
+              </w:rPr>
+              <w:t xml:space="preserve">-2.5, 4.3</w:t>
+            </w:r>
+          </w:p>
+        </w:tc>
+        <w:tc>
+          <w:tcPr>
+            <w:tcBorders>
+              <w:bottom w:val="none" w:sz="0" w:space="0" w:color="000000"/>
+              <w:top w:val="none" w:sz="0" w:space="0" w:color="000000"/>
+              <w:left w:val="none" w:sz="0" w:space="0" w:color="000000"/>
+              <w:right w:val="none" w:sz="0" w:space="0" w:color="000000"/>
+            </w:tcBorders>
+            <w:shd w:val="clear" w:color="auto" w:fill="FFFFFF"/>
+            <w:tcMar>
+              <w:top w:w="0" w:type="dxa"/>
+              <w:bottom w:w="0" w:type="dxa"/>
+              <w:left w:w="0" w:type="dxa"/>
+              <w:right w:w="0" w:type="dxa"/>
+            </w:tcMar>
+            <w:vAlign w:val="top"/>
+          </w:tcPr>
+          <w:p>
+            <w:pPr>
+              <w:pStyle w:val="Normal"/>
+              <w:jc w:val="center"/>
+              <w:pBdr>
+                <w:bottom w:val="none" w:sz="0" w:space="0" w:color="000000"/>
+                <w:top w:val="none" w:sz="0" w:space="0" w:color="000000"/>
+                <w:left w:val="none" w:sz="0" w:space="0" w:color="000000"/>
+                <w:right w:val="none" w:sz="0" w:space="0" w:color="000000"/>
+              </w:pBdr>
+              <w:spacing w:after="100" w:before="100" w:line="240"/>
+              <w:ind w:left="100" w:right="100" w:firstLine="0" w:firstLineChars="0"/>
+              <w:rPr>
+                <w:rFonts w:ascii="Helvetica" w:hAnsi="Helvetica" w:eastAsia="Helvetica" w:cs="Helvetica"/>
+                <w:i w:val="false"/>
+                <w:b w:val="false"/>
+                <w:u w:val="none"/>
+                <w:sz w:val="22"/>
+                <w:szCs w:val="22"/>
+                <w:color w:val="000000"/>
+              </w:rPr>
+            </w:pPr>
+            <w:r>
+              <w:rPr>
+                <w:rFonts w:ascii="Helvetica" w:hAnsi="Helvetica" w:eastAsia="Helvetica" w:cs="Helvetica"/>
+                <w:i w:val="false"/>
+                <w:b w:val="false"/>
+                <w:u w:val="none"/>
+                <w:sz w:val="22"/>
+                <w:szCs w:val="22"/>
+                <w:color w:val="000000"/>
+              </w:rPr>
+              <w:t xml:space="preserve">0.598</w:t>
             </w:r>
           </w:p>
         </w:tc>
       </w:tr>
       <w:tr>
         <w:trPr>
-          <w:trHeight w:val="598" w:hRule="auto"/>
+          <w:trHeight w:val="619" w:hRule="auto"/>
         </w:trPr>
         body37
         <w:tc>
@@ -18147,7 +18147,7 @@
                 <w:szCs w:val="22"/>
                 <w:color w:val="000000"/>
               </w:rPr>
-              <w:t xml:space="preserve">cockcroft</w:t>
+              <w:t xml:space="preserve">ckd_epi_gfr_cre_cys</w:t>
             </w:r>
           </w:p>
         </w:tc>
@@ -18253,7 +18253,7 @@
                 <w:szCs w:val="22"/>
                 <w:color w:val="000000"/>
               </w:rPr>
-              <w:t xml:space="preserve">-0.07</w:t>
+              <w:t xml:space="preserve">-0.08</w:t>
             </w:r>
           </w:p>
         </w:tc>
@@ -18306,7 +18306,7 @@
                 <w:szCs w:val="22"/>
                 <w:color w:val="000000"/>
               </w:rPr>
-              <w:t xml:space="preserve">-0.11, -0.03</w:t>
+              <w:t xml:space="preserve">-0.14, -0.02</w:t>
             </w:r>
           </w:p>
         </w:tc>
@@ -18359,7 +18359,7 @@
                 <w:szCs w:val="22"/>
                 <w:color w:val="000000"/>
               </w:rPr>
-              <w:t xml:space="preserve">&lt;0.001</w:t>
+              <w:t xml:space="preserve">0.012</w:t>
             </w:r>
           </w:p>
         </w:tc>
@@ -18465,7 +18465,7 @@
                 <w:szCs w:val="22"/>
                 <w:color w:val="000000"/>
               </w:rPr>
-              <w:t xml:space="preserve">-0.14</w:t>
+              <w:t xml:space="preserve">-0.16</w:t>
             </w:r>
           </w:p>
         </w:tc>
@@ -18518,7 +18518,7 @@
                 <w:szCs w:val="22"/>
                 <w:color w:val="000000"/>
               </w:rPr>
-              <w:t xml:space="preserve">-0.20, -0.08</w:t>
+              <w:t xml:space="preserve">-0.24, -0.08</w:t>
             </w:r>
           </w:p>
         </w:tc>
